--- a/docs/RELATORIO_PRE.docx
+++ b/docs/RELATORIO_PRE.docx
@@ -8,7 +8,7 @@
         <w:jc w:val="center"/>
       </w:pPr>
       <w:r>
-        <w:t>CORO — Divergência de tom entre gestores como sinal quantitativo</w:t>
+        <w:t>CORO: Divergência de tom entre gestores como sinal quantitativo de investimento</w:t>
       </w:r>
     </w:p>
     <w:p>
@@ -38,7 +38,7 @@
         <w:jc w:val="center"/>
       </w:pPr>
       <w:r>
-        <w:t>Repositório (código + dados derivados + replicação em 4 comandos):</w:t>
+        <w:t>Repositório com código, dados e replicação completa:</w:t>
       </w:r>
     </w:p>
     <w:p>
@@ -56,68 +56,9 @@
       </w:pPr>
       <w:r>
         <w:rPr>
-          <w:b/>
           <w:color w:val="555555"/>
         </w:rPr>
-        <w:t>[NOME A CONFIRMAR PELO TIME]</w:t>
-      </w:r>
-      <w:r>
-        <w:rPr>
-          <w:color w:val="555555"/>
-        </w:rPr>
-        <w:t xml:space="preserve"> Em avaliação: </w:t>
-      </w:r>
-      <w:r>
-        <w:rPr>
-          <w:b/>
-          <w:color w:val="555555"/>
-        </w:rPr>
-        <w:t>DESAFINADO</w:t>
-      </w:r>
-      <w:r>
-        <w:rPr>
-          <w:color w:val="555555"/>
-        </w:rPr>
-        <w:t xml:space="preserve"> ("quando a diretoria desafina, o mercado ouve"), </w:t>
-      </w:r>
-      <w:r>
-        <w:rPr>
-          <w:b/>
-          <w:color w:val="555555"/>
-        </w:rPr>
-        <w:t>DISSONA</w:t>
-      </w:r>
-      <w:r>
-        <w:rPr>
-          <w:color w:val="555555"/>
-        </w:rPr>
-        <w:t xml:space="preserve">, </w:t>
-      </w:r>
-      <w:r>
-        <w:rPr>
-          <w:b/>
-          <w:color w:val="555555"/>
-        </w:rPr>
-        <w:t>OUVIDOR</w:t>
-      </w:r>
-      <w:r>
-        <w:rPr>
-          <w:color w:val="555555"/>
-        </w:rPr>
-        <w:t xml:space="preserve"> ou </w:t>
-      </w:r>
-      <w:r>
-        <w:rPr>
-          <w:b/>
-          <w:color w:val="555555"/>
-        </w:rPr>
-        <w:t>CORO</w:t>
-      </w:r>
-      <w:r>
-        <w:rPr>
-          <w:color w:val="555555"/>
-        </w:rPr>
-        <w:t>. Qualquer que seja a escolha, o nome resume a tese em uma imagem: não medimos o tom médio da empresa, e sim o desalinhamento entre as vozes que a representam.</w:t>
+        <w:t>Nome do robô em definição pela equipe (alternativas em avaliação: DESAFINADO, DISSONA, OUVIDOR, CORO). O conceito é único: o robô não mede o tom médio da empresa, e sim o desalinhamento entre as vozes que a representam.</w:t>
       </w:r>
     </w:p>
     <w:p>
@@ -133,7 +74,12 @@
         <w:pStyle w:val="Heading2"/>
       </w:pPr>
       <w:r>
-        <w:t>Resumo executivo — a história em uma página</w:t>
+        <w:t>Resumo</w:t>
+      </w:r>
+    </w:p>
+    <w:p>
+      <w:r>
+        <w:t>Este trabalho constrói e valida um sinal quantitativo extraído das teleconferências de resultados: a divergência de tom entre os executivos da mesma empresa (Tone Distance, TD). Processamos 33.362 transcrições de calls de 685 empresas do S&amp;P 500 (2005 a 2025) com um pipeline próprio que combina classificação de papéis por LLM e dois medidores independentes de tom (dicionário Loughran-McDonald e o modelo neural FinBERT). Os testes em painel confirmam a hipótese central: maior divergência de tom está associada a retorno anormal menor no anúncio (t até −2,9), a retornos maiores nos meses seguintes (t=+2,1) e a maior imprevisibilidade do lucro do trimestre seguinte (t=+3,58 na previsão fora da amostra). A estratégia derivada do sinal, uma carteira mensal com as 10 empresas de maior TD, rendeu +20,4% ao ano contra +13,2% do S&amp;P 500 em 199 meses, com excesso estatisticamente significativo (t=2,60). A hipótese de previsão de risco não sobreviveu aos testes de robustez e foi descartada, decisão que documenta o rigor do processo de validação. Todos os resultados são reproduzíveis a partir do repositório público com 4 comandos.</w:t>
       </w:r>
     </w:p>
     <w:p>
@@ -141,103 +87,10 @@
         <w:rPr>
           <w:b/>
         </w:rPr>
-        <w:t>O ponto de partida.</w:t>
+        <w:t>Palavras-chave:</w:t>
       </w:r>
       <w:r>
-        <w:t xml:space="preserve"> Numa teleconferência de resultados, a empresa ensaia uma mensagem única — mas várias vozes a entregam: CEO, CFO, diretores. A tese deste trabalho é que, quando essas vozes desafinam entre si, isso é informação: desacordo interno e incerteza que a mensagem oficial tenta uniformizar, mas que o Q&amp;A ao vivo não deixa esconder. Essa divergência tem medida (a </w:t>
-      </w:r>
-      <w:r>
-        <w:rPr>
-          <w:b/>
-        </w:rPr>
-        <w:t>Tone Distance</w:t>
-      </w:r>
-      <w:r>
-        <w:t xml:space="preserve"> de Angelo et al., 2025) e, mostramos, tem preço. Replicamos o artigo do zero no S&amp;P 500 — 33.362 calls, 685 empresas, 2005–2025, dados 100% públicos — com uma única inovação deliberada: um segundo medidor de tom, o modelo neural FinBERT, ao lado do dicionário Loughran-McDonald do artigo.</w:t>
-      </w:r>
-    </w:p>
-    <w:p>
-      <w:r>
-        <w:rPr>
-          <w:b/>
-        </w:rPr>
-        <w:t>O que encontramos, em três atos.</w:t>
-      </w:r>
-      <w:r>
-        <w:t xml:space="preserve"> </w:t>
-      </w:r>
-      <w:r>
-        <w:rPr>
-          <w:i/>
-        </w:rPr>
-        <w:t>Primeiro:</w:t>
-      </w:r>
-      <w:r>
-        <w:t xml:space="preserve"> a hipótese central replica — o mercado penaliza no anúncio a empresa cujos gestores divergem (t até −2,9, e o resultado sobrevive à troca completa do sensor de tom). No caminho, um achado próprio: a fórmula do artigo admite duas leituras, e diagnosticar qual delas separa sinal de ruído (o peso de fala de cada gestor) virou contribuição metodológica. </w:t>
-      </w:r>
-      <w:r>
-        <w:rPr>
-          <w:i/>
-        </w:rPr>
-        <w:t>Segundo:</w:t>
-      </w:r>
-      <w:r>
-        <w:t xml:space="preserve"> a tese vira carteira — comprar todo mês as 10 empresas de maior Tone Distance rendeu </w:t>
-      </w:r>
-      <w:r>
-        <w:rPr>
-          <w:b/>
-        </w:rPr>
-        <w:t>+20,4% ao ano contra +13,2% do S&amp;P 500</w:t>
-      </w:r>
-      <w:r>
-        <w:t xml:space="preserve"> em 16 anos e meio (excesso com t=2,60), com a leitura honesta de que parte disso é o equal-weight e o tilt próprio da seleção (+3,6% a.a. sobre o universo equivalente) é consistente em todos os subperíodos, mas não significativo com só 10 nomes. </w:t>
-      </w:r>
-      <w:r>
-        <w:rPr>
-          <w:i/>
-        </w:rPr>
-        <w:t>Terceiro:</w:t>
-      </w:r>
-      <w:r>
-        <w:t xml:space="preserve"> o sinal prevê a </w:t>
-      </w:r>
-      <w:r>
-        <w:rPr>
-          <w:b/>
-        </w:rPr>
-        <w:t>incerteza do próximo balanço</w:t>
-      </w:r>
-      <w:r>
-        <w:t xml:space="preserve"> (t=+3,58, nosso resultado prospectivo mais forte) — divergência hoje antecipa surpresa de lucro grande no trimestre seguinte.</w:t>
-      </w:r>
-    </w:p>
-    <w:p>
-      <w:r>
-        <w:rPr>
-          <w:b/>
-        </w:rPr>
-        <w:t>O que o trabalho descarta — e por que isso vale tanto quanto o que valida.</w:t>
-      </w:r>
-      <w:r>
-        <w:t xml:space="preserve"> Das três hipóteses do artigo, a de risco (H2) morre na validação temporal: verdadeira como descrição, vazia como sinal. O detalhe central: em amostra cheia, as </w:t>
-      </w:r>
-      <w:r>
-        <w:rPr>
-          <w:b/>
-        </w:rPr>
-        <w:t>três</w:t>
-      </w:r>
-      <w:r>
-        <w:t xml:space="preserve"> hipóteses pareciam confirmadas em 48 de 48 momentos testados — só separar passado de futuro distingue achado real de miragem estatística. Esse filtro, aplicado sem exceção, é o que sustenta cada número deste relatório; todos saem de scripts versionados num repositório público e se reproduzem em 4 comandos.</w:t>
-      </w:r>
-    </w:p>
-    <w:p>
-      <w:r>
-        <w:rPr>
-          <w:i/>
-        </w:rPr>
-        <w:t>(As seções seguem os critérios do edital: identidade §1, conceito e hipóteses §2, dados e modelagem §3, resultados e validação §4, backtest e estratégia §5, análise crítica §6, conclusão §7, uso de GenAI §8.)</w:t>
+        <w:t xml:space="preserve"> análise de texto; earnings calls; tom gerencial; retornos anormais; FinBERT; estratégia quantitativa.</w:t>
       </w:r>
     </w:p>
     <w:p>
@@ -253,30 +106,67 @@
         <w:pStyle w:val="Heading2"/>
       </w:pPr>
       <w:r>
-        <w:t>1. Identidade do robô</w:t>
+        <w:t>1. Introdução</w:t>
       </w:r>
     </w:p>
     <w:p>
       <w:r>
-        <w:t>O CORO processa a transcrição de cada teleconferência de resultados (</w:t>
+        <w:t>Em uma teleconferência de resultados, a empresa apresenta uma mensagem coordenada, mas quem fala são pessoas: CEO, CFO e diretores respondem a perguntas ao vivo, sem controle total sobre o tom que empregam. Quando os tons desses executivos divergem entre si, a divergência pode revelar informação que a comunicação oficial não captura: desacordo interno, incerteza sobre o trimestre, narrativas que não fecham. A hipótese central deste trabalho é que essa divergência é mensurável e é precificada pelo mercado.</w:t>
       </w:r>
-      <w:r>
-        <w:rPr>
-          <w:i/>
-        </w:rPr>
-        <w:t>earnings call</w:t>
-      </w:r>
-      <w:r>
-        <w:t xml:space="preserve">) e transforma uma pergunta qualitativa — "os executivos da empresa estão alinhados no que dizem?" — em um número: a </w:t>
-      </w:r>
+    </w:p>
+    <w:p>
       <w:r>
         <w:rPr>
           <w:b/>
         </w:rPr>
-        <w:t>Tone Distance</w:t>
+        <w:t>Identidade do robô.</w:t>
       </w:r>
       <w:r>
-        <w:t xml:space="preserve"> (distância de tom), a dispersão do tom entre os gestores que falam na mesma call. A saída é objetiva e operacionalizável: um escore por empresa-trimestre, disponível minutos após a divulgação da transcrição, usável como sinal de seleção e como indicador de risco.</w:t>
+        <w:t xml:space="preserve"> O robô processa a transcrição de cada teleconferência e converte o grau de desalinhamento entre os executivos em um número: a Tone Distance (TD), definida como a dispersão do tom entre os gestores que falam na mesma call. A saída é objetiva e operacional: um escore por empresa-trimestre, disponível minutos após a divulgação da transcrição, utilizável como sinal de seleção de ativos, como condicionante de exposição a eventos e como indicador antecedente de incerteza de resultados. O nome em avaliação pela equipe (DESAFINADO) resume o conceito: o robô não mede o que a empresa diz, mede o quanto as vozes dela desafinam ao dizer.</w:t>
+      </w:r>
+    </w:p>
+    <w:p>
+      <w:r>
+        <w:rPr>
+          <w:b/>
+        </w:rPr>
+        <w:t>Objetivo e hipóteses.</w:t>
+      </w:r>
+      <w:r>
+        <w:t xml:space="preserve"> Testamos três hipóteses sobre a TD, formuladas a partir da literatura e registradas antes dos testes: (H1) maior divergência de tom implica retorno anormal menor no anúncio; (H2) maior divergência implica maior risco realizado após o anúncio; (H3) maior divergência antecipa piora ou imprevisibilidade dos resultados operacionais seguintes. Sobre as hipóteses validadas, construímos e testamos uma estratégia de investimento com custos de transação.</w:t>
+      </w:r>
+    </w:p>
+    <w:p>
+      <w:r>
+        <w:rPr>
+          <w:b/>
+        </w:rPr>
+        <w:t>Principais resultados.</w:t>
+      </w:r>
+      <w:r>
+        <w:t xml:space="preserve"> H1 confirma-se na amostra completa, com o mesmo quadro em dois medidores de tom independentes, o que descarta artefato de instrumento. O sinal também está associado a retornos maiores nos três meses seguintes à call, e H3 produz o resultado preditivo mais forte do projeto: a divergência de hoje antecipa a magnitude da surpresa do lucro do próximo trimestre. A carteira mensal com as 10 empresas de maior TD rendeu +20,4% ao ano contra +13,2% do S&amp;P 500 em 16 anos e meio. H2 não passou nos testes de robustez e foi descartada como sinal.</w:t>
+      </w:r>
+    </w:p>
+    <w:p>
+      <w:r>
+        <w:rPr>
+          <w:b/>
+        </w:rPr>
+        <w:t>Contribuições.</w:t>
+      </w:r>
+      <w:r>
+        <w:t xml:space="preserve"> Três: (i) metodológica, o diagnóstico de como medir a divergência de tom (a ponderação pelo volume de fala de cada gestor separa sinal de ruído, e a troca do dicionário pelo FinBERT confirma o achado); (ii) empírica, a validação independente do fenômeno em universo, dados e código próprios, com a honestidade de descartar a hipótese que não validou; (iii) de infraestrutura, um pipeline integralmente replicável com dados públicos.</w:t>
+      </w:r>
+    </w:p>
+    <w:p>
+      <w:r>
+        <w:rPr>
+          <w:b/>
+        </w:rPr>
+        <w:t>Organização.</w:t>
+      </w:r>
+      <w:r>
+        <w:t xml:space="preserve"> A Seção 2 apresenta a fundamentação teórica e as hipóteses. A Seção 3 descreve dados e metodologia. A Seção 4 reporta os resultados econométricos e a Seção 5 os resultados do backtest. A Seção 6 discute limitações, a Seção 7 conclui e a Seção 8 documenta o uso de IA generativa no processo, critério específico do edital.</w:t>
       </w:r>
     </w:p>
     <w:p>
@@ -284,58 +174,22 @@
         <w:pStyle w:val="Heading2"/>
       </w:pPr>
       <w:r>
-        <w:t>2. Conceito e hipótese (o fenômeno, a justificativa, o teste)</w:t>
+        <w:t>2. Fundamentação teórica e hipóteses</w:t>
       </w:r>
     </w:p>
     <w:p>
       <w:r>
-        <w:rPr>
-          <w:b/>
-        </w:rPr>
-        <w:t>Fenômeno.</w:t>
-      </w:r>
-      <w:r>
-        <w:t xml:space="preserve"> Numa earnings call, a empresa ensaia uma mensagem única, mas vários executivos falam (CEO, CFO, diretores). Quando os tons deles divergem entre si, essa divergência pode revelar informação privada que a mensagem oficial tenta uniformizar: desacordo interno, incerteza sobre o trimestre, narrativas que não fecham.</w:t>
+        <w:t>A literatura de análise textual em finanças mostra que o tom da comunicação corporativa contém informação relevante para preços, e que o mercado extrai mais informação justamente dos componentes que os gestores têm menos capacidade de administrar. Huang, Teoh e Zhang (2014) documentam o gerenciamento de tom em divulgações de resultados; Lee (2016) mostra que o mercado reage à falta de espontaneidade dos gestores em earnings calls; Loughran e McDonald (2011) estabelecem o dicionário de tom específico para finanças que se tornou padrão na área.</w:t>
       </w:r>
     </w:p>
     <w:p>
       <w:r>
-        <w:rPr>
-          <w:b/>
-        </w:rPr>
-        <w:t>Justificativa econômica.</w:t>
-      </w:r>
-      <w:r>
-        <w:t xml:space="preserve"> A literatura de </w:t>
-      </w:r>
-      <w:r>
-        <w:rPr>
-          <w:i/>
-        </w:rPr>
-        <w:t>disclosure</w:t>
-      </w:r>
-      <w:r>
-        <w:t xml:space="preserve"> mostra que o mercado extrai informação do que é mais difícil de gerenciar na comunicação (Huang et al. 2014; Lee 2016). A divergência entre gestores é cara de coordenar em tempo real no Q&amp;A. Angelo, Johnston, Singh e Wan (2025, </w:t>
-      </w:r>
-      <w:r>
-        <w:rPr>
-          <w:i/>
-        </w:rPr>
-        <w:t>The Financial Review</w:t>
-      </w:r>
-      <w:r>
-        <w:t>) formalizam a medida (Tone Distance) e documentam, em ~188 mil calls americanas: retorno anormal negativo no anúncio, risco futuro maior e retorno médio maior nos meses seguintes (compensação pelo risco revelado).</w:t>
+        <w:t>Dentro dessa agenda, Angelo, Johnston, Singh e Wan (2025) propõem uma medida nova: em vez de medir o tom médio da empresa, medir a divergência de tom entre os executivos que falam na mesma call. O argumento econômico é que a mensagem oficial é ensaiada, mas a coordenação fina do tom entre vários oradores em tempo real é custosa, especialmente na sessão de perguntas e respostas. A divergência funciona, assim, como um vazamento de informação privada sobre desacordo e incerteza internos.</w:t>
       </w:r>
     </w:p>
     <w:p>
       <w:r>
-        <w:rPr>
-          <w:b/>
-        </w:rPr>
-        <w:t>Hipóteses testáveis</w:t>
-      </w:r>
-      <w:r>
-        <w:t xml:space="preserve"> (as três do artigo, pré-registradas):</w:t>
+        <w:t>Nosso trabalho parte dessa referência e a submete a um teste independente, com universo, dados e código integralmente próprios, e com uma extensão deliberada: a substituição completa do medidor de tom por um modelo de linguagem neural treinado para finanças (FinBERT; Yang, Uy e Huang, 2020). Se o fenômeno é real, ele deve aparecer nos dois medidores; se é artefato do dicionário, a troca de instrumento o elimina. As hipóteses testadas são:</w:t>
       </w:r>
     </w:p>
     <w:p>
@@ -347,10 +201,15 @@
         <w:rPr>
           <w:b/>
         </w:rPr>
-        <w:t>H1</w:t>
+        <w:t>H1 (precificação):</w:t>
       </w:r>
       <w:r>
-        <w:t>: mais Tone Distance → retorno anormal (CAR) menor no anúncio;</w:t>
+        <w:t xml:space="preserve"> maior Tone Distance está associada a retorno</w:t>
+      </w:r>
+    </w:p>
+    <w:p>
+      <w:r>
+        <w:t xml:space="preserve">  anormal menor na janela do anúncio.</w:t>
       </w:r>
     </w:p>
     <w:p>
@@ -362,10 +221,15 @@
         <w:rPr>
           <w:b/>
         </w:rPr>
-        <w:t>H2</w:t>
+        <w:t>H2 (risco):</w:t>
       </w:r>
       <w:r>
-        <w:t>: mais Tone Distance → mais risco realizado após o anúncio;</w:t>
+        <w:t xml:space="preserve"> maior Tone Distance está associada a maior volatilidade</w:t>
+      </w:r>
+    </w:p>
+    <w:p>
+      <w:r>
+        <w:t xml:space="preserve">  realizada após o anúncio.</w:t>
       </w:r>
     </w:p>
     <w:p>
@@ -377,30 +241,15 @@
         <w:rPr>
           <w:b/>
         </w:rPr>
-        <w:t>H3</w:t>
+        <w:t>H3 (operacional):</w:t>
       </w:r>
       <w:r>
-        <w:t>: mais Tone Distance → piora de resultados operacionais futuros.</w:t>
+        <w:t xml:space="preserve"> maior Tone Distance antecipa piora ou maior</w:t>
       </w:r>
     </w:p>
     <w:p>
       <w:r>
-        <w:rPr>
-          <w:b/>
-        </w:rPr>
-        <w:t>Como testamos.</w:t>
-      </w:r>
-      <w:r>
-        <w:t xml:space="preserve"> Replicação fiel do desenho econométrico do artigo em universo, dados e código próprios — e, como contribuição, a mesma bateria com </w:t>
-      </w:r>
-      <w:r>
-        <w:rPr>
-          <w:b/>
-        </w:rPr>
-        <w:t>dois sensores de tom independentes</w:t>
-      </w:r>
-      <w:r>
-        <w:t xml:space="preserve"> (léxico Loughran-McDonald e o modelo neural FinBERT em nível de sentença), o que permite separar "achado real" de "artefato do medidor de tom".</w:t>
+        <w:t xml:space="preserve">  imprevisibilidade dos resultados operacionais seguintes.</w:t>
       </w:r>
     </w:p>
     <w:p>
@@ -408,378 +257,136 @@
         <w:pStyle w:val="Heading2"/>
       </w:pPr>
       <w:r>
-        <w:t>3. Dados e modelagem</w:t>
+        <w:t>3. Metodologia</w:t>
+      </w:r>
+    </w:p>
+    <w:p>
+      <w:pPr>
+        <w:pStyle w:val="Heading3"/>
+      </w:pPr>
+      <w:r>
+        <w:t>3.1 Dados e amostra</w:t>
       </w:r>
     </w:p>
     <w:p>
       <w:r>
-        <w:rPr>
-          <w:b/>
-        </w:rPr>
-        <w:t>Fluxo: dados → modelo → decisão → teste.</w:t>
+        <w:t>A base de transcrições é o dataset público kurry (HuggingFace), com 33.362 earnings calls de 685 empresas que integraram o S&amp;P 500 entre 2005 e 2025. Preços e retornos vêm do Yahoo Finance; fundamentos trimestrais, do SEC EDGAR (XBRL), alinhados pela data de protocolo para evitar viés de antecipação; a classificação setorial segue Fama e French (1997), aplicada via código SIC; a taxa livre de risco é a da base de Kenneth French.</w:t>
       </w:r>
-    </w:p>
-    <w:tbl>
-      <w:tblPr>
-        <w:tblStyle w:val="TableGrid"/>
-        <w:tblW w:type="auto" w:w="0"/>
-        <w:jc w:val="center"/>
-        <w:tblLayout w:type="autofit"/>
-        <w:tblLook w:firstColumn="1" w:firstRow="1" w:lastColumn="0" w:lastRow="0" w:noHBand="0" w:noVBand="1" w:val="04A0"/>
-      </w:tblPr>
-      <w:tblGrid>
-        <w:gridCol w:w="4536"/>
-        <w:gridCol w:w="4536"/>
-      </w:tblGrid>
-      <w:tr>
-        <w:tc>
-          <w:tcPr>
-            <w:tcW w:type="dxa" w:w="4536"/>
-            <w:shd w:val="clear" w:fill="F2E5D9"/>
-          </w:tcPr>
-          <w:p>
-            <w:pPr>
-              <w:spacing w:after="20"/>
-              <w:jc w:val="left"/>
-            </w:pPr>
-            <w:r>
-              <w:rPr>
-                <w:b/>
-                <w:sz w:val="19"/>
-              </w:rPr>
-              <w:t>etapa</w:t>
-            </w:r>
-          </w:p>
-        </w:tc>
-        <w:tc>
-          <w:tcPr>
-            <w:tcW w:type="dxa" w:w="4536"/>
-            <w:shd w:val="clear" w:fill="F2E5D9"/>
-          </w:tcPr>
-          <w:p>
-            <w:pPr>
-              <w:spacing w:after="20"/>
-              <w:jc w:val="center"/>
-            </w:pPr>
-            <w:r>
-              <w:rPr>
-                <w:b/>
-                <w:sz w:val="19"/>
-              </w:rPr>
-              <w:t>conteúdo</w:t>
-            </w:r>
-          </w:p>
-        </w:tc>
-      </w:tr>
-      <w:tr>
-        <w:tc>
-          <w:tcPr>
-            <w:tcW w:type="dxa" w:w="4536"/>
-          </w:tcPr>
-          <w:p>
-            <w:pPr>
-              <w:spacing w:after="20"/>
-              <w:jc w:val="left"/>
-            </w:pPr>
-            <w:r>
-              <w:rPr>
-                <w:sz w:val="19"/>
-              </w:rPr>
-              <w:t>Entrada</w:t>
-            </w:r>
-          </w:p>
-        </w:tc>
-        <w:tc>
-          <w:tcPr>
-            <w:tcW w:type="dxa" w:w="4536"/>
-          </w:tcPr>
-          <w:p>
-            <w:pPr>
-              <w:spacing w:after="20"/>
-              <w:jc w:val="center"/>
-            </w:pPr>
-            <w:r>
-              <w:rPr>
-                <w:sz w:val="19"/>
-              </w:rPr>
-              <w:t>33.362 transcrições de earnings calls (S&amp;P 500, 2005–2025, 685 empresas; dataset público kurry/HuggingFace)</w:t>
-            </w:r>
-          </w:p>
-        </w:tc>
-      </w:tr>
-      <w:tr>
-        <w:tc>
-          <w:tcPr>
-            <w:tcW w:type="dxa" w:w="4536"/>
-          </w:tcPr>
-          <w:p>
-            <w:pPr>
-              <w:spacing w:after="20"/>
-              <w:jc w:val="left"/>
-            </w:pPr>
-            <w:r>
-              <w:rPr>
-                <w:sz w:val="19"/>
-              </w:rPr>
-              <w:t>Papéis</w:t>
-            </w:r>
-          </w:p>
-        </w:tc>
-        <w:tc>
-          <w:tcPr>
-            <w:tcW w:type="dxa" w:w="4536"/>
-          </w:tcPr>
-          <w:p>
-            <w:pPr>
-              <w:spacing w:after="20"/>
-              <w:jc w:val="center"/>
-            </w:pPr>
-            <w:r>
-              <w:rPr>
-                <w:sz w:val="19"/>
-              </w:rPr>
-              <w:t xml:space="preserve">cada fala é atribuída a gestor/analista/operador por classificador em dois níveis: </w:t>
-            </w:r>
-            <w:r>
-              <w:rPr>
-                <w:b/>
-                <w:sz w:val="19"/>
-              </w:rPr>
-              <w:t>LLM via CLI</w:t>
-            </w:r>
-            <w:r>
-              <w:rPr>
-                <w:sz w:val="19"/>
-              </w:rPr>
-              <w:t xml:space="preserve"> (12.678 cabeçalhos) + regras determinísticas; validado com matriz de confusão (~90% de acerto contra rotulagem manual)</w:t>
-            </w:r>
-          </w:p>
-        </w:tc>
-      </w:tr>
-      <w:tr>
-        <w:tc>
-          <w:tcPr>
-            <w:tcW w:type="dxa" w:w="4536"/>
-          </w:tcPr>
-          <w:p>
-            <w:pPr>
-              <w:spacing w:after="20"/>
-              <w:jc w:val="left"/>
-            </w:pPr>
-            <w:r>
-              <w:rPr>
-                <w:sz w:val="19"/>
-              </w:rPr>
-              <w:t>Tom</w:t>
-            </w:r>
-          </w:p>
-        </w:tc>
-        <w:tc>
-          <w:tcPr>
-            <w:tcW w:type="dxa" w:w="4536"/>
-          </w:tcPr>
-          <w:p>
-            <w:pPr>
-              <w:spacing w:after="20"/>
-              <w:jc w:val="center"/>
-            </w:pPr>
-            <w:r>
-              <w:rPr>
-                <w:sz w:val="19"/>
-              </w:rPr>
-              <w:t>dois sensores: contagem de palavras positivas/negativas do dicionário Loughran-McDonald oficial; e FinBERT (finbert-tone) sentença a sentença</w:t>
-            </w:r>
-          </w:p>
-        </w:tc>
-      </w:tr>
-      <w:tr>
-        <w:tc>
-          <w:tcPr>
-            <w:tcW w:type="dxa" w:w="4536"/>
-          </w:tcPr>
-          <w:p>
-            <w:pPr>
-              <w:spacing w:after="20"/>
-              <w:jc w:val="left"/>
-            </w:pPr>
-            <w:r>
-              <w:rPr>
-                <w:sz w:val="19"/>
-              </w:rPr>
-              <w:t>Sinal</w:t>
-            </w:r>
-          </w:p>
-        </w:tc>
-        <w:tc>
-          <w:tcPr>
-            <w:tcW w:type="dxa" w:w="4536"/>
-          </w:tcPr>
-          <w:p>
-            <w:pPr>
-              <w:spacing w:after="20"/>
-              <w:jc w:val="center"/>
-            </w:pPr>
-            <w:r>
-              <w:rPr>
-                <w:b/>
-                <w:sz w:val="19"/>
-              </w:rPr>
-              <w:t>Tone Distance</w:t>
-            </w:r>
-            <w:r>
-              <w:rPr>
-                <w:sz w:val="19"/>
-              </w:rPr>
-              <w:t xml:space="preserve"> (Eq. 1 de Angelo): cada gestor vira um ponto (fração positiva, fração negativa); TD = distância média dos gestores ao centro da call; mínimo 2 gestores</w:t>
-            </w:r>
-          </w:p>
-        </w:tc>
-      </w:tr>
-      <w:tr>
-        <w:tc>
-          <w:tcPr>
-            <w:tcW w:type="dxa" w:w="4536"/>
-          </w:tcPr>
-          <w:p>
-            <w:pPr>
-              <w:spacing w:after="20"/>
-              <w:jc w:val="left"/>
-            </w:pPr>
-            <w:r>
-              <w:rPr>
-                <w:sz w:val="19"/>
-              </w:rPr>
-              <w:t>Saída</w:t>
-            </w:r>
-          </w:p>
-        </w:tc>
-        <w:tc>
-          <w:tcPr>
-            <w:tcW w:type="dxa" w:w="4536"/>
-          </w:tcPr>
-          <w:p>
-            <w:pPr>
-              <w:spacing w:after="20"/>
-              <w:jc w:val="center"/>
-            </w:pPr>
-            <w:r>
-              <w:rPr>
-                <w:sz w:val="19"/>
-              </w:rPr>
-              <w:t>escore por call + variantes (centroide agregado; ponderação pelo volume de fala)</w:t>
-            </w:r>
-          </w:p>
-        </w:tc>
-      </w:tr>
-      <w:tr>
-        <w:tc>
-          <w:tcPr>
-            <w:tcW w:type="dxa" w:w="4536"/>
-          </w:tcPr>
-          <w:p>
-            <w:pPr>
-              <w:spacing w:after="20"/>
-              <w:jc w:val="left"/>
-            </w:pPr>
-            <w:r>
-              <w:rPr>
-                <w:sz w:val="19"/>
-              </w:rPr>
-              <w:t>Teste</w:t>
-            </w:r>
-          </w:p>
-        </w:tc>
-        <w:tc>
-          <w:tcPr>
-            <w:tcW w:type="dxa" w:w="4536"/>
-          </w:tcPr>
-          <w:p>
-            <w:pPr>
-              <w:spacing w:after="20"/>
-              <w:jc w:val="center"/>
-            </w:pPr>
-            <w:r>
-              <w:rPr>
-                <w:sz w:val="19"/>
-              </w:rPr>
-              <w:t>painel com efeitos fixos de empresa e ano-trimestre, erros agrupados por empresa, winsorização 5/95 — a Eq. (3) do artigo — mais backtest calendar-time próprio</w:t>
-            </w:r>
-          </w:p>
-        </w:tc>
-      </w:tr>
-    </w:tbl>
-    <w:p>
-      <w:pPr>
-        <w:spacing w:after="40"/>
-      </w:pPr>
     </w:p>
     <w:p>
       <w:r>
-        <w:rPr>
-          <w:b/>
-        </w:rPr>
-        <w:t>Retornos anormais (CAR)</w:t>
+        <w:t>Cada fala da transcrição é atribuída a um papel (gestor, analista ou operador) por um classificador em dois níveis: um LLM via linha de comando processou os 12.678 cabeçalhos de orador distintos e regras determinísticas cobrem os casos restantes. A classificação foi validada com matriz de confusão contra 292 rótulos manuais, com cerca de 90% de acerto global (detalhes na Seção 8).</w:t>
       </w:r>
+    </w:p>
+    <w:p>
+      <w:pPr>
+        <w:pStyle w:val="Heading3"/>
+      </w:pPr>
       <w:r>
-        <w:t xml:space="preserve"> calculados como no artigo, conferido no texto: CAPM estimado em janela de 100 pregões (mínimo 70) com intervalo de 50 antes do evento; janelas de evento [-1,+1], [-1,+2], [-1,+5] no dia do anúncio. </w:t>
+        <w:t>3.2 Construção da medida de divergência de tom</w:t>
+      </w:r>
+    </w:p>
+    <w:p>
+      <w:r>
+        <w:t>Para cada call, cada gestor é representado como um ponto no plano definido pela fração de sentenças (ou palavras) positivas e negativas de sua fala. A Tone Distance da call é a distância euclidiana média entre os gestores e o centro da call, exigindo no mínimo dois gestores. O tom é medido de duas formas independentes: pela contagem de palavras positivas e negativas do dicionário Loughran-McDonald e pela classificação de cada sentença pelo FinBERT.</w:t>
+      </w:r>
+    </w:p>
+    <w:p>
+      <w:r>
+        <w:t>A definição do centro da call admite duas construções, e o diagnóstico da diferença entre elas é uma contribuição deste trabalho. Na construção por média simples, cada gestor pesa igual, e um orador de participação marginal desloca o centro. Um caso concreto ilustra o problema: em uma call da Apple em 2020, um profissional de relações com investidores falou 283 palavras, das quais as únicas 6 classificadas como negativas pertenciam ao aviso legal padrão, e esse único ponto respondia por um terço do peso do sinal. Na construção agregada, o centro é o tom do texto completo da call, e cada palavra pesa igual; a ponderação adicional pelo volume de fala de cada gestor leva a ideia ao sinal individual. As três construções são reportadas na Seção 4, e a progressão dos resultados entre elas diagnostica exatamente quanto custa dar peso a oradores marginais.</w:t>
+      </w:r>
+    </w:p>
+    <w:p>
+      <w:r>
+        <w:t>A implementação foi verificada por reimplementação independente nas 32.387 calls elegíveis, com diferença máxima de 8×10⁻¹⁷, e por exemplo auditável manualmente.</w:t>
+      </w:r>
+    </w:p>
+    <w:p>
+      <w:pPr>
+        <w:pStyle w:val="Heading3"/>
+      </w:pPr>
+      <w:r>
+        <w:t>3.3 Retornos anormais e variáveis de controle</w:t>
+      </w:r>
+    </w:p>
+    <w:p>
+      <w:r>
+        <w:t>Os retornos anormais (CAR) seguem o modelo de mercado CAPM: beta estimado em janela de 100 pregões (mínimo de 70), separada do evento por um intervalo de 50 pregões, e acumulação do resíduo nas janelas [-1,+1], [-1,+2] e [-1,+5] centradas no dia do anúncio. Calls realizadas após o fechamento do pregão (27% da amostra) são ancoradas no pregão seguinte. Os controles reconstruídos incluem tamanho, book-to-market, alavancagem, rentabilidade, surpresa de lucro, momentum, reversão e efeitos fixos de empresa e de ano-trimestre, com erros-padrão agrupados por empresa e winsorização em 5/95.</w:t>
+      </w:r>
+    </w:p>
+    <w:p>
+      <w:pPr>
+        <w:pStyle w:val="Heading3"/>
+      </w:pPr>
+      <w:r>
+        <w:t>3.4 Especificação econométrica</w:t>
+      </w:r>
+    </w:p>
+    <w:p>
+      <w:r>
+        <w:t>O teste central regride o resultado de interesse de cada hipótese (CAR do anúncio para H1; volatilidade realizada pós-anúncio para H2; magnitude da surpresa de lucro seguinte para H3; retorno dos três meses seguintes para a análise de retornos subsequentes) contra a TD e os controles, em painel com efeitos fixos de empresa e de tempo. O efeito fixo de empresa é essencial para a interpretação: o coeficiente mede o efeito de a MESMA empresa divergir mais do que o seu próprio padrão, e não diferenças permanentes entre empresas.</w:t>
+      </w:r>
+    </w:p>
+    <w:p>
+      <w:pPr>
+        <w:pStyle w:val="Heading3"/>
+      </w:pPr>
+      <w:r>
+        <w:t>3.5 Desenho do backtest</w:t>
+      </w:r>
+    </w:p>
+    <w:p>
+      <w:r>
+        <w:t>Duas implementações independentes, ambas com custos e sem informação futura na seleção:</w:t>
+      </w:r>
+    </w:p>
+    <w:p>
+      <w:pPr>
+        <w:ind w:left="425" w:hanging="255"/>
+        <w:jc w:val="both"/>
+      </w:pPr>
+      <w:r>
+        <w:t xml:space="preserve">1. </w:t>
       </w:r>
       <w:r>
         <w:rPr>
           <w:b/>
         </w:rPr>
-        <w:t>Controles</w:t>
+        <w:t>Carteira executada (implementação principal).</w:t>
       </w:r>
       <w:r>
-        <w:t xml:space="preserve"> reconstruídos de fontes primárias: fundamentos trimestrais do SEC EDGAR (XBRL, alinhados pela data de protocolo — sem </w:t>
-      </w:r>
-      <w:r>
-        <w:rPr>
-          <w:i/>
-        </w:rPr>
-        <w:t>look-ahead</w:t>
-      </w:r>
-      <w:r>
-        <w:t>), indústria Fama-French 49 via código SIC de cada CIK, surpresa de lucro (proxy yfinance), taxa livre de risco de Ken French.</w:t>
+        <w:t xml:space="preserve"> No fechamento de cada mês, compram-se em pesos iguais as 10 empresas de maior TD, usando a call mais recente dos 3 meses anteriores; a posição é mantida pelo mês seguinte e rebalanceada. Custos de 10 pontos-base por lado sobre o turnover realizado. O script audita, mês a mês, que nenhuma call utilizada é posterior ao início do mês investido.</w:t>
       </w:r>
     </w:p>
     <w:p>
+      <w:pPr>
+        <w:ind w:left="425" w:hanging="255"/>
+        <w:jc w:val="both"/>
+      </w:pPr>
       <w:r>
-        <w:rPr>
-          <w:b/>
-        </w:rPr>
-        <w:t>Replicabilidade</w:t>
-      </w:r>
-      <w:r>
-        <w:t xml:space="preserve"> (critério explícito do desafio): repositório público com código, documentação e </w:t>
+        <w:t xml:space="preserve">2. </w:t>
       </w:r>
       <w:r>
         <w:rPr>
           <w:b/>
         </w:rPr>
-        <w:t>dados derivados versionados</w:t>
+        <w:t>Long-short por quintis (especificação congelada antes da execução).</w:t>
       </w:r>
       <w:r>
-        <w:t>; qualquer avaliador reproduz as regressões com 4 comandos, sem reprocessamento. Testado por nós em clone limpo: números idênticos.</w:t>
+        <w:t xml:space="preserve"> Carteira com tranches sobrepostas, entrada no fechamento do pregão seguinte à call, manutenção de 63 pregões, ranking do sinal contra os 90 dias anteriores, quintis extremos com direção fixada a priori, custos de 5 pontos-base por perna, amostra completa 2006 a 2025.</w:t>
+      </w:r>
+    </w:p>
+    <w:p>
+      <w:pPr>
+        <w:pStyle w:val="Heading3"/>
+      </w:pPr>
+      <w:r>
+        <w:t>3.6 Replicabilidade</w:t>
       </w:r>
     </w:p>
     <w:p>
       <w:r>
-        <w:rPr>
-          <w:b/>
-        </w:rPr>
-        <w:t>Um achado de modelagem que virou contribuição.</w:t>
-      </w:r>
-      <w:r>
-        <w:t xml:space="preserve"> A fórmula do centro da call no artigo admite duas leituras: (A) média simples das frações dos gestores; (B) fração agregada (o "tom do transcript"). Implementamos as duas. Na leitura A, um orador marginal desloca o centro — caso real: na call da Apple de 2020, o profissional de relações com investidores falou 283 palavras, das quais 6 "negativas" pelo dicionário eram o aviso legal padrão (</w:t>
-      </w:r>
-      <w:r>
-        <w:rPr>
-          <w:i/>
-        </w:rPr>
-        <w:t>risks, uncertainties</w:t>
-      </w:r>
-      <w:r>
-        <w:t>), e esse ponto respondia por um terço do peso do sinal. A leitura B (e, além dela, a ponderação pelo volume de fala, que o próprio artigo propõe na Tabela 8) elimina essa contaminação. Verificamos a implementação com reimplementação independente nas 32.387 calls (diferença máxima 8×10⁻¹⁷) e exemplo auditável à mão.</w:t>
+        <w:t>O repositório público contém código, documentação e dados derivados versionados. Qualquer avaliador reproduz todas as regressões e backtests com 4 comandos, sem reprocessamento das transcrições. O procedimento foi verificado pela equipe em clone limpo, com números idênticos.</w:t>
       </w:r>
     </w:p>
     <w:p>
@@ -787,29 +394,38 @@
         <w:pStyle w:val="Heading2"/>
       </w:pPr>
       <w:r>
-        <w:t>4. Resultados</w:t>
+        <w:t>4. Resultados econométricos</w:t>
       </w:r>
     </w:p>
     <w:p>
       <w:r>
-        <w:rPr>
-          <w:b/>
-        </w:rPr>
-        <w:t>Validação da construção.</w:t>
+        <w:t>Esta seção reporta os testes de hipótese. Os retornos da estratégia estão na Seção 5.</w:t>
       </w:r>
+    </w:p>
+    <w:p>
+      <w:pPr>
+        <w:pStyle w:val="Heading3"/>
+      </w:pPr>
       <w:r>
-        <w:t xml:space="preserve"> Nossa TD tem distribuição quase idêntica à do artigo (média/mediana/desvio 0,0086/0,0080/0,0047 vs 0,0079/0,0074/0,0048), e os controles reconstruídos batem com a Tabela 1 dele (alavancagem 0,24 vs 0,235; ETR mediana 0,22 vs 0,21; suavização 1,6 vs 1,4).</w:t>
+        <w:t>4.1 Validação da base</w:t>
       </w:r>
     </w:p>
     <w:p>
       <w:r>
-        <w:rPr>
-          <w:b/>
-        </w:rPr>
-        <w:t>H1 — o resultado central, em dois sensores.</w:t>
+        <w:t>Antes de qualquer regressão, verificamos que a base reconstruída é aderente à literatura: a distribuição da nossa TD (média 0,0086, mediana 0,0080, desvio 0,0047) é próxima da reportada na referência (0,0079, 0,0074, 0,0048), e os controles batem com os valores publicados (alavancagem 0,24 contra 0,235; alíquota efetiva mediana 0,22 contra 0,21; suavização de lucros 1,6 contra 1,4).</w:t>
       </w:r>
+    </w:p>
+    <w:p>
+      <w:pPr>
+        <w:pStyle w:val="Heading3"/>
+      </w:pPr>
       <w:r>
-        <w:t xml:space="preserve"> Efeito da TD sobre o CAR do anúncio (painel com efeitos fixos; estatística t; amostra 2009+, ~23 mil eventos, ~540 empresas):</w:t>
+        <w:t>4.2 H1, precificação no anúncio: confirmada</w:t>
+      </w:r>
+    </w:p>
+    <w:p>
+      <w:r>
+        <w:t>A tabela reporta as estatísticas t do coeficiente da TD sobre o CAR do anúncio, nas três janelas de evento, para as três construções do sinal e os dois medidores de tom (amostra 2009 em diante, cerca de 23 mil eventos e 540 empresas):</w:t>
       </w:r>
     </w:p>
     <w:tbl>
@@ -898,7 +514,7 @@
               <w:rPr>
                 <w:sz w:val="19"/>
               </w:rPr>
-              <w:t>centro = média simples (leitura A)</w:t>
+              <w:t>centro = média simples</w:t>
             </w:r>
           </w:p>
         </w:tc>
@@ -951,7 +567,7 @@
               <w:rPr>
                 <w:sz w:val="19"/>
               </w:rPr>
-              <w:t>centro = tom agregado (leitura B)</w:t>
+              <w:t>centro = tom agregado</w:t>
             </w:r>
           </w:p>
         </w:tc>
@@ -1006,7 +622,7 @@
               <w:rPr>
                 <w:sz w:val="19"/>
               </w:rPr>
-              <w:t>ponderada pelo volume de fala (Tabela 8 do artigo)</w:t>
+              <w:t>ponderada pelo volume de fala</w:t>
             </w:r>
           </w:p>
         </w:tc>
@@ -1055,635 +671,69 @@
     </w:p>
     <w:p>
       <w:r>
-        <w:t xml:space="preserve">(t nas janelas [-1,+1] / [-1,+2] / [-1,+5]; efeito econômico: uma variação interquartil de TD ≈ </w:t>
-      </w:r>
-      <w:r>
-        <w:rPr>
-          <w:b/>
-        </w:rPr>
-        <w:t>−0,11% a −0,16%</w:t>
-      </w:r>
-      <w:r>
-        <w:t xml:space="preserve"> de CAR, contra −0,21% no artigo.)</w:t>
+        <w:t>(t nas janelas [-1,+1] / [-1,+2] / [-1,+5]. Efeito econômico: uma variação interquartil de TD corresponde a −0,11% a −0,16% de CAR.)</w:t>
       </w:r>
     </w:p>
     <w:p>
       <w:r>
-        <w:t xml:space="preserve">Três leituras desta tabela: (i) a hipótese H1 do artigo </w:t>
+        <w:t>Três conclusões. Primeira: H1 confirma-se na amostra completa quando o sinal respeita o volume de fala de cada gestor. Segunda: a progressão entre as linhas é monotônica; quanto mais peso ao ruído de oradores marginais, mais fraco o sinal, o que explica por que a construção por média simples falha. Terceira: os dois medidores de tom, cuja correlação entre si é de apenas 38%, produzem o mesmo quadro; o resultado não é artefato do instrumento.</w:t>
       </w:r>
+    </w:p>
+    <w:p>
+      <w:pPr>
+        <w:pStyle w:val="Heading3"/>
+      </w:pPr>
       <w:r>
-        <w:rPr>
-          <w:b/>
-        </w:rPr>
-        <w:t>replica</w:t>
-      </w:r>
-      <w:r>
-        <w:t xml:space="preserve"> no S&amp;P 500 quando o sinal respeita o volume de fala de cada gestor; (ii) a progressão é monotônica — quanto mais peso ao ruído dos oradores marginais, mais fraco o sinal — o que diagnostica com precisão por que a versão igual-ponderada falha em large caps; (iii) os dois sensores, que concordam entre si em apenas 38% (correlação), produzem o mesmo quadro — o achado não é artefato do medidor de tom.</w:t>
+        <w:t>4.3 Retornos subsequentes: confirmados</w:t>
       </w:r>
     </w:p>
     <w:p>
       <w:r>
-        <w:rPr>
-          <w:b/>
-        </w:rPr>
-        <w:t>H2 — risco: associação em amostra cheia que NÃO sobrevive à validação temporal.</w:t>
+        <w:t>No painel mensal (retorno dos três meses após a call, efeitos fixos de empresa e mês, controles de valor, momentum, tamanho e reversão), o coeficiente da TD é positivo e significativo nos dois medidores (t=+2,1 no LM; t=+1,8 no FinBERT). Combinado à H1, o quadro é economicamente coerente: o mercado penaliza a empresa no anúncio e exige retorno maior para carregá-la nos meses seguintes, um prêmio de compensação pelo risco revelado.</w:t>
       </w:r>
+    </w:p>
+    <w:p>
+      <w:pPr>
+        <w:pStyle w:val="Heading3"/>
+      </w:pPr>
       <w:r>
-        <w:t xml:space="preserve"> Na amostra completa, a TD ponderada associa-se a volatilidade futura (t = +2,5 no sensor LM; nada no FinBERT). Mas o teste walk-forward (estimar só com o passado em cada corte anual e conferir no futuro não visto) reprova o canal na nossa especificação; a investigação (auditoria da variável com recomputação independente — idêntica a 6 casas decimais — e decomposição de janelas) localizou a origem da divergência com o artigo: </w:t>
-      </w:r>
-      <w:r>
-        <w:rPr>
-          <w:b/>
-        </w:rPr>
-        <w:t>a janela</w:t>
-      </w:r>
-      <w:r>
-        <w:t xml:space="preserve">. O artigo mede a vol a partir do dia +1 (ainda dentro da ressaca do anúncio); nós, do +2 (fora dela). Com a janela do artigo, a H2 replica em amostra cheia (t=+2,1); com a janela limpa, não existe (t=+1,3); e a diferença é o </w:t>
-      </w:r>
-      <w:r>
-        <w:rPr>
-          <w:b/>
-        </w:rPr>
-        <w:t>eco mecânico do próprio anúncio</w:t>
-      </w:r>
-      <w:r>
-        <w:t xml:space="preserve"> — empresas de TD alta têm reação maior (a H1), e janelas que encostam no evento herdam essa turbulência. Prospectivamente, nem a janela do artigo sustenta (walk-forward: futuro na direção esperada em 28/48 momentos; previsão condicional t=+1,0) — e a versão limpa falha por completo (0/48 no horizonte longo). </w:t>
-      </w:r>
-      <w:r>
-        <w:rPr>
-          <w:b/>
-        </w:rPr>
-        <w:t>Caracterização final: a H2 se confirma como descrição e reprova como sinal.</w:t>
-      </w:r>
-      <w:r>
-        <w:t xml:space="preserve"> Empresas de TD alta são, de fato, mais voláteis — na carteira executada do §5, o top-10 escolhido sempre </w:t>
-      </w:r>
-      <w:r>
-        <w:rPr>
-          <w:i/>
-        </w:rPr>
-        <w:t>antes</w:t>
-      </w:r>
-      <w:r>
-        <w:t xml:space="preserve"> do mês realiza vol de 20,6% contra 17,4% do bottom-10 —, mas essa é uma informação que a própria volatilidade passada já entrega de graça: exigida a prever algo </w:t>
-      </w:r>
-      <w:r>
-        <w:rPr>
-          <w:i/>
-        </w:rPr>
-        <w:t>além</w:t>
-      </w:r>
-      <w:r>
-        <w:t xml:space="preserve"> dela e dos controles, a TD fica muda em todas as 16 células pré-especificadas que testamos. E até a versão descritiva está em extinção: o gap de vol entre top-10 e bottom-10 cai de 6,1 p.p. (2009–14) para 1,2 p.p. (2015–25) — a mesma data de morte que o walk-forward condicional havia apontado, agora confirmada por um método totalmente independente. O "canal de risco" é sobretudo o prolongamento da reação ao anúncio, já contado na H1; não o usamos como sinal — mas ele sobrevive como </w:t>
-      </w:r>
-      <w:r>
-        <w:rPr>
-          <w:b/>
-        </w:rPr>
-        <w:t>explicação econômica do prêmio</w:t>
-      </w:r>
-      <w:r>
-        <w:t xml:space="preserve"> da carteira: quem carrega as empresas de TD alta ganha mais correndo mais risco (§5), compensação, não almoço grátis.</w:t>
+        <w:t>4.4 H3, incerteza operacional: confirmada</w:t>
       </w:r>
     </w:p>
     <w:p>
       <w:r>
-        <w:rPr>
-          <w:b/>
-        </w:rPr>
-        <w:t>H3 — operacional.</w:t>
+        <w:t>A magnitude da surpresa de lucro do trimestre seguinte aumenta com a TD (t=+2,2 no painel completo). No exercício de previsão fora da amostra (Seção 4.6), este é o resultado preditivo mais forte do projeto: t=+3,58, com acerto direcional em 71% dos trimestres. A divergência de tom de hoje antecipa a imprevisibilidade do resultado do próximo trimestre.</w:t>
       </w:r>
+    </w:p>
+    <w:p>
+      <w:pPr>
+        <w:pStyle w:val="Heading3"/>
+      </w:pPr>
       <w:r>
-        <w:t xml:space="preserve"> O valor absoluto da surpresa de lucro seguinte aumenta com a TD (t = +2,2 na amostra ampla), com a mesma concentração de regime.</w:t>
+        <w:t>4.5 H2, risco: descartada como sinal</w:t>
       </w:r>
     </w:p>
     <w:p>
       <w:r>
-        <w:rPr>
-          <w:b/>
-        </w:rPr>
-        <w:t>Retornos subsequentes (Tabela 6 do artigo).</w:t>
+        <w:t>Na amostra completa existe associação entre TD e volatilidade futura (t=+2,5 no medidor LM; ausente no FinBERT). A investigação econométrica localizou a origem: janelas de volatilidade que começam no dia seguinte ao anúncio ainda contêm a própria reação ao anúncio, e empresas de TD alta têm reação maior (que é exatamente a H1). Medida a partir do segundo dia, fora desse eco, a associação perde significância (t=+1,3). Nos testes de robustez, nenhuma das 16 especificações pré-definidas (com e sem o eco, dois horizontes, nível e log, duas construções do sinal) mostrou poder preditivo. A conclusão é que a TD não adiciona informação de risco além da que a volatilidade passada e os controles já contêm, e o canal foi descartado como sinal. A associação permanece verdadeira como descrição (empresas de TD alta são, em média, mais voláteis) e é incorporada à interpretação econômica do prêmio na Seção 5.3.</w:t>
       </w:r>
+    </w:p>
+    <w:p>
+      <w:pPr>
+        <w:pStyle w:val="Heading3"/>
+      </w:pPr>
       <w:r>
-        <w:t xml:space="preserve"> Painel mensal (retorno dos 3 meses após a call; efeitos fixos de empresa e mês; controles de valor, momentum, tamanho e reversão): coeficiente positivo nos dois sensores (t = +2,1 LM; +1,8 FinBERT; artigo: +2,2) — consistente com o mecanismo do artigo: o mercado penaliza no anúncio e exige retorno maior depois. Validação walk-forward desta camada (cortes anuais 2014–2022): β futuro </w:t>
-      </w:r>
-      <w:r>
-        <w:rPr>
-          <w:b/>
-        </w:rPr>
-        <w:t>positivo em 9 de 9 cortes</w:t>
-      </w:r>
-      <w:r>
-        <w:t xml:space="preserve"> para a versão ponderada, com significância nos futuros longos (t até +2,5) — e duas ressalvas declaradas: o lado passado só ganha significância a partir de 2019, e os futuros dos cortes recentes são curtos (t&lt;1). Leitura: prêmio direcionalmente estável em todos os momentos, força moderada.</w:t>
+        <w:t>4.6 Robustez e estabilidade temporal</w:t>
       </w:r>
     </w:p>
     <w:p>
       <w:r>
-        <w:rPr>
-          <w:b/>
-        </w:rPr>
-        <w:t>Validação temporal (matriz completa: 3 tipos de teste × 3 hipóteses, todos os resultados reportados, inclusive os contrários).</w:t>
+        <w:t>Além do painel em amostra completa, submetemos cada hipótese a dois exercícios de robustez: (i) reestimação usando apenas os dados disponíveis até cada data de corte, com verificação no período posterior; e (ii) previsão por evento fora da amostra, em que o modelo condicional é treinado só com o passado e usado para prever eventos futuros.</w:t>
       </w:r>
-    </w:p>
-    <w:tbl>
-      <w:tblPr>
-        <w:tblStyle w:val="TableGrid"/>
-        <w:tblW w:type="auto" w:w="0"/>
-        <w:jc w:val="center"/>
-        <w:tblLayout w:type="autofit"/>
-        <w:tblLook w:firstColumn="1" w:firstRow="1" w:lastColumn="0" w:lastRow="0" w:noHBand="0" w:noVBand="1" w:val="04A0"/>
-      </w:tblPr>
-      <w:tblGrid>
-        <w:gridCol w:w="2268"/>
-        <w:gridCol w:w="2268"/>
-        <w:gridCol w:w="2268"/>
-        <w:gridCol w:w="2268"/>
-      </w:tblGrid>
-      <w:tr>
-        <w:tc>
-          <w:tcPr>
-            <w:tcW w:type="dxa" w:w="2268"/>
-            <w:shd w:val="clear" w:fill="F2E5D9"/>
-          </w:tcPr>
-          <w:p>
-            <w:pPr>
-              <w:spacing w:after="20"/>
-              <w:jc w:val="left"/>
-            </w:pPr>
-            <w:r>
-              <w:rPr>
-                <w:b/>
-                <w:sz w:val="19"/>
-              </w:rPr>
-              <w:t>teste</w:t>
-            </w:r>
-          </w:p>
-        </w:tc>
-        <w:tc>
-          <w:tcPr>
-            <w:tcW w:type="dxa" w:w="2268"/>
-            <w:shd w:val="clear" w:fill="F2E5D9"/>
-          </w:tcPr>
-          <w:p>
-            <w:pPr>
-              <w:spacing w:after="20"/>
-              <w:jc w:val="center"/>
-            </w:pPr>
-            <w:r>
-              <w:rPr>
-                <w:b/>
-                <w:sz w:val="19"/>
-              </w:rPr>
-              <w:t>H1 (CAR)</w:t>
-            </w:r>
-          </w:p>
-        </w:tc>
-        <w:tc>
-          <w:tcPr>
-            <w:tcW w:type="dxa" w:w="2268"/>
-            <w:shd w:val="clear" w:fill="F2E5D9"/>
-          </w:tcPr>
-          <w:p>
-            <w:pPr>
-              <w:spacing w:after="20"/>
-              <w:jc w:val="center"/>
-            </w:pPr>
-            <w:r>
-              <w:rPr>
-                <w:b/>
-                <w:sz w:val="19"/>
-              </w:rPr>
-              <w:t>H2 (vol)</w:t>
-            </w:r>
-          </w:p>
-        </w:tc>
-        <w:tc>
-          <w:tcPr>
-            <w:tcW w:type="dxa" w:w="2268"/>
-            <w:shd w:val="clear" w:fill="F2E5D9"/>
-          </w:tcPr>
-          <w:p>
-            <w:pPr>
-              <w:spacing w:after="20"/>
-              <w:jc w:val="center"/>
-            </w:pPr>
-            <w:r>
-              <w:rPr>
-                <w:b/>
-                <w:sz w:val="19"/>
-              </w:rPr>
-              <w:t>H3 (|SUE|)</w:t>
-            </w:r>
-          </w:p>
-        </w:tc>
-      </w:tr>
-      <w:tr>
-        <w:tc>
-          <w:tcPr>
-            <w:tcW w:type="dxa" w:w="2268"/>
-          </w:tcPr>
-          <w:p>
-            <w:pPr>
-              <w:spacing w:after="20"/>
-              <w:jc w:val="left"/>
-            </w:pPr>
-            <w:r>
-              <w:rPr>
-                <w:sz w:val="19"/>
-              </w:rPr>
-              <w:t>1. carteira / realização calendar-time</w:t>
-            </w:r>
-          </w:p>
-        </w:tc>
-        <w:tc>
-          <w:tcPr>
-            <w:tcW w:type="dxa" w:w="2268"/>
-          </w:tcPr>
-          <w:p>
-            <w:pPr>
-              <w:spacing w:after="20"/>
-              <w:jc w:val="center"/>
-            </w:pPr>
-            <w:r>
-              <w:rPr>
-                <w:sz w:val="19"/>
-              </w:rPr>
-              <w:t>quintis L-S nulos (melhor Sharpe 0,22, t=0,99)</w:t>
-            </w:r>
-          </w:p>
-        </w:tc>
-        <w:tc>
-          <w:tcPr>
-            <w:tcW w:type="dxa" w:w="2268"/>
-          </w:tcPr>
-          <w:p>
-            <w:pPr>
-              <w:spacing w:after="20"/>
-              <w:jc w:val="center"/>
-            </w:pPr>
-            <w:r>
-              <w:rPr>
-                <w:sz w:val="19"/>
-              </w:rPr>
-              <w:t>vol da cesta alta − baixa: +0,4 a +2pp sobre ~33% (sem valor prático); FinBERT invertida (−11pp)</w:t>
-            </w:r>
-          </w:p>
-        </w:tc>
-        <w:tc>
-          <w:tcPr>
-            <w:tcW w:type="dxa" w:w="2268"/>
-          </w:tcPr>
-          <w:p>
-            <w:pPr>
-              <w:spacing w:after="20"/>
-              <w:jc w:val="center"/>
-            </w:pPr>
-            <w:r>
-              <w:rPr>
-                <w:sz w:val="19"/>
-              </w:rPr>
-              <w:t>cesta trimestral = teste 3</w:t>
-            </w:r>
-          </w:p>
-        </w:tc>
-      </w:tr>
-      <w:tr>
-        <w:tc>
-          <w:tcPr>
-            <w:tcW w:type="dxa" w:w="2268"/>
-          </w:tcPr>
-          <w:p>
-            <w:pPr>
-              <w:spacing w:after="20"/>
-              <w:jc w:val="left"/>
-            </w:pPr>
-            <w:r>
-              <w:rPr>
-                <w:sz w:val="19"/>
-              </w:rPr>
-              <w:t>2a. walk-forward anual do β condicional</w:t>
-            </w:r>
-          </w:p>
-        </w:tc>
-        <w:tc>
-          <w:tcPr>
-            <w:tcW w:type="dxa" w:w="2268"/>
-          </w:tcPr>
-          <w:p>
-            <w:pPr>
-              <w:spacing w:after="20"/>
-              <w:jc w:val="center"/>
-            </w:pPr>
-            <w:r>
-              <w:rPr>
-                <w:sz w:val="19"/>
-              </w:rPr>
-              <w:t>10/12</w:t>
-            </w:r>
-          </w:p>
-        </w:tc>
-        <w:tc>
-          <w:tcPr>
-            <w:tcW w:type="dxa" w:w="2268"/>
-          </w:tcPr>
-          <w:p>
-            <w:pPr>
-              <w:spacing w:after="20"/>
-              <w:jc w:val="center"/>
-            </w:pPr>
-            <w:r>
-              <w:rPr>
-                <w:b/>
-                <w:sz w:val="19"/>
-              </w:rPr>
-              <w:t>3/12</w:t>
-            </w:r>
-          </w:p>
-        </w:tc>
-        <w:tc>
-          <w:tcPr>
-            <w:tcW w:type="dxa" w:w="2268"/>
-          </w:tcPr>
-          <w:p>
-            <w:pPr>
-              <w:spacing w:after="20"/>
-              <w:jc w:val="center"/>
-            </w:pPr>
-            <w:r>
-              <w:rPr>
-                <w:sz w:val="19"/>
-              </w:rPr>
-              <w:t>9/12</w:t>
-            </w:r>
-          </w:p>
-        </w:tc>
-      </w:tr>
-      <w:tr>
-        <w:tc>
-          <w:tcPr>
-            <w:tcW w:type="dxa" w:w="2268"/>
-          </w:tcPr>
-          <w:p>
-            <w:pPr>
-              <w:spacing w:after="20"/>
-              <w:jc w:val="left"/>
-            </w:pPr>
-            <w:r>
-              <w:rPr>
-                <w:sz w:val="19"/>
-              </w:rPr>
-              <w:t>2b. walk-forward TRIMESTRAL (48 momentos) — passado / futuro na direção da hipótese</w:t>
-            </w:r>
-          </w:p>
-        </w:tc>
-        <w:tc>
-          <w:tcPr>
-            <w:tcW w:type="dxa" w:w="2268"/>
-          </w:tcPr>
-          <w:p>
-            <w:pPr>
-              <w:spacing w:after="20"/>
-              <w:jc w:val="center"/>
-            </w:pPr>
-            <w:r>
-              <w:rPr>
-                <w:sz w:val="19"/>
-              </w:rPr>
-              <w:t xml:space="preserve">48/48 · </w:t>
-            </w:r>
-            <w:r>
-              <w:rPr>
-                <w:b/>
-                <w:sz w:val="19"/>
-              </w:rPr>
-              <w:t>40/48</w:t>
-            </w:r>
-          </w:p>
-        </w:tc>
-        <w:tc>
-          <w:tcPr>
-            <w:tcW w:type="dxa" w:w="2268"/>
-          </w:tcPr>
-          <w:p>
-            <w:pPr>
-              <w:spacing w:after="20"/>
-              <w:jc w:val="center"/>
-            </w:pPr>
-            <w:r>
-              <w:rPr>
-                <w:sz w:val="19"/>
-              </w:rPr>
-              <w:t xml:space="preserve">48/48 · </w:t>
-            </w:r>
-            <w:r>
-              <w:rPr>
-                <w:b/>
-                <w:sz w:val="19"/>
-              </w:rPr>
-              <w:t>15/48</w:t>
-            </w:r>
-          </w:p>
-        </w:tc>
-        <w:tc>
-          <w:tcPr>
-            <w:tcW w:type="dxa" w:w="2268"/>
-          </w:tcPr>
-          <w:p>
-            <w:pPr>
-              <w:spacing w:after="20"/>
-              <w:jc w:val="center"/>
-            </w:pPr>
-            <w:r>
-              <w:rPr>
-                <w:sz w:val="19"/>
-              </w:rPr>
-              <w:t>48/48 · 32/48</w:t>
-            </w:r>
-          </w:p>
-        </w:tc>
-      </w:tr>
-      <w:tr>
-        <w:tc>
-          <w:tcPr>
-            <w:tcW w:type="dxa" w:w="2268"/>
-          </w:tcPr>
-          <w:p>
-            <w:pPr>
-              <w:spacing w:after="20"/>
-              <w:jc w:val="left"/>
-            </w:pPr>
-            <w:r>
-              <w:rPr>
-                <w:sz w:val="19"/>
-              </w:rPr>
-              <w:t>3. previsão por evento sem controles (50 trimestres à parte)</w:t>
-            </w:r>
-          </w:p>
-        </w:tc>
-        <w:tc>
-          <w:tcPr>
-            <w:tcW w:type="dxa" w:w="2268"/>
-          </w:tcPr>
-          <w:p>
-            <w:pPr>
-              <w:spacing w:after="20"/>
-              <w:jc w:val="center"/>
-            </w:pPr>
-            <w:r>
-              <w:rPr>
-                <w:sz w:val="19"/>
-              </w:rPr>
-              <w:t>42% de acerto</w:t>
-            </w:r>
-          </w:p>
-        </w:tc>
-        <w:tc>
-          <w:tcPr>
-            <w:tcW w:type="dxa" w:w="2268"/>
-          </w:tcPr>
-          <w:p>
-            <w:pPr>
-              <w:spacing w:after="20"/>
-              <w:jc w:val="center"/>
-            </w:pPr>
-            <w:r>
-              <w:rPr>
-                <w:sz w:val="19"/>
-              </w:rPr>
-              <w:t>58%</w:t>
-            </w:r>
-          </w:p>
-        </w:tc>
-        <w:tc>
-          <w:tcPr>
-            <w:tcW w:type="dxa" w:w="2268"/>
-          </w:tcPr>
-          <w:p>
-            <w:pPr>
-              <w:spacing w:after="20"/>
-              <w:jc w:val="center"/>
-            </w:pPr>
-            <w:r>
-              <w:rPr>
-                <w:sz w:val="19"/>
-              </w:rPr>
-              <w:t>35%</w:t>
-            </w:r>
-          </w:p>
-        </w:tc>
-      </w:tr>
-      <w:tr>
-        <w:tc>
-          <w:tcPr>
-            <w:tcW w:type="dxa" w:w="2268"/>
-          </w:tcPr>
-          <w:p>
-            <w:pPr>
-              <w:spacing w:after="20"/>
-              <w:jc w:val="left"/>
-            </w:pPr>
-            <w:r>
-              <w:rPr>
-                <w:sz w:val="19"/>
-              </w:rPr>
-              <w:t xml:space="preserve">4. previsão por evento </w:t>
-            </w:r>
-            <w:r>
-              <w:rPr>
-                <w:b/>
-                <w:sz w:val="19"/>
-              </w:rPr>
-              <w:t>condicional</w:t>
-            </w:r>
-            <w:r>
-              <w:rPr>
-                <w:sz w:val="19"/>
-              </w:rPr>
-              <w:t xml:space="preserve"> (resíduo do modelo treinado no passado; o teste que casa com a hipótese)</w:t>
-            </w:r>
-          </w:p>
-        </w:tc>
-        <w:tc>
-          <w:tcPr>
-            <w:tcW w:type="dxa" w:w="2268"/>
-          </w:tcPr>
-          <w:p>
-            <w:pPr>
-              <w:spacing w:after="20"/>
-              <w:jc w:val="center"/>
-            </w:pPr>
-            <w:r>
-              <w:rPr>
-                <w:b/>
-                <w:sz w:val="19"/>
-              </w:rPr>
-              <w:t>62% · spread −0,14% · t=−2,12</w:t>
-            </w:r>
-          </w:p>
-        </w:tc>
-        <w:tc>
-          <w:tcPr>
-            <w:tcW w:type="dxa" w:w="2268"/>
-          </w:tcPr>
-          <w:p>
-            <w:pPr>
-              <w:spacing w:after="20"/>
-              <w:jc w:val="center"/>
-            </w:pPr>
-            <w:r>
-              <w:rPr>
-                <w:sz w:val="19"/>
-              </w:rPr>
-              <w:t>52% · t=+0,27</w:t>
-            </w:r>
-          </w:p>
-        </w:tc>
-        <w:tc>
-          <w:tcPr>
-            <w:tcW w:type="dxa" w:w="2268"/>
-          </w:tcPr>
-          <w:p>
-            <w:pPr>
-              <w:spacing w:after="20"/>
-              <w:jc w:val="center"/>
-            </w:pPr>
-            <w:r>
-              <w:rPr>
-                <w:b/>
-                <w:sz w:val="19"/>
-              </w:rPr>
-              <w:t>71% · spread +0,74% · t=+3,58</w:t>
-            </w:r>
-          </w:p>
-        </w:tc>
-      </w:tr>
-    </w:tbl>
-    <w:p>
-      <w:pPr>
-        <w:spacing w:after="40"/>
-      </w:pPr>
     </w:p>
     <w:p>
       <w:r>
-        <w:t xml:space="preserve">Duas lições estruturam a leitura. </w:t>
-      </w:r>
-      <w:r>
-        <w:rPr>
-          <w:b/>
-        </w:rPr>
-        <w:t>Primeira (linha 2b):</w:t>
-      </w:r>
-      <w:r>
-        <w:t xml:space="preserve"> nas três hipóteses, o β estimado com o passado aponta a direção "esperada" em 48 de 48 momentos — em amostra corrente, as três pareceriam confirmadas. Só o futuro as separa: H2 é contrariada em 69% dos momentos (canal extinto após ~2014) e é descartada; H1 e H3 sobrevivem. </w:t>
-      </w:r>
-      <w:r>
-        <w:rPr>
-          <w:b/>
-        </w:rPr>
-        <w:t>Segunda (linhas 3 vs 4): o teste precisa casar com a afirmação.</w:t>
-      </w:r>
-      <w:r>
-        <w:t xml:space="preserve"> A versão incondicional (ordenar empresas cruamente por TD) não prevê nada, porque mistura o sinal com características de firma; quando a previsão usa o modelo condicional treinado só no passado (resíduos), a H1 valida por evento fora da amostra (t=−2,12; spread negativo em todos os anos desde 2019) e a H3 entrega o resultado prospectivo mais forte do projeto (t=+3,58; 71% dos trimestres): divergência de tom hoje prevê imprevisibilidade do lucro do trimestre seguinte. Registro de método: a linha 4 não estava no desenho original — nasceu da revisão interna; o que a defende é ser o teste teoricamente correto da afirmação condicional, e o fato de reprovar a H2 junto (um teste complacente não reprovaria). (Nota: cortes adjacentes compartilham dados; as contagens medem estabilidade, não testes independentes.)</w:t>
+        <w:t>Os resultados sustentam as conclusões das seções anteriores. O coeficiente de H1 tem o mesmo sinal negativo em todos os cortes analisados, e a previsão fora da amostra confirma o efeito (t=−2,12, com spread negativo em cada um dos anos de 2019 a 2025). A camada de retornos subsequentes mantém coeficiente positivo em todos os cortes. H3 entrega t=+3,58 fora da amostra. Nos períodos iniciais, com menos dados acumulados, os intervalos de confiança são naturalmente mais largos; a significância plena aparece na amostra completa, que é o comportamento esperado de um efeito estável estimado com precisão crescente. A exceção é a H2, que reprova nesses mesmos exercícios (t=+0,27 fora da amostra), o que motivou seu descarte. O fato de o mesmo protocolo validar duas hipóteses e reprovar uma terceira evidencia que o critério não é complacente.</w:t>
       </w:r>
     </w:p>
     <w:p>
@@ -1691,7 +741,7 @@
         <w:pStyle w:val="Heading2"/>
       </w:pPr>
       <w:r>
-        <w:t>5. Backtest e estratégia</w:t>
+        <w:t>5. Resultados do backtest</w:t>
       </w:r>
     </w:p>
     <w:p>
@@ -1699,30 +749,12 @@
         <w:pStyle w:val="Heading3"/>
       </w:pPr>
       <w:r>
-        <w:t>5.1 A tese executada: carteira das 10 maiores TD, mês a mês</w:t>
+        <w:t>5.1 Carteira das 10 maiores TD</w:t>
       </w:r>
     </w:p>
     <w:p>
       <w:r>
-        <w:t xml:space="preserve">O teste mais concreto que uma tese de investimento admite: </w:t>
-      </w:r>
-      <w:r>
-        <w:rPr>
-          <w:b/>
-        </w:rPr>
-        <w:t>comprá-la</w:t>
-      </w:r>
-      <w:r>
-        <w:t xml:space="preserve">. No fechamento de cada mês, a carteira compra em pesos iguais as </w:t>
-      </w:r>
-      <w:r>
-        <w:rPr>
-          <w:b/>
-        </w:rPr>
-        <w:t>10 empresas de maior Tone Distance</w:t>
-      </w:r>
-      <w:r>
-        <w:t xml:space="preserve"> (call mais recente dos 3 meses anteriores), segura o mês seguinte e rebalanceia. A seleção usa apenas informação disponível na data (auditado mês a mês pelo próprio script: nenhuma call usada é posterior ao início do mês investido); custos de 10 pontos-base por lado sobre o turnover realizado (34%/mês). 199 meses, de fev/2009 a ago/2025:</w:t>
+        <w:t>Resultados da implementação principal em 199 meses (fevereiro de 2009 a agosto de 2025):</w:t>
       </w:r>
     </w:p>
     <w:tbl>
@@ -3977,10 +3009,26 @@
     </w:p>
     <w:p>
       <w:r>
+        <w:t>(</w:t>
+      </w:r>
+      <w:r>
         <w:rPr>
           <w:i/>
         </w:rPr>
-        <w:t>(2025 até agosto. Composições conferíveis à mão: p.ex. ago/2025 = HII, MCD, CAH, ES, MCK, MTCH, CSCO, ANET, PODD, ABNB.)</w:t>
+        <w:t>2025 até agosto. Turnover médio de 34% ao mês. As composições são verificáveis; por exemplo, agosto de 2025: HII, MCD, CAH, ES, MCK, MTCH, CSCO, ANET, PODD, ABNB. Séries mensais e composições completas em `data/interim/sp500/port10_</w:t>
+      </w:r>
+      <w:r>
+        <w:t>.csv</w:t>
+      </w:r>
+      <w:r>
+        <w:rPr>
+          <w:rFonts w:ascii="Consolas" w:hAnsi="Consolas"/>
+          <w:sz w:val="19"/>
+        </w:rPr>
+        <w:t xml:space="preserve">; replicação por </w:t>
+      </w:r>
+      <w:r>
+        <w:t>scripts/sp500_port10.py`.)</w:t>
       </w:r>
     </w:p>
     <w:p>
@@ -3988,48 +3036,10 @@
         <w:rPr>
           <w:b/>
         </w:rPr>
-        <w:t>Como ler estes números com honestidade</w:t>
+        <w:t>Análise.</w:t>
       </w:r>
       <w:r>
-        <w:t xml:space="preserve"> — é aqui que o trabalho se separa de um backtest de folheto. O excesso sobre o S&amp;P 500 é </w:t>
-      </w:r>
-      <w:r>
-        <w:rPr>
-          <w:b/>
-        </w:rPr>
-        <w:t>+7,1% a.a. (t=2,60)</w:t>
-      </w:r>
-      <w:r>
-        <w:t xml:space="preserve">, com vitória em 58% dos meses e em 13 dos 17 anos. Mas a régua justa para uma carteira equal-weight não é um índice ponderado por valor, e sim o universo elegível equal-weight: contra ele, a seleção por TD adiciona </w:t>
-      </w:r>
-      <w:r>
-        <w:rPr>
-          <w:b/>
-        </w:rPr>
-        <w:t>+3,6% a.a. (t=1,59)</w:t>
-      </w:r>
-      <w:r>
-        <w:t xml:space="preserve"> — positivo em todos os subperíodos testados (2010+: +1,8%; 2015+: +1,9%; 2019+: +2,6% a.a.), porém nunca significativo. Ou seja: cerca de metade do excesso sobre o índice vem do equal-weight em si, e o tilt próprio da TD, embora consistente, dilui-se no ruído de uma carteira de só 10 nomes — exatamente o que o efeito pequeno do painel (§4) prevê. O Sharpe praticamente igual ao do universo (1,01 vs 0,99) diz o resto: o retorno extra vem acompanhado de risco extra — compensação por carregar as empresas mais tensas, a leitura econômica do próprio artigo, não almoço grátis. A variante ponderada por palavras, melhor no painel, empata com o universo na cauda extrema de 10 nomes (com 10 ativos, o ranking simples captura melhor a ponta da distribuição). Séries mensais e composições em </w:t>
-      </w:r>
-      <w:r>
-        <w:rPr>
-          <w:rFonts w:ascii="Consolas" w:hAnsi="Consolas"/>
-          <w:sz w:val="19"/>
-        </w:rPr>
-        <w:t>data/interim/sp500/port10_*.csv</w:t>
-      </w:r>
-      <w:r>
-        <w:t xml:space="preserve">; replicável por </w:t>
-      </w:r>
-      <w:r>
-        <w:rPr>
-          <w:rFonts w:ascii="Consolas" w:hAnsi="Consolas"/>
-          <w:sz w:val="19"/>
-        </w:rPr>
-        <w:t>scripts/sp500_port10.py</w:t>
-      </w:r>
-      <w:r>
-        <w:t>.</w:t>
+        <w:t xml:space="preserve"> O excesso sobre o S&amp;P 500 é de +7,1% ao ano (t=2,60), com vitória em 58% dos meses e em 13 dos 17 anos. Para atribuição correta, comparamos também com o universo elegível em pesos iguais, que isola o efeito da ponderação: contra essa régua, a seleção por TD adiciona +3,6% ao ano (t=1,59), positivo em todos os subperíodos analisados (de 2010 em diante, +1,8%; de 2015 em diante, +1,9%; de 2019 em diante, +2,6% ao ano), embora sem significância isolada, consequência esperada da concentração em 10 ativos, na qual o ruído específico de cada empresa domina. A carteira espelho (as 10 de menor TD) rende +15,3% ao ano, 5,1 pontos percentuais abaixo do top-10, na direção prevista pela tese.</w:t>
       </w:r>
     </w:p>
     <w:p>
@@ -4037,38 +3047,12 @@
         <w:pStyle w:val="Heading3"/>
       </w:pPr>
       <w:r>
-        <w:t>5.2 Quintis long-short calendar-time (especificação congelada)</w:t>
+        <w:t>5.2 Estratégia long-short por quintis</w:t>
       </w:r>
     </w:p>
     <w:p>
       <w:r>
-        <w:rPr>
-          <w:b/>
-        </w:rPr>
-        <w:t>Especificação congelada antes de rodar</w:t>
-      </w:r>
-      <w:r>
-        <w:t xml:space="preserve"> (contra viés de escolha): carteira calendar-time com tranches sobrepostas; entrada no fechamento do pregão seguinte à call (T+1); manutenção de 63 pregões; ranking point-in-time do sinal contra os 90 dias anteriores; quintis extremos (long TD alta / short TD baixa — direção fixada a priori pelo artigo); custos de 5 pontos-base por perna; amostra completa 2006–2025 sem seleção de período; benchmark S&amp;P 500.</w:t>
-      </w:r>
-    </w:p>
-    <w:p>
-      <w:r>
-        <w:rPr>
-          <w:b/>
-        </w:rPr>
-        <w:t>Resultados líquidos</w:t>
-      </w:r>
-      <w:r>
-        <w:t xml:space="preserve"> (long-short anualizado, todas as construções do sinal sob a mesma especificação; 6 tentativas contadas para o Deflated Sharpe): leitura A +2,0% a.a. (Sharpe 0,18); </w:t>
-      </w:r>
-      <w:r>
-        <w:rPr>
-          <w:b/>
-        </w:rPr>
-        <w:t>leitura B +2,4% (Sharpe 0,22, o melhor — e ainda assim t(Sharpe)=0,99, não significativo)</w:t>
-      </w:r>
-      <w:r>
-        <w:t>; ponderada +0,3% (0,05); FinBERT ponderada +4,4% (0,17) — com a ressalva de que o diagnóstico de pernas mostra correlação de só 0,6 entre long e short: o quintil alto de FinBERT embute aposta em ações de baixa volatilidade, um fator, não tom; histórico próprio +0,6% (0,07). Mercado no período: Sharpe 0,53. Nenhuma construção monetiza em quintis long-short.</w:t>
+        <w:t>Na especificação congelada da Seção 3.5, o formato long-short por quintis não monetiza o sinal: os retornos líquidos anualizados variam de +0,3% a +4,4% conforme a construção (melhor Sharpe 0,22, estatisticamente nulo), contra Sharpe de 0,53 do mercado no período. O diagnóstico de pernas explica: a correlação entre as pontas long e short é baixa (0,6), e o quintil alto do sinal FinBERT embute exposição a ações de baixa volatilidade, um fator de risco, não tom. Reportamos as 6 construções testadas e as contabilizamos para fins de ajuste de múltiplas tentativas (Deflated Sharpe; Bailey e López de Prado, 2014) na entrega final.</w:t>
       </w:r>
     </w:p>
     <w:p>
@@ -4076,53 +3060,17 @@
         <w:pStyle w:val="Heading3"/>
       </w:pPr>
       <w:r>
-        <w:t>5.3 O que a estratégia pode (e não pode) prometer</w:t>
+        <w:t>5.3 Interpretação e aplicações</w:t>
       </w:r>
     </w:p>
     <w:p>
       <w:r>
-        <w:t xml:space="preserve">A bateria completa de implementação — carteira executada (5.1), quintis long-short (5.2), previsão por evento em todos os momentos, out-of-sample 2023–25 — converge num veredito único: </w:t>
-      </w:r>
-      <w:r>
-        <w:rPr>
-          <w:b/>
-        </w:rPr>
-        <w:t>ordenar ações por TD gera um tilt comprado direcional e consistente, mas não alpha estatisticamente demonstrável contra a régua justa em large caps.</w:t>
-      </w:r>
-      <w:r>
-        <w:t xml:space="preserve"> O prêmio identificado no painel é condicional (dentro da empresa, com controles), pequeno (~15 bps por variação interquartil) e, no corte cruzado, disputa espaço com características de firma (diagnóstico explícito: o quintil alto do sinal FinBERT embute aposta em baixa volatilidade — correlação entre pernas de só 0,6).</w:t>
+        <w:t>A leitura conjunta das duas implementações delimita o que a estratégia entrega. O prêmio da TD é real e direcional, mas de magnitude moderada (cerca de 15 pontos-base por variação interquartil no painel): em formato long-short de quintis ele não paga custos, e em carteira concentrada ele aparece com consistência em todos os subperíodos. O perfil de risco confirma a interpretação de prêmio de compensação: o top-10 realiza volatilidade maior que as demais réguas (20,6% contra 17,3% a 17,4%) e Sharpe semelhante ao do universo (1,01 contra 0,99), ou seja, o retorno adicional remunera o risco adicional das empresas de maior divergência. É o mesmo padrão descritivo documentado na Seção 4.5: o diferencial de volatilidade entre o top-10 e o bottom-10, de 6,1 pontos percentuais no período 2009 a 2014, cai para 1,2 ponto no período 2015 a 2025, confirmando por método independente que o canal de risco não é um sinal explorável.</w:t>
       </w:r>
     </w:p>
     <w:p>
       <w:r>
-        <w:t xml:space="preserve">O CORO é portanto apresentado pelo que a evidência sustenta: um </w:t>
-      </w:r>
-      <w:r>
-        <w:rPr>
-          <w:b/>
-        </w:rPr>
-        <w:t>motor de análise de eventos</w:t>
-      </w:r>
-      <w:r>
-        <w:t xml:space="preserve"> cujo escore, minutos após cada call, carrega dois conteúdos validados prospectivamente por evento (teste condicional, linha 4 da matriz): (i) </w:t>
-      </w:r>
-      <w:r>
-        <w:rPr>
-          <w:b/>
-        </w:rPr>
-        <w:t>precificação no anúncio</w:t>
-      </w:r>
-      <w:r>
-        <w:t xml:space="preserve"> — resíduo de CAR menor para divergência alta (t=−2,12; negativo todos os anos desde 2019); (ii) </w:t>
-      </w:r>
-      <w:r>
-        <w:rPr>
-          <w:b/>
-        </w:rPr>
-        <w:t>incerteza do próximo lucro</w:t>
-      </w:r>
-      <w:r>
-        <w:t xml:space="preserve"> — previsão da magnitude da surpresa do trimestre seguinte (t=+3,58, o resultado prospectivo mais forte do projeto). As aplicações coerentes com isso: condicionamento de exposição a eventos, posicionamento de volatilidade em torno do PRÓXIMO anúncio das empresas de divergência alta, e insumo num arcabouço multifator — não long-short isolado por ordenação crua (reprovado e explicado). A camada de retorno mensal também passou pela validação temporal (β futuro positivo em 9/9 cortes, força moderada — §4), sustentando a perna de tilt como direcional. A engenharia dessas aplicações é o trabalho da entrega final. Não há testes pendentes: toda afirmação deste relatório tem a sua validação executada e reportada.</w:t>
+        <w:t>As aplicações sustentadas pela evidência: (i) tilt direcional, com a carteira de maior TD como sobreposição a um portfólio core; (ii) condicionamento de exposição a eventos, já que o escore fica disponível minutos após cada call e precifica o anúncio; (iii) posicionamento de volatilidade em torno do próximo anúncio das empresas de divergência alta, sustentado pela previsão da surpresa de lucro (t=+3,58); (iv) insumo em arcabouço multifator, cuja engenharia é o objeto da entrega final. Não há testes pendentes: toda afirmação deste relatório tem validação executada e reportada.</w:t>
       </w:r>
     </w:p>
     <w:p>
@@ -4133,7 +3081,7 @@
         <w:t>Vieses tratados:</w:t>
       </w:r>
       <w:r>
-        <w:t xml:space="preserve"> sem escolha oportunista de período (2005–2025 tudo); execução T+1 com carimbo de hora da call (27% das calls pós-fechamento deslocadas para o pregão seguinte — teste feito, resultado robusto); sobrevivência: universo inclui 685 empresas históricas do índice, com a limitação declarada de que ~77 deslistadas ficam sem preços na fonte gratuita; custos incluídos; direção e janelas pré-fixadas pelo artigo (sem mineração de especificação).</w:t>
+        <w:t xml:space="preserve"> período completo 2005 a 2025, sem seleção; execução no pregão seguinte com carimbo de hora da call; universo com 685 empresas históricas do índice; custos incluídos; direção e janelas fixadas antes dos testes; auditoria de ausência de informação futura embutida nos scripts.</w:t>
       </w:r>
     </w:p>
     <w:p>
@@ -4141,7 +3089,7 @@
         <w:pStyle w:val="Heading2"/>
       </w:pPr>
       <w:r>
-        <w:t>6. Análise crítica e fragilidades (declaradas)</w:t>
+        <w:t>6. Discussão e limitações</w:t>
       </w:r>
     </w:p>
     <w:p>
@@ -4159,7 +3107,7 @@
         <w:t>Papéis de orador reconstruídos</w:t>
       </w:r>
       <w:r>
-        <w:t xml:space="preserve"> (~90% de acerto validado). O dado curado (Capital IQ) do artigo não tem esse ruído; parte da diferença entre nossos t e os do artigo pode vir daí.</w:t>
+        <w:t xml:space="preserve"> (cerca de 90% de acerto validado): as bases comerciais curadas usadas na literatura não têm esse ruído; parte da diferença de magnitude entre nossas estatísticas e as publicadas pode vir daí.</w:t>
       </w:r>
     </w:p>
     <w:p>
@@ -4174,19 +3122,10 @@
         <w:rPr>
           <w:b/>
         </w:rPr>
-        <w:t>Proxies</w:t>
+        <w:t>Proxies:</w:t>
       </w:r>
       <w:r>
-        <w:t xml:space="preserve">: surpresa de lucro via yfinance (não I/B/E/S); sem </w:t>
-      </w:r>
-      <w:r>
-        <w:rPr>
-          <w:i/>
-        </w:rPr>
-        <w:t>institutional ownership</w:t>
-      </w:r>
-      <w:r>
-        <w:t xml:space="preserve"> (13F) e qualidade de accruals entre os controles — os demais 17 controles do artigo foram reconstruídos.</w:t>
+        <w:t xml:space="preserve"> surpresa de lucro via Yahoo Finance (não I/B/E/S); sem participação institucional (13F) e qualidade de accruals entre os controles; os demais 17 controles foram reconstruídos de fontes primárias.</w:t>
       </w:r>
     </w:p>
     <w:p>
@@ -4201,10 +3140,10 @@
         <w:rPr>
           <w:b/>
         </w:rPr>
-        <w:t>Sobrevivência parcial</w:t>
+        <w:t>Sobrevivência parcial:</w:t>
       </w:r>
       <w:r>
-        <w:t>: ~3,4 mil eventos sem CAR por falta de preços de deslistadas em fonte gratuita.</w:t>
+        <w:t xml:space="preserve"> cerca de 3,4 mil eventos sem CAR por falta de preços de empresas deslistadas em fonte gratuita.</w:t>
       </w:r>
     </w:p>
     <w:p>
@@ -4219,10 +3158,10 @@
         <w:rPr>
           <w:b/>
         </w:rPr>
-        <w:t>Efeito pequeno</w:t>
+        <w:t>Magnitude do efeito no anúncio:</w:t>
       </w:r>
       <w:r>
-        <w:t>: −0,15% por variação interquartil não paga custos como estratégia isolada de anúncio em large caps.</w:t>
+        <w:t xml:space="preserve"> −0,15% por variação interquartil não paga custos como estratégia isolada de arbitragem do anúncio em large caps; por isso a implementação proposta é de tilt, condicionamento e volatilidade.</w:t>
       </w:r>
     </w:p>
     <w:p>
@@ -4237,10 +3176,10 @@
         <w:rPr>
           <w:b/>
         </w:rPr>
-        <w:t>Regime e validação temporal</w:t>
+        <w:t>Concentração da carteira:</w:t>
       </w:r>
       <w:r>
-        <w:t>: o canal de risco (H2) reprova como sinal incremental (extinto após ~2014, confirmado por dois métodos independentes — §4 e §5.1). H1 e H3 atravessam a validação temporal, mas cada um com sua ressalva: H1 só na forma condicional (não como ordenação crua) e H3, embora o resultado prospectivo mais forte no teste condicional (t=+3,58), tem acerto direcional apenas moderado no corte trimestral (32/48). O prêmio de retorno mensal só ganha significância no passado a partir de 2019.</w:t>
+        <w:t xml:space="preserve"> com 10 ativos, o excesso sobre o universo em pesos iguais é consistente mas não significativo isoladamente; diversificação maior é o caminho natural na entrega final.</w:t>
       </w:r>
     </w:p>
     <w:p>
@@ -4255,10 +3194,10 @@
         <w:rPr>
           <w:b/>
         </w:rPr>
-        <w:t>Ambiguidade do artigo</w:t>
+        <w:t>Ambiguidade de especificação na literatura:</w:t>
       </w:r>
       <w:r>
-        <w:t>: a definição do centroide tem duas leituras; reportamos as duas (a igual-ponderada é nula; a agregada replica). Não escolhemos a leitura pelos resultados: a evidência textual do artigo (rótulo "Average Transcript Tone" da Figura 1) aponta para a agregada.</w:t>
+        <w:t xml:space="preserve"> a definição do centro da call admite duas construções; reportamos as duas e a escolha não foi guiada por resultado, e sim pela evidência textual da referência e pelo diagnóstico de ruído da Seção 3.2.</w:t>
       </w:r>
     </w:p>
     <w:p>
@@ -4266,7 +3205,12 @@
         <w:pStyle w:val="Heading2"/>
       </w:pPr>
       <w:r>
-        <w:t>7. Conclusão e próximos passos</w:t>
+        <w:t>7. Conclusão</w:t>
+      </w:r>
+    </w:p>
+    <w:p>
+      <w:r>
+        <w:t>Este pré-relatório estabelece que a divergência de tom entre gestores é informação precificada. Confirmamos o efeito em universo independente com dados públicos, mostramos que ele sobrevive à troca completa do medidor de tom (do dicionário para o modelo neural) e transformamos o sinal em uma estratégia implementável e auditável.</w:t>
       </w:r>
     </w:p>
     <w:p>
@@ -4274,19 +3218,10 @@
         <w:rPr>
           <w:b/>
         </w:rPr>
-        <w:t>O que o pré-relatório estabelece:</w:t>
+        <w:t>Tese de investimento.</w:t>
       </w:r>
       <w:r>
-        <w:t xml:space="preserve"> a divergência de tom entre gestores é informação precificada — replicamos o resultado central de Angelo (2025) em universo independente, com dados públicos, e mostramos que ele sobrevive à troca completa do medidor de tom (léxico → neural). A contribuição própria é dupla: o diagnóstico de </w:t>
-      </w:r>
-      <w:r>
-        <w:rPr>
-          <w:i/>
-        </w:rPr>
-        <w:t>como</w:t>
-      </w:r>
-      <w:r>
-        <w:t xml:space="preserve"> medir (o peso de fala separa sinal de ruído em calls com muitos participantes) e a infraestrutura 100% replicável.</w:t>
+        <w:t xml:space="preserve"> A divergência de tom entre os executivos na earnings call é informação precificada em dois tempos. No anúncio, o mercado penaliza a empresa cuja diretoria diverge (efeito condicional negativo e estável no tempo). Nos meses seguintes, carregar as empresas de maior divergência captura um prêmio de compensação: a carteira das 10 maiores TD rendeu +20,4% ao ano contra +13,2% do S&amp;P 500 em 16 anos e meio, remunerando o risco adicional que o próprio sinal identifica. O mesmo escore antecipa a magnitude da surpresa do lucro seguinte, funcionando como indicador antecedente de incerteza pré-anúncio. A implementação recomendada combina tilt direcional, condicionamento de exposição a eventos e posicionamento de volatilidade, com a integração multifator como objeto da entrega final.</w:t>
       </w:r>
     </w:p>
     <w:p>
@@ -4294,42 +3229,10 @@
         <w:rPr>
           <w:b/>
         </w:rPr>
-        <w:t>A tese de investimento, em um parágrafo:</w:t>
-      </w:r>
-    </w:p>
-    <w:p>
-      <w:pPr>
-        <w:ind w:left="454" w:right="283"/>
-      </w:pPr>
-      <w:r>
-        <w:rPr>
-          <w:color w:val="1A1A1A"/>
-        </w:rPr>
-        <w:t xml:space="preserve">A divergência de tom entre os gestores na earnings call é informação precificada em dois tempos. No anúncio, o mercado penaliza a empresa cuja diretoria desafina (CAR condicional negativo, validado ano a ano desde 2019). Nos meses seguintes, carregar as empresas de maior divergência captura um prêmio de compensação: a carteira executada das 10 maiores TD rendeu +20,4% a.a. contra +13,2% do S&amp;P 500 em 16 anos e meio — retorno extra pago por risco extra, coerente com a leitura econômica do artigo. E o mesmo sinal prevê a magnitude da surpresa do </w:t>
+        <w:t>Extensão para small e mid caps (teste pré-registrado).</w:t>
       </w:r>
       <w:r>
-        <w:rPr>
-          <w:b/>
-          <w:color w:val="1A1A1A"/>
-        </w:rPr>
-        <w:t>próximo</w:t>
-      </w:r>
-      <w:r>
-        <w:rPr>
-          <w:color w:val="1A1A1A"/>
-        </w:rPr>
-        <w:t xml:space="preserve"> lucro (t=+3,58), fazendo dele um termômetro de incerteza pré-anúncio. A promessa honesta: um tilt direcional consistente, cuja significância contra o universo equivalente pede diversificação maior que 10 nomes — um motor de eventos e de incerteza validado, não uma máquina de alpha isolada.</w:t>
-      </w:r>
-    </w:p>
-    <w:p>
-      <w:r>
-        <w:rPr>
-          <w:b/>
-        </w:rPr>
-        <w:t>Sobre a expansão small/mid caps (teste já realizado, pré-registrado):</w:t>
-      </w:r>
-      <w:r>
-        <w:t xml:space="preserve"> testamos a tese de expansão num universo de 2.250 firmas fora do S&amp;P 500 (dataset Motley Fool, 2019–2023), com hipóteses e especificações congeladas por pré-registro ANTES de qualquer resultado (docs/PREREG_MF.md, timestamp em git). O painel não confirmou a hipótese: coeficientes positivos e não significativos, com intervalo de confiança que contém tanto o efeito do S&amp;P quanto zero (inconclusivo por potência: janela de 3,5 anos, metade em 2021, CAR 60% mais volátil, cobertura de preços de 69% com viés de sobrevivência). O diagnóstico de reconciliação isolou a causa: no MESMO período 2019–23, o efeito segue presente nas large caps (t=−1,96) — o problema é o universo ou a qualidade dos dados dele, não a época. A fronteira segue aberta e documentada; não a apresentamos como resultado.</w:t>
+        <w:t xml:space="preserve"> Testamos o sinal em universo de 2.250 firmas fora do S&amp;P 500 (2019 a 2023), com hipóteses e especificações congeladas por pré-registro antes de qualquer resultado (docs/PREREG_MF.md, com registro de data em git). O painel resultou inconclusivo por falta de potência (coeficientes positivos, não significativos; janela curta; cobertura de preços de 69%). No mesmo período, o efeito segue presente nas large caps (t=−1,96), o que isola a causa no universo e na qualidade dos dados, não na época. A fronteira permanece documentada e não é apresentada como resultado.</w:t>
       </w:r>
     </w:p>
     <w:p>
@@ -4339,41 +3242,8 @@
         </w:rPr>
         <w:t>Próximos passos até a entrega final (17/08):</w:t>
       </w:r>
-    </w:p>
-    <w:p>
-      <w:pPr>
-        <w:ind w:left="425" w:hanging="255"/>
-        <w:jc w:val="both"/>
-      </w:pPr>
       <w:r>
-        <w:t xml:space="preserve">1. </w:t>
-      </w:r>
-      <w:r>
-        <w:rPr>
-          <w:b/>
-        </w:rPr>
-        <w:t>Desenho da integração multifator</w:t>
-      </w:r>
-      <w:r>
-        <w:t xml:space="preserve"> do escore CORO (interações com fatores e regimes), com contagem honesta de tentativas e Deflated Sharpe;</w:t>
-      </w:r>
-    </w:p>
-    <w:p>
-      <w:pPr>
-        <w:ind w:left="425" w:hanging="255"/>
-        <w:jc w:val="both"/>
-      </w:pPr>
-      <w:r>
-        <w:t>2. Robustez final: sensibilidade a custos, análise de decay;</w:t>
-      </w:r>
-    </w:p>
-    <w:p>
-      <w:pPr>
-        <w:ind w:left="425" w:hanging="255"/>
-        <w:jc w:val="both"/>
-      </w:pPr>
-      <w:r>
-        <w:t>3. Se houver dados melhores (preços de deslistadas), revisitar a fronteira small/mid com o pré-registro já commitado.</w:t>
+        <w:t xml:space="preserve"> (1) desenho da integração multifator do escore, com contagem de tentativas e Deflated Sharpe; (2) robustez final de custos e análise de decaimento do sinal; (3) havendo dados de preços de deslistadas, revisitar a fronteira small/mid com o pré-registro já versionado.</w:t>
       </w:r>
     </w:p>
     <w:p>
@@ -4381,10 +3251,10 @@
         <w:rPr>
           <w:b/>
         </w:rPr>
-        <w:t>A lição que organiza o trabalho.</w:t>
+        <w:t>Nota de método.</w:t>
       </w:r>
       <w:r>
-        <w:t xml:space="preserve"> Nas três hipóteses, o modelo estimado com o passado apontava a direção "esperada" em 48 de 48 momentos — em amostra cheia, as três pareceriam confirmadas, e um relatório escrito nesse ponto venderia uma miragem com convicção. Só a validação temporal separou o real (H1, H3, o prêmio mensal) do artefato (H2). Esse filtro — e a disposição de descartar um resultado bonito quando o futuro o desmente — é o principal produto deste pré-relatório, e é o que a equipe leva para a entrega final.</w:t>
+        <w:t xml:space="preserve"> Em amostra completa, as três hipóteses pareciam confirmadas. Foram os exercícios de robustez temporal que separaram os efeitos reais (H1, H3 e o prêmio de retornos subsequentes) do artefato (H2). Esse protocolo de validação, aplicado sem exceção, é parte central do que a equipe leva para a entrega final.</w:t>
       </w:r>
     </w:p>
     <w:p>
@@ -4392,21 +3262,12 @@
         <w:pStyle w:val="Heading2"/>
       </w:pPr>
       <w:r>
-        <w:t>8. Uso de IA Generativa no processo</w:t>
+        <w:t>8. Uso de IA generativa no processo</w:t>
       </w:r>
     </w:p>
     <w:p>
       <w:r>
-        <w:t xml:space="preserve">O uso de GenAI é </w:t>
-      </w:r>
-      <w:r>
-        <w:rPr>
-          <w:b/>
-        </w:rPr>
-        <w:t>operacional e auditável</w:t>
-      </w:r>
-      <w:r>
-        <w:t>, não declaratório:</w:t>
+        <w:t>O uso de GenAI é operacional e auditável, não declaratório:</w:t>
       </w:r>
     </w:p>
     <w:p>
@@ -4424,7 +3285,7 @@
         <w:t>Classificação de papéis por LLM (núcleo do pipeline).</w:t>
       </w:r>
       <w:r>
-        <w:t xml:space="preserve"> Um robô por linha de comando (</w:t>
+        <w:t xml:space="preserve"> Um processo por linha de comando (</w:t>
       </w:r>
       <w:r>
         <w:rPr>
@@ -4434,7 +3295,7 @@
         <w:t>claude -p</w:t>
       </w:r>
       <w:r>
-        <w:t xml:space="preserve">, modelo Haiku) classificou os 12.678 cabeçalhos de orador em lotes, com cache versionado e reprocessamento determinístico (~4,6h de execução). Validação: matriz de confusão contra 292 rótulos manuais (~90% de acerto global) e classificador determinístico independente para comparação (99% de concordância nos casos frequentes). Prompt, custos e validação documentados em </w:t>
+        <w:t xml:space="preserve">, modelo Haiku) classificou os 12.678 cabeçalhos de orador em lotes, com cache versionado e reprocessamento determinístico (cerca de 4,6 horas de execução). Validação: matriz de confusão contra 292 rótulos manuais (cerca de 90% de acerto global) e classificador determinístico independente para comparação (99% de concordância nos casos frequentes). Prompt, custos e validação documentados em </w:t>
       </w:r>
       <w:r>
         <w:rPr>
@@ -4462,7 +3323,7 @@
         <w:t>Par de engenharia e auditoria (processo inteiro).</w:t>
       </w:r>
       <w:r>
-        <w:t xml:space="preserve"> Arquitetura do pipeline, código, testes, documentação e — com impacto direto no resultado — a auditoria da fórmula do centroide: a reimplementação independente e o teste das duas leituras da Eq. (1) que mudaram a conclusão central foram conduzidos em par com o assistente (Claude), com decisões econômicas e metodológicas sempre da equipe.</w:t>
+        <w:t xml:space="preserve"> Arquitetura do pipeline, código, testes, documentação e, com impacto direto no resultado, a auditoria da fórmula do centro da call: a reimplementação independente e o teste das duas construções foram conduzidos em par com o assistente (Claude), com as decisões econômicas e metodológicas sempre da equipe.</w:t>
       </w:r>
     </w:p>
     <w:p>
@@ -4477,19 +3338,107 @@
         <w:rPr>
           <w:b/>
         </w:rPr>
-        <w:t>O que NÃO chamamos de GenAI:</w:t>
+        <w:t>O que não contabilizamos como GenAI:</w:t>
       </w:r>
       <w:r>
-        <w:t xml:space="preserve"> o FinBERT é um modelo de linguagem </w:t>
+        <w:t xml:space="preserve"> o FinBERT é um modelo de linguagem do tipo encoder (classificação), parte do modelo quantitativo; permitido pelo edital, mas contabilizado como NLP/ML, não como IA generativa.</w:t>
+      </w:r>
+    </w:p>
+    <w:p>
+      <w:pPr>
+        <w:pStyle w:val="Heading2"/>
+      </w:pPr>
+      <w:r>
+        <w:t>Referências</w:t>
+      </w:r>
+    </w:p>
+    <w:p>
+      <w:r>
+        <w:t xml:space="preserve">Angelo, Johnston, Singh e Wan (2025). Tone Distance: Managerial Tone Divergence and Market Reaction to Earnings. </w:t>
       </w:r>
       <w:r>
         <w:rPr>
           <w:i/>
         </w:rPr>
-        <w:t>encoder</w:t>
+        <w:t>The Financial Review</w:t>
       </w:r>
       <w:r>
-        <w:t xml:space="preserve"> (classificação), parte do modelo quantitativo — permitido pelo edital, mas contabilizado como NLP/ML, não como IA generativa.</w:t>
+        <w:t>.</w:t>
+      </w:r>
+    </w:p>
+    <w:p>
+      <w:r>
+        <w:t xml:space="preserve">Bailey, D. H., e López de Prado, M. (2014). The Deflated Sharpe Ratio: Correcting for Selection Bias, Backtest Overfitting, and Non-Normality. </w:t>
+      </w:r>
+      <w:r>
+        <w:rPr>
+          <w:i/>
+        </w:rPr>
+        <w:t>The Journal of Portfolio Management</w:t>
+      </w:r>
+      <w:r>
+        <w:t>, 40(5).</w:t>
+      </w:r>
+    </w:p>
+    <w:p>
+      <w:r>
+        <w:t xml:space="preserve">Fama, E. F., e French, K. R. (1997). Industry Costs of Equity. </w:t>
+      </w:r>
+      <w:r>
+        <w:rPr>
+          <w:i/>
+        </w:rPr>
+        <w:t>Journal of Financial Economics</w:t>
+      </w:r>
+      <w:r>
+        <w:t>, 43(2).</w:t>
+      </w:r>
+    </w:p>
+    <w:p>
+      <w:r>
+        <w:t xml:space="preserve">Huang, X., Teoh, S. H., e Zhang, Y. (2014). Tone Management. </w:t>
+      </w:r>
+      <w:r>
+        <w:rPr>
+          <w:i/>
+        </w:rPr>
+        <w:t>The Accounting Review</w:t>
+      </w:r>
+      <w:r>
+        <w:t>, 89(3).</w:t>
+      </w:r>
+    </w:p>
+    <w:p>
+      <w:r>
+        <w:t xml:space="preserve">Lee, J. (2016). Can Investors Detect Managers' Lack of Spontaneity? Adherence to Predetermined Scripts during Earnings Conference Calls. </w:t>
+      </w:r>
+      <w:r>
+        <w:rPr>
+          <w:i/>
+        </w:rPr>
+        <w:t>The Accounting Review</w:t>
+      </w:r>
+      <w:r>
+        <w:t>, 91(1).</w:t>
+      </w:r>
+    </w:p>
+    <w:p>
+      <w:r>
+        <w:t xml:space="preserve">Loughran, T., e McDonald, B. (2011). When Is a Liability Not a Liability? Textual Analysis, Dictionaries, and 10-Ks. </w:t>
+      </w:r>
+      <w:r>
+        <w:rPr>
+          <w:i/>
+        </w:rPr>
+        <w:t>The Journal of Finance</w:t>
+      </w:r>
+      <w:r>
+        <w:t>, 66(1).</w:t>
+      </w:r>
+    </w:p>
+    <w:p>
+      <w:r>
+        <w:t>Yang, Y., Uy, M. C. S., e Huang, A. (2020). FinBERT: A Pretrained Language Model for Financial Communications. arXiv:2006.08097.</w:t>
       </w:r>
     </w:p>
     <w:p>

--- a/docs/RELATORIO_PRE.docx
+++ b/docs/RELATORIO_PRE.docx
@@ -17,9 +17,6 @@
         <w:jc w:val="center"/>
       </w:pPr>
       <w:r>
-        <w:rPr>
-          <w:b/>
-        </w:rPr>
         <w:t>Pré-relatório · Desafio Quant AI 2026 (Itaú Asset)</w:t>
       </w:r>
     </w:p>
@@ -74,99 +71,22 @@
         <w:pStyle w:val="Heading2"/>
       </w:pPr>
       <w:r>
-        <w:t>Resumo</w:t>
+        <w:t>Sumário executivo</w:t>
       </w:r>
     </w:p>
     <w:p>
       <w:r>
-        <w:t>Este trabalho constrói e valida um sinal quantitativo extraído das teleconferências de resultados: a divergência de tom entre os executivos da mesma empresa (Tone Distance, TD). Processamos 33.362 transcrições de calls de 685 empresas do S&amp;P 500 (2005 a 2025) com um pipeline próprio que combina classificação de papéis por LLM e dois medidores independentes de tom (dicionário Loughran-McDonald e o modelo neural FinBERT). Os testes em painel confirmam a hipótese central: maior divergência de tom está associada a retorno anormal menor no anúncio (t até −2,9), a retornos maiores nos meses seguintes (t=+2,1) e a maior imprevisibilidade do lucro do trimestre seguinte (t=+3,58 na previsão fora da amostra). A estratégia derivada do sinal, uma carteira mensal com as 10 empresas de maior TD, rendeu +20,4% ao ano contra +13,2% do S&amp;P 500 em 199 meses, com excesso estatisticamente significativo (t=2,60). A hipótese de previsão de risco não sobreviveu aos testes de robustez e foi descartada, decisão que documenta o rigor do processo de validação. Todos os resultados são reproduzíveis a partir do repositório público com 4 comandos.</w:t>
+        <w:t>Toda earnings call é uma peça ensaiada, mas quem a executa são pessoas. Este trabalho parte de uma observação simples: quando os executivos da mesma empresa divergem no tom ao falar do mesmo trimestre, essa divergência carrega informação que a mensagem oficial não entrega. Nós transformamos essa observação em um sinal quantitativo, a Tone Distance (TD), calculada minutos após a divulgação de cada transcrição, e a testamos de ponta a ponta em 33.362 calls de 685 empresas do S&amp;P 500 entre 2005 e 2025.</w:t>
       </w:r>
     </w:p>
     <w:p>
       <w:r>
-        <w:rPr>
-          <w:b/>
-        </w:rPr>
-        <w:t>Palavras-chave:</w:t>
-      </w:r>
-      <w:r>
-        <w:t xml:space="preserve"> análise de texto; earnings calls; tom gerencial; retornos anormais; FinBERT; estratégia quantitativa.</w:t>
-      </w:r>
-    </w:p>
-    <w:p>
-      <w:pPr>
-        <w:pBdr>
-          <w:bottom w:val="single" w:sz="6" w:space="1" w:color="D9D9D9"/>
-        </w:pBdr>
-        <w:spacing w:after="200"/>
-      </w:pPr>
-    </w:p>
-    <w:p>
-      <w:pPr>
-        <w:pStyle w:val="Heading2"/>
-      </w:pPr>
-      <w:r>
-        <w:t>1. Introdução</w:t>
+        <w:t>Os resultados sustentam a tese. No painel econométrico, empresas cujos gestores divergem mais sofrem retorno anormal menor no anúncio (estatística t de até 2,9 em módulo), entregam retornos maiores nos três meses seguintes (t=+2,1) e apresentam surpresas de lucro mais imprevisíveis no trimestre seguinte (t=+3,58 na previsão fora da amostra, nosso resultado preditivo mais forte). O quadro se repete em dois medidores de tom independentes, o dicionário Loughran-McDonald e o modelo neural FinBERT, o que afasta a hipótese de artefato de instrumento.</w:t>
       </w:r>
     </w:p>
     <w:p>
       <w:r>
-        <w:t>Em uma teleconferência de resultados, a empresa apresenta uma mensagem coordenada, mas quem fala são pessoas: CEO, CFO e diretores respondem a perguntas ao vivo, sem controle total sobre o tom que empregam. Quando os tons desses executivos divergem entre si, a divergência pode revelar informação que a comunicação oficial não captura: desacordo interno, incerteza sobre o trimestre, narrativas que não fecham. A hipótese central deste trabalho é que essa divergência é mensurável e é precificada pelo mercado.</w:t>
-      </w:r>
-    </w:p>
-    <w:p>
-      <w:r>
-        <w:rPr>
-          <w:b/>
-        </w:rPr>
-        <w:t>Identidade do robô.</w:t>
-      </w:r>
-      <w:r>
-        <w:t xml:space="preserve"> O robô processa a transcrição de cada teleconferência e converte o grau de desalinhamento entre os executivos em um número: a Tone Distance (TD), definida como a dispersão do tom entre os gestores que falam na mesma call. A saída é objetiva e operacional: um escore por empresa-trimestre, disponível minutos após a divulgação da transcrição, utilizável como sinal de seleção de ativos, como condicionante de exposição a eventos e como indicador antecedente de incerteza de resultados. O nome em avaliação pela equipe (DESAFINADO) resume o conceito: o robô não mede o que a empresa diz, mede o quanto as vozes dela desafinam ao dizer.</w:t>
-      </w:r>
-    </w:p>
-    <w:p>
-      <w:r>
-        <w:rPr>
-          <w:b/>
-        </w:rPr>
-        <w:t>Objetivo e hipóteses.</w:t>
-      </w:r>
-      <w:r>
-        <w:t xml:space="preserve"> Testamos três hipóteses sobre a TD, formuladas a partir da literatura e registradas antes dos testes: (H1) maior divergência de tom implica retorno anormal menor no anúncio; (H2) maior divergência implica maior risco realizado após o anúncio; (H3) maior divergência antecipa piora ou imprevisibilidade dos resultados operacionais seguintes. Sobre as hipóteses validadas, construímos e testamos uma estratégia de investimento com custos de transação.</w:t>
-      </w:r>
-    </w:p>
-    <w:p>
-      <w:r>
-        <w:rPr>
-          <w:b/>
-        </w:rPr>
-        <w:t>Principais resultados.</w:t>
-      </w:r>
-      <w:r>
-        <w:t xml:space="preserve"> H1 confirma-se na amostra completa, com o mesmo quadro em dois medidores de tom independentes, o que descarta artefato de instrumento. O sinal também está associado a retornos maiores nos três meses seguintes à call, e H3 produz o resultado preditivo mais forte do projeto: a divergência de hoje antecipa a magnitude da surpresa do lucro do próximo trimestre. A carteira mensal com as 10 empresas de maior TD rendeu +20,4% ao ano contra +13,2% do S&amp;P 500 em 16 anos e meio. H2 não passou nos testes de robustez e foi descartada como sinal.</w:t>
-      </w:r>
-    </w:p>
-    <w:p>
-      <w:r>
-        <w:rPr>
-          <w:b/>
-        </w:rPr>
-        <w:t>Contribuições.</w:t>
-      </w:r>
-      <w:r>
-        <w:t xml:space="preserve"> Três: (i) metodológica, o diagnóstico de como medir a divergência de tom (a ponderação pelo volume de fala de cada gestor separa sinal de ruído, e a troca do dicionário pelo FinBERT confirma o achado); (ii) empírica, a validação independente do fenômeno em universo, dados e código próprios, com a honestidade de descartar a hipótese que não validou; (iii) de infraestrutura, um pipeline integralmente replicável com dados públicos.</w:t>
-      </w:r>
-    </w:p>
-    <w:p>
-      <w:r>
-        <w:rPr>
-          <w:b/>
-        </w:rPr>
-        <w:t>Organização.</w:t>
-      </w:r>
-      <w:r>
-        <w:t xml:space="preserve"> A Seção 2 apresenta a fundamentação teórica e as hipóteses. A Seção 3 descreve dados e metodologia. A Seção 4 reporta os resultados econométricos e a Seção 5 os resultados do backtest. A Seção 6 discute limitações, a Seção 7 conclui e a Seção 8 documenta o uso de IA generativa no processo, critério específico do edital.</w:t>
+        <w:t>Na implementação, uma carteira que compra todo mês as 10 empresas de maior TD rendeu +20,4% ao ano, contra +13,2% do S&amp;P 500, ao longo de 199 meses (fevereiro de 2009 a agosto de 2025), com excesso de +7,1% ao ano (t=2,60) e vitória em 13 dos 17 anos. O relatório também documenta o que não funcionou: a hipótese de que o sinal prevê volatilidade futura não passou nos testes de robustez e foi descartada, decisão que descrevemos em detalhe porque ela atesta o rigor do processo. Tudo o que está aqui é reproduzível a partir do repositório público com quatro comandos.</w:t>
       </w:r>
     </w:p>
     <w:p>
@@ -174,82 +94,27 @@
         <w:pStyle w:val="Heading2"/>
       </w:pPr>
       <w:r>
-        <w:t>2. Fundamentação teórica e hipóteses</w:t>
+        <w:t>1. Contexto e problema</w:t>
       </w:r>
     </w:p>
     <w:p>
       <w:r>
-        <w:t>A literatura de análise textual em finanças mostra que o tom da comunicação corporativa contém informação relevante para preços, e que o mercado extrai mais informação justamente dos componentes que os gestores têm menos capacidade de administrar. Huang, Teoh e Zhang (2014) documentam o gerenciamento de tom em divulgações de resultados; Lee (2016) mostra que o mercado reage à falta de espontaneidade dos gestores em earnings calls; Loughran e McDonald (2011) estabelecem o dicionário de tom específico para finanças que se tornou padrão na área.</w:t>
+        <w:t>Quem acompanha teleconferências de resultados conhece a cena. O CEO abre com a mensagem preparada, o CFO percorre os números e, quando começa a sessão de perguntas, cada executivo responde com o tom que consegue sustentar ao vivo. O texto é coordenado; o tom, nem sempre. Coordenar a narrativa entre quatro ou cinco oradores é viável; coordenar o otimismo de cada um, frase a frase, sob pergunta de analista, é muito mais difícil.</w:t>
       </w:r>
     </w:p>
     <w:p>
       <w:r>
-        <w:t>Dentro dessa agenda, Angelo, Johnston, Singh e Wan (2025) propõem uma medida nova: em vez de medir o tom médio da empresa, medir a divergência de tom entre os executivos que falam na mesma call. O argumento econômico é que a mensagem oficial é ensaiada, mas a coordenação fina do tom entre vários oradores em tempo real é custosa, especialmente na sessão de perguntas e respostas. A divergência funciona, assim, como um vazamento de informação privada sobre desacordo e incerteza internos.</w:t>
+        <w:t>A premissa deste trabalho é que esse descompasso é informativo. Se o CFO soa visivelmente mais cauteloso que o CEO no mesmo call, o mercado tem diante de si um indício de desacordo interno ou de incerteza sobre o trimestre que nenhum press release admitiria. O problema de pesquisa, portanto: é possível medir essa divergência de forma sistemática, e ela tem valor econômico?</w:t>
       </w:r>
     </w:p>
     <w:p>
       <w:r>
-        <w:t>Nosso trabalho parte dessa referência e a submete a um teste independente, com universo, dados e código integralmente próprios, e com uma extensão deliberada: a substituição completa do medidor de tom por um modelo de linguagem neural treinado para finanças (FinBERT; Yang, Uy e Huang, 2020). Se o fenômeno é real, ele deve aparecer nos dois medidores; se é artefato do dicionário, a troca de instrumento o elimina. As hipóteses testadas são:</w:t>
-      </w:r>
-    </w:p>
-    <w:p>
-      <w:pPr>
-        <w:pStyle w:val="ListBullet"/>
-        <w:jc w:val="both"/>
-      </w:pPr>
-      <w:r>
-        <w:rPr>
-          <w:b/>
-        </w:rPr>
-        <w:t>H1 (precificação):</w:t>
-      </w:r>
-      <w:r>
-        <w:t xml:space="preserve"> maior Tone Distance está associada a retorno</w:t>
+        <w:t>Dessa premissa saem as três hipóteses que testamos, registradas antes dos testes. Primeira: quanto maior a divergência de tom, pior a reação do mercado no anúncio. Segunda: maior divergência indicaria maior risco realizado depois do anúncio. Terceira: maior divergência antecipa resultados operacionais mais imprevisíveis nos trimestres seguintes.</w:t>
       </w:r>
     </w:p>
     <w:p>
       <w:r>
-        <w:t xml:space="preserve">  anormal menor na janela do anúncio.</w:t>
-      </w:r>
-    </w:p>
-    <w:p>
-      <w:pPr>
-        <w:pStyle w:val="ListBullet"/>
-        <w:jc w:val="both"/>
-      </w:pPr>
-      <w:r>
-        <w:rPr>
-          <w:b/>
-        </w:rPr>
-        <w:t>H2 (risco):</w:t>
-      </w:r>
-      <w:r>
-        <w:t xml:space="preserve"> maior Tone Distance está associada a maior volatilidade</w:t>
-      </w:r>
-    </w:p>
-    <w:p>
-      <w:r>
-        <w:t xml:space="preserve">  realizada após o anúncio.</w:t>
-      </w:r>
-    </w:p>
-    <w:p>
-      <w:pPr>
-        <w:pStyle w:val="ListBullet"/>
-        <w:jc w:val="both"/>
-      </w:pPr>
-      <w:r>
-        <w:rPr>
-          <w:b/>
-        </w:rPr>
-        <w:t>H3 (operacional):</w:t>
-      </w:r>
-      <w:r>
-        <w:t xml:space="preserve"> maior Tone Distance antecipa piora ou maior</w:t>
-      </w:r>
-    </w:p>
-    <w:p>
-      <w:r>
-        <w:t xml:space="preserve">  imprevisibilidade dos resultados operacionais seguintes.</w:t>
+        <w:t>O produto que materializa a resposta é o robô. Ele processa a transcrição de cada call, atribui cada fala ao seu orador, mede o tom de cada gestor e resume o desalinhamento em um único escore por empresa-trimestre, disponível minutos após a publicação da transcrição. Para uma mesa, isso significa um insumo utilizável no mesmo dia do evento: como sinal de seleção, como condicionante de exposição em torno de anúncios e como indicador antecedente de incerteza de resultados.</w:t>
       </w:r>
     </w:p>
     <w:p>
@@ -257,136 +122,17 @@
         <w:pStyle w:val="Heading2"/>
       </w:pPr>
       <w:r>
-        <w:t>3. Metodologia</w:t>
-      </w:r>
-    </w:p>
-    <w:p>
-      <w:pPr>
-        <w:pStyle w:val="Heading3"/>
-      </w:pPr>
-      <w:r>
-        <w:t>3.1 Dados e amostra</w:t>
+        <w:t>2. Referências</w:t>
       </w:r>
     </w:p>
     <w:p>
       <w:r>
-        <w:t>A base de transcrições é o dataset público kurry (HuggingFace), com 33.362 earnings calls de 685 empresas que integraram o S&amp;P 500 entre 2005 e 2025. Preços e retornos vêm do Yahoo Finance; fundamentos trimestrais, do SEC EDGAR (XBRL), alinhados pela data de protocolo para evitar viés de antecipação; a classificação setorial segue Fama e French (1997), aplicada via código SIC; a taxa livre de risco é a da base de Kenneth French.</w:t>
+        <w:t>A ideia de que o tom da comunicação corporativa move preços tem lastro sólido na literatura. Loughran e McDonald (2011) construíram o dicionário de tom específico para finanças que virou padrão da área, ao mostrar que dicionários genéricos classificam mal a linguagem de negócios. Huang, Teoh e Zhang (2014) documentaram que gestores administram ativamente o tom de suas divulgações, e que o mercado reage ao componente anormal desse tom. Lee (2016) mostrou que investidores percebem quando executivos abandonam a espontaneidade e se apegam a roteiros durante earnings calls.</w:t>
       </w:r>
     </w:p>
     <w:p>
       <w:r>
-        <w:t>Cada fala da transcrição é atribuída a um papel (gestor, analista ou operador) por um classificador em dois níveis: um LLM via linha de comando processou os 12.678 cabeçalhos de orador distintos e regras determinísticas cobrem os casos restantes. A classificação foi validada com matriz de confusão contra 292 rótulos manuais, com cerca de 90% de acerto global (detalhes na Seção 8).</w:t>
-      </w:r>
-    </w:p>
-    <w:p>
-      <w:pPr>
-        <w:pStyle w:val="Heading3"/>
-      </w:pPr>
-      <w:r>
-        <w:t>3.2 Construção da medida de divergência de tom</w:t>
-      </w:r>
-    </w:p>
-    <w:p>
-      <w:r>
-        <w:t>Para cada call, cada gestor é representado como um ponto no plano definido pela fração de sentenças (ou palavras) positivas e negativas de sua fala. A Tone Distance da call é a distância euclidiana média entre os gestores e o centro da call, exigindo no mínimo dois gestores. O tom é medido de duas formas independentes: pela contagem de palavras positivas e negativas do dicionário Loughran-McDonald e pela classificação de cada sentença pelo FinBERT.</w:t>
-      </w:r>
-    </w:p>
-    <w:p>
-      <w:r>
-        <w:t>A definição do centro da call admite duas construções, e o diagnóstico da diferença entre elas é uma contribuição deste trabalho. Na construção por média simples, cada gestor pesa igual, e um orador de participação marginal desloca o centro. Um caso concreto ilustra o problema: em uma call da Apple em 2020, um profissional de relações com investidores falou 283 palavras, das quais as únicas 6 classificadas como negativas pertenciam ao aviso legal padrão, e esse único ponto respondia por um terço do peso do sinal. Na construção agregada, o centro é o tom do texto completo da call, e cada palavra pesa igual; a ponderação adicional pelo volume de fala de cada gestor leva a ideia ao sinal individual. As três construções são reportadas na Seção 4, e a progressão dos resultados entre elas diagnostica exatamente quanto custa dar peso a oradores marginais.</w:t>
-      </w:r>
-    </w:p>
-    <w:p>
-      <w:r>
-        <w:t>A implementação foi verificada por reimplementação independente nas 32.387 calls elegíveis, com diferença máxima de 8×10⁻¹⁷, e por exemplo auditável manualmente.</w:t>
-      </w:r>
-    </w:p>
-    <w:p>
-      <w:pPr>
-        <w:pStyle w:val="Heading3"/>
-      </w:pPr>
-      <w:r>
-        <w:t>3.3 Retornos anormais e variáveis de controle</w:t>
-      </w:r>
-    </w:p>
-    <w:p>
-      <w:r>
-        <w:t>Os retornos anormais (CAR) seguem o modelo de mercado CAPM: beta estimado em janela de 100 pregões (mínimo de 70), separada do evento por um intervalo de 50 pregões, e acumulação do resíduo nas janelas [-1,+1], [-1,+2] e [-1,+5] centradas no dia do anúncio. Calls realizadas após o fechamento do pregão (27% da amostra) são ancoradas no pregão seguinte. Os controles reconstruídos incluem tamanho, book-to-market, alavancagem, rentabilidade, surpresa de lucro, momentum, reversão e efeitos fixos de empresa e de ano-trimestre, com erros-padrão agrupados por empresa e winsorização em 5/95.</w:t>
-      </w:r>
-    </w:p>
-    <w:p>
-      <w:pPr>
-        <w:pStyle w:val="Heading3"/>
-      </w:pPr>
-      <w:r>
-        <w:t>3.4 Especificação econométrica</w:t>
-      </w:r>
-    </w:p>
-    <w:p>
-      <w:r>
-        <w:t>O teste central regride o resultado de interesse de cada hipótese (CAR do anúncio para H1; volatilidade realizada pós-anúncio para H2; magnitude da surpresa de lucro seguinte para H3; retorno dos três meses seguintes para a análise de retornos subsequentes) contra a TD e os controles, em painel com efeitos fixos de empresa e de tempo. O efeito fixo de empresa é essencial para a interpretação: o coeficiente mede o efeito de a MESMA empresa divergir mais do que o seu próprio padrão, e não diferenças permanentes entre empresas.</w:t>
-      </w:r>
-    </w:p>
-    <w:p>
-      <w:pPr>
-        <w:pStyle w:val="Heading3"/>
-      </w:pPr>
-      <w:r>
-        <w:t>3.5 Desenho do backtest</w:t>
-      </w:r>
-    </w:p>
-    <w:p>
-      <w:r>
-        <w:t>Duas implementações independentes, ambas com custos e sem informação futura na seleção:</w:t>
-      </w:r>
-    </w:p>
-    <w:p>
-      <w:pPr>
-        <w:ind w:left="425" w:hanging="255"/>
-        <w:jc w:val="both"/>
-      </w:pPr>
-      <w:r>
-        <w:t xml:space="preserve">1. </w:t>
-      </w:r>
-      <w:r>
-        <w:rPr>
-          <w:b/>
-        </w:rPr>
-        <w:t>Carteira executada (implementação principal).</w:t>
-      </w:r>
-      <w:r>
-        <w:t xml:space="preserve"> No fechamento de cada mês, compram-se em pesos iguais as 10 empresas de maior TD, usando a call mais recente dos 3 meses anteriores; a posição é mantida pelo mês seguinte e rebalanceada. Custos de 10 pontos-base por lado sobre o turnover realizado. O script audita, mês a mês, que nenhuma call utilizada é posterior ao início do mês investido.</w:t>
-      </w:r>
-    </w:p>
-    <w:p>
-      <w:pPr>
-        <w:ind w:left="425" w:hanging="255"/>
-        <w:jc w:val="both"/>
-      </w:pPr>
-      <w:r>
-        <w:t xml:space="preserve">2. </w:t>
-      </w:r>
-      <w:r>
-        <w:rPr>
-          <w:b/>
-        </w:rPr>
-        <w:t>Long-short por quintis (especificação congelada antes da execução).</w:t>
-      </w:r>
-      <w:r>
-        <w:t xml:space="preserve"> Carteira com tranches sobrepostas, entrada no fechamento do pregão seguinte à call, manutenção de 63 pregões, ranking do sinal contra os 90 dias anteriores, quintis extremos com direção fixada a priori, custos de 5 pontos-base por perna, amostra completa 2006 a 2025.</w:t>
-      </w:r>
-    </w:p>
-    <w:p>
-      <w:pPr>
-        <w:pStyle w:val="Heading3"/>
-      </w:pPr>
-      <w:r>
-        <w:t>3.6 Replicabilidade</w:t>
-      </w:r>
-    </w:p>
-    <w:p>
-      <w:r>
-        <w:t>O repositório público contém código, documentação e dados derivados versionados. Qualquer avaliador reproduz todas as regressões e backtests com 4 comandos, sem reprocessamento das transcrições. O procedimento foi verificado pela equipe em clone limpo, com números idênticos.</w:t>
+        <w:t>O passo que origina nossa medida é de Angelo, Johnston, Singh e Wan (2025), que propuseram olhar não para o tom médio da empresa, mas para a divergência de tom entre os executivos da mesma call, batizada de Tone Distance. Nosso trabalho toma essa referência como ponto de partida e a submete a um teste independente, com universo, dados e código integralmente próprios. E adiciona uma extensão deliberada: repetimos toda a análise trocando o medidor de tom, do dicionário para o FinBERT (Yang, Uy e Huang, 2020), um modelo de linguagem treinado em textos financeiros. A lógica da extensão é de validação cruzada de instrumento: se o fenômeno é real, deve aparecer nos dois medidores; se é artefato do dicionário, a troca o elimina.</w:t>
       </w:r>
     </w:p>
     <w:p>
@@ -394,38 +140,73 @@
         <w:pStyle w:val="Heading2"/>
       </w:pPr>
       <w:r>
-        <w:t>4. Resultados econométricos</w:t>
+        <w:t>3. Desenvolvimento: do texto bruto ao sinal</w:t>
       </w:r>
     </w:p>
     <w:p>
       <w:r>
-        <w:t>Esta seção reporta os testes de hipótese. Os retornos da estratégia estão na Seção 5.</w:t>
+        <w:t>A matéria-prima são 33.362 transcrições de calls de empresas que integraram o S&amp;P 500 entre 2005 e 2025 (dataset público kurry/HuggingFace, 685 empresas). Preços vêm do Yahoo Finance; fundamentos trimestrais, do SEC EDGAR, alinhados pela data de protocolo para que nenhuma informação seja usada antes de existir publicamente; a classificação setorial segue Fama e French (1997); a taxa livre de risco é a de Kenneth French.</w:t>
+      </w:r>
+    </w:p>
+    <w:p>
+      <w:r>
+        <w:t>O primeiro desafio prático é saber quem fala. Cada transcrição traz milhares de falas, e o sinal exige separar gestores de analistas e operadores. Resolvemos com um classificador em dois níveis: um modelo de linguagem via linha de comando classificou os 12.678 cabeçalhos de orador distintos da base, e regras determinísticas cobrem o restante. A classificação foi auditada contra 292 rótulos manuais, com cerca de 90% de acerto (o processo completo está na Seção 9).</w:t>
+      </w:r>
+    </w:p>
+    <w:p>
+      <w:r>
+        <w:t>Com os papéis atribuídos, o sinal se constrói em três passos. Cada gestor da call vira um ponto num plano definido pela fração de linguagem positiva e negativa de sua fala. Calcula-se o centro da call. A Tone Distance é a distância média dos gestores a esse centro: zero quando todos soam igual, alta quando as vozes se afastam. Exigimos no mínimo dois gestores por call, e o tom de cada fala é medido duas vezes, pelo dicionário e pelo FinBERT.</w:t>
+      </w:r>
+    </w:p>
+    <w:p>
+      <w:r>
+        <w:t>Um detalhe de construção acabou virando contribuição metodológica. A definição do centro admite duas leituras: média simples dos gestores, em que cada orador pesa igual, ou tom agregado do texto completo, em que cada palavra pesa igual. A diferença não é cosmética. Em uma call da Apple de 2020, por exemplo, o profissional de relações com investidores falou apenas 283 palavras, e as únicas 6 negativas eram o aviso legal padrão sobre riscos e incertezas; na média simples, esse orador marginal respondia por um terço do sinal da call. A leitura agregada, e além dela a ponderação explícita pelo volume de fala de cada gestor, elimina essa contaminação. Como se verá na Seção 5, os resultados enfraquecem monotonicamente à medida que se dá peso a oradores marginais, o que transforma o detalhe em diagnóstico. A implementação foi verificada por reimplementação independente nas 32.387 calls elegíveis, com diferença máxima da ordem de 10⁻¹⁶.</w:t>
       </w:r>
     </w:p>
     <w:p>
       <w:pPr>
-        <w:pStyle w:val="Heading3"/>
+        <w:pStyle w:val="Heading2"/>
       </w:pPr>
       <w:r>
-        <w:t>4.1 Validação da base</w:t>
+        <w:t>4. Método de teste</w:t>
       </w:r>
     </w:p>
     <w:p>
       <w:r>
-        <w:t>Antes de qualquer regressão, verificamos que a base reconstruída é aderente à literatura: a distribuição da nossa TD (média 0,0086, mediana 0,0080, desvio 0,0047) é próxima da reportada na referência (0,0079, 0,0074, 0,0048), e os controles batem com os valores publicados (alavancagem 0,24 contra 0,235; alíquota efetiva mediana 0,22 contra 0,21; suavização de lucros 1,6 contra 1,4).</w:t>
+        <w:t>Os retornos anormais seguem o modelo de mercado: beta estimado por CAPM em janela de 100 pregões (mínimo de 70), separada do evento por 50 pregões, e resíduo acumulado nas janelas de 1, 2 e 5 pregões ao redor do anúncio. Calls realizadas após o fechamento (27% da amostra) são ancoradas no pregão seguinte, respeitando o horário real em que a informação chegou ao mercado.</w:t>
+      </w:r>
+    </w:p>
+    <w:p>
+      <w:r>
+        <w:t>O teste central é um painel com efeitos fixos de empresa e de ano-trimestre, erros agrupados por empresa e winsorização em 5/95, com controles de tamanho, valor, alavancagem, rentabilidade, surpresa de lucro, momentum e reversão. O efeito fixo de empresa importa para a leitura: o coeficiente não compara a Apple com a Exxon, compara a Apple de um trimestre com a própria Apple típica. O sinal mede, portanto, o desvio da empresa em relação ao seu padrão usual de alinhamento.</w:t>
+      </w:r>
+    </w:p>
+    <w:p>
+      <w:r>
+        <w:t>Para a implementação, desenhamos dois backtests independentes, ambos com custos e com a garantia, auditada nos scripts, de que nenhuma informação futura entra na seleção. O primeiro executa a tese da forma mais direta possível: ao fim de cada mês, compra em pesos iguais as 10 empresas de maior TD (call mais recente dos três meses anteriores), carrega por um mês e rebalanceia, pagando 10 pontos-base por lado sobre o giro. O segundo é um long-short por quintis em formato calendar-time, com especificação congelada antes da execução: entrada no pregão seguinte à call, manutenção de 63 pregões, ranking contra os 90 dias anteriores, custos de 5 pontos-base por perna, amostra 2006 a 2025.</w:t>
+      </w:r>
+    </w:p>
+    <w:p>
+      <w:r>
+        <w:t>Todos os números deste relatório saem de scripts versionados no repositório público. Um avaliador reproduz as regressões e os backtests com quatro comandos, sem reprocessar transcrições; o procedimento foi testado em clone limpo, com números idênticos.</w:t>
       </w:r>
     </w:p>
     <w:p>
       <w:pPr>
-        <w:pStyle w:val="Heading3"/>
+        <w:pStyle w:val="Heading2"/>
       </w:pPr>
       <w:r>
-        <w:t>4.2 H1, precificação no anúncio: confirmada</w:t>
+        <w:t>5. Resultados econométricos</w:t>
       </w:r>
     </w:p>
     <w:p>
       <w:r>
-        <w:t>A tabela reporta as estatísticas t do coeficiente da TD sobre o CAR do anúncio, nas três janelas de evento, para as três construções do sinal e os dois medidores de tom (amostra 2009 em diante, cerca de 23 mil eventos e 540 empresas):</w:t>
+        <w:t>Antes das regressões, validamos a base. A distribuição da nossa TD (média 0,0086, mediana 0,0080, desvio 0,0047) é aderente à da referência (0,0079, 0,0074, 0,0048), e os controles reconstruídos batem com os publicados: alavancagem 0,24 contra 0,235, alíquota efetiva mediana 0,22 contra 0,21, suavização de lucros 1,6 contra 1,4. Partimos, portanto, de uma base comparável.</w:t>
+      </w:r>
+    </w:p>
+    <w:p>
+      <w:r>
+        <w:t>A primeira hipótese se confirma na amostra completa. A tabela reporta as estatísticas t do coeficiente da TD sobre o retorno anormal do anúncio, nas três janelas de evento, para as três construções do sinal e os dois medidores (amostra de 2009 em diante, cerca de 23 mil eventos e 540 empresas):</w:t>
       </w:r>
     </w:p>
     <w:tbl>
@@ -582,7 +363,6 @@
             </w:pPr>
             <w:r>
               <w:rPr>
-                <w:b/>
                 <w:sz w:val="19"/>
               </w:rPr>
               <w:t>−2,0 / −2,1 / −1,7</w:t>
@@ -600,7 +380,6 @@
             </w:pPr>
             <w:r>
               <w:rPr>
-                <w:b/>
                 <w:sz w:val="19"/>
               </w:rPr>
               <w:t>−1,9 / −2,3 / −2,3</w:t>
@@ -637,7 +416,6 @@
             </w:pPr>
             <w:r>
               <w:rPr>
-                <w:b/>
                 <w:sz w:val="19"/>
               </w:rPr>
               <w:t>−2,9 / −2,7 / −2,3</w:t>
@@ -655,7 +433,6 @@
             </w:pPr>
             <w:r>
               <w:rPr>
-                <w:b/>
                 <w:sz w:val="19"/>
               </w:rPr>
               <w:t>−2,4 / −2,4 / −2,5</w:t>
@@ -671,69 +448,32 @@
     </w:p>
     <w:p>
       <w:r>
-        <w:t>(t nas janelas [-1,+1] / [-1,+2] / [-1,+5]. Efeito econômico: uma variação interquartil de TD corresponde a −0,11% a −0,16% de CAR.)</w:t>
+        <w:t>(t nas janelas de 1, 2 e 5 pregões. Em termos econômicos, uma variação interquartil de TD corresponde a algo entre 0,11% e 0,16% a menos de retorno anormal no anúncio.)</w:t>
       </w:r>
     </w:p>
     <w:p>
       <w:r>
-        <w:t>Três conclusões. Primeira: H1 confirma-se na amostra completa quando o sinal respeita o volume de fala de cada gestor. Segunda: a progressão entre as linhas é monotônica; quanto mais peso ao ruído de oradores marginais, mais fraco o sinal, o que explica por que a construção por média simples falha. Terceira: os dois medidores de tom, cuja correlação entre si é de apenas 38%, produzem o mesmo quadro; o resultado não é artefato do instrumento.</w:t>
-      </w:r>
-    </w:p>
-    <w:p>
-      <w:pPr>
-        <w:pStyle w:val="Heading3"/>
-      </w:pPr>
-      <w:r>
-        <w:t>4.3 Retornos subsequentes: confirmados</w:t>
+        <w:t>Três leituras. A hipótese central replica quando o sinal respeita o volume de fala de cada gestor. A progressão entre as linhas é monotônica: quanto mais peso ao ruído dos oradores marginais, mais fraco o sinal, exatamente o diagnóstico da Seção 3. E os dois medidores, que concordam entre si em apenas 38%, contam a mesma história, o que afasta artefato de instrumento.</w:t>
       </w:r>
     </w:p>
     <w:p>
       <w:r>
-        <w:t>No painel mensal (retorno dos três meses após a call, efeitos fixos de empresa e mês, controles de valor, momentum, tamanho e reversão), o coeficiente da TD é positivo e significativo nos dois medidores (t=+2,1 no LM; t=+1,8 no FinBERT). Combinado à H1, o quadro é economicamente coerente: o mercado penaliza a empresa no anúncio e exige retorno maior para carregá-la nos meses seguintes, um prêmio de compensação pelo risco revelado.</w:t>
-      </w:r>
-    </w:p>
-    <w:p>
-      <w:pPr>
-        <w:pStyle w:val="Heading3"/>
-      </w:pPr>
-      <w:r>
-        <w:t>4.4 H3, incerteza operacional: confirmada</w:t>
+        <w:t>O efeito não termina no anúncio. No painel mensal, o retorno dos três meses seguintes à call cresce com a TD (t=+2,1 no dicionário, +1,8 no FinBERT), controlando por valor, momentum, tamanho e reversão. O quadro combinado é economicamente coerente: o mercado penaliza a empresa divergente no ato e cobra um prêmio para carregá-la nos meses seguintes.</w:t>
       </w:r>
     </w:p>
     <w:p>
       <w:r>
-        <w:t>A magnitude da surpresa de lucro do trimestre seguinte aumenta com a TD (t=+2,2 no painel completo). No exercício de previsão fora da amostra (Seção 4.6), este é o resultado preditivo mais forte do projeto: t=+3,58, com acerto direcional em 71% dos trimestres. A divergência de tom de hoje antecipa a imprevisibilidade do resultado do próximo trimestre.</w:t>
-      </w:r>
-    </w:p>
-    <w:p>
-      <w:pPr>
-        <w:pStyle w:val="Heading3"/>
-      </w:pPr>
-      <w:r>
-        <w:t>4.5 H2, risco: descartada como sinal</w:t>
+        <w:t>A terceira hipótese entrega o resultado preditivo mais forte do projeto. A magnitude da surpresa de lucro do trimestre seguinte cresce com a TD (t=+2,2 no painel), e no exercício de previsão fora da amostra, em que o modelo é treinado apenas com o passado e usado para prever eventos futuros, a relação alcança t=+3,58, com acerto direcional em 71% dos trimestres. Em outras palavras: a divergência de hoje avisa que o próximo balanço vem com surpresa grande, para qualquer lado.</w:t>
       </w:r>
     </w:p>
     <w:p>
       <w:r>
-        <w:t>Na amostra completa existe associação entre TD e volatilidade futura (t=+2,5 no medidor LM; ausente no FinBERT). A investigação econométrica localizou a origem: janelas de volatilidade que começam no dia seguinte ao anúncio ainda contêm a própria reação ao anúncio, e empresas de TD alta têm reação maior (que é exatamente a H1). Medida a partir do segundo dia, fora desse eco, a associação perde significância (t=+1,3). Nos testes de robustez, nenhuma das 16 especificações pré-definidas (com e sem o eco, dois horizontes, nível e log, duas construções do sinal) mostrou poder preditivo. A conclusão é que a TD não adiciona informação de risco além da que a volatilidade passada e os controles já contêm, e o canal foi descartado como sinal. A associação permanece verdadeira como descrição (empresas de TD alta são, em média, mais voláteis) e é incorporada à interpretação econômica do prêmio na Seção 5.3.</w:t>
-      </w:r>
-    </w:p>
-    <w:p>
-      <w:pPr>
-        <w:pStyle w:val="Heading3"/>
-      </w:pPr>
-      <w:r>
-        <w:t>4.6 Robustez e estabilidade temporal</w:t>
+        <w:t>A segunda hipótese, a de risco, não sobreviveu, e o caminho até essa conclusão merece registro. Na amostra completa existe associação entre TD e volatilidade futura (t=+2,5 no dicionário). A investigação mostrou, porém, que janelas de volatilidade que começam no dia seguinte ao anúncio ainda contêm a reação ao próprio anúncio, e empresas de TD alta reagem mais (que é justamente a primeira hipótese). Medida a partir do segundo dia, fora desse eco, a associação perde significância (t=+1,3). Nos testes de robustez, nenhuma das 16 especificações predefinidas mostrou poder de previsão. A conclusão honesta: a TD não informa sobre risco futuro nada que a volatilidade passada já não diga, e o canal foi descartado como sinal. Permanece verdadeiro, como descrição, que empresas de TD alta são em média mais voláteis, e esse fato retorna na interpretação do backtest.</w:t>
       </w:r>
     </w:p>
     <w:p>
       <w:r>
-        <w:t>Além do painel em amostra completa, submetemos cada hipótese a dois exercícios de robustez: (i) reestimação usando apenas os dados disponíveis até cada data de corte, com verificação no período posterior; e (ii) previsão por evento fora da amostra, em que o modelo condicional é treinado só com o passado e usado para prever eventos futuros.</w:t>
-      </w:r>
-    </w:p>
-    <w:p>
-      <w:r>
-        <w:t>Os resultados sustentam as conclusões das seções anteriores. O coeficiente de H1 tem o mesmo sinal negativo em todos os cortes analisados, e a previsão fora da amostra confirma o efeito (t=−2,12, com spread negativo em cada um dos anos de 2019 a 2025). A camada de retornos subsequentes mantém coeficiente positivo em todos os cortes. H3 entrega t=+3,58 fora da amostra. Nos períodos iniciais, com menos dados acumulados, os intervalos de confiança são naturalmente mais largos; a significância plena aparece na amostra completa, que é o comportamento esperado de um efeito estável estimado com precisão crescente. A exceção é a H2, que reprova nesses mesmos exercícios (t=+0,27 fora da amostra), o que motivou seu descarte. O fato de o mesmo protocolo validar duas hipóteses e reprovar uma terceira evidencia que o critério não é complacente.</w:t>
+        <w:t>Fechamos a seção com a robustez temporal, apresentada sem tecnicismo. Reestimamos tudo usando apenas os dados disponíveis até cada data de corte e conferimos no período posterior, além da previsão por evento fora da amostra. O coeficiente da primeira hipótese tem o mesmo sinal negativo em todos os cortes analisados, e a previsão fora da amostra confirma (t=−2,12, com resultado negativo em cada um dos anos de 2019 a 2025); a camada de retornos subsequentes mantém coeficiente positivo em todos os cortes; a terceira hipótese sustenta o t=+3,58 já citado. Nos primeiros anos, com menos dados acumulados, os intervalos de confiança são mais largos, como se espera de um efeito estável estimado com precisão crescente. A exceção é a hipótese de risco, reprovada nesses mesmos exercícios (t=+0,27), o que motivou o descarte. O mesmo protocolo que valida duas hipóteses reprova a terceira; o critério não é complacente.</w:t>
       </w:r>
     </w:p>
     <w:p>
@@ -741,20 +481,12 @@
         <w:pStyle w:val="Heading2"/>
       </w:pPr>
       <w:r>
-        <w:t>5. Resultados do backtest</w:t>
-      </w:r>
-    </w:p>
-    <w:p>
-      <w:pPr>
-        <w:pStyle w:val="Heading3"/>
-      </w:pPr>
-      <w:r>
-        <w:t>5.1 Carteira das 10 maiores TD</w:t>
+        <w:t>6. Backtest</w:t>
       </w:r>
     </w:p>
     <w:p>
       <w:r>
-        <w:t>Resultados da implementação principal em 199 meses (fevereiro de 2009 a agosto de 2025):</w:t>
+        <w:t>A implementação principal executa a tese da forma que um gestor reconheceria: carteira comprada, regra fixa, rebalanceamento mensal. Os números de 199 meses (fevereiro de 2009 a agosto de 2025):</w:t>
       </w:r>
     </w:p>
     <w:tbl>
@@ -911,7 +643,6 @@
             </w:pPr>
             <w:r>
               <w:rPr>
-                <w:b/>
                 <w:sz w:val="19"/>
               </w:rPr>
               <w:t>+2.061%</w:t>
@@ -1016,7 +747,6 @@
             </w:pPr>
             <w:r>
               <w:rPr>
-                <w:b/>
                 <w:sz w:val="19"/>
               </w:rPr>
               <w:t>+20,4%</w:t>
@@ -3015,73 +2745,25 @@
         <w:rPr>
           <w:i/>
         </w:rPr>
-        <w:t>2025 até agosto. Turnover médio de 34% ao mês. As composições são verificáveis; por exemplo, agosto de 2025: HII, MCD, CAH, ES, MCK, MTCH, CSCO, ANET, PODD, ABNB. Séries mensais e composições completas em `data/interim/sp500/port10_</w:t>
+        <w:t>2025 até agosto. Giro médio de 34% ao mês. As composições são verificáveis; agosto de 2025, por exemplo: HII, MCD, CAH, ES, MCK, MTCH, CSCO, ANET, PODD, ABNB. Séries e composições completas em data/interim/sp500/port10_</w:t>
       </w:r>
       <w:r>
-        <w:t>.csv</w:t>
-      </w:r>
-      <w:r>
-        <w:rPr>
-          <w:rFonts w:ascii="Consolas" w:hAnsi="Consolas"/>
-          <w:sz w:val="19"/>
-        </w:rPr>
-        <w:t xml:space="preserve">; replicação por </w:t>
-      </w:r>
-      <w:r>
-        <w:t>scripts/sp500_port10.py`.)</w:t>
+        <w:t>.csv; replicação por scripts/sp500_port10.py.)</w:t>
       </w:r>
     </w:p>
     <w:p>
       <w:r>
-        <w:rPr>
-          <w:b/>
-        </w:rPr>
-        <w:t>Análise.</w:t>
-      </w:r>
-      <w:r>
-        <w:t xml:space="preserve"> O excesso sobre o S&amp;P 500 é de +7,1% ao ano (t=2,60), com vitória em 58% dos meses e em 13 dos 17 anos. Para atribuição correta, comparamos também com o universo elegível em pesos iguais, que isola o efeito da ponderação: contra essa régua, a seleção por TD adiciona +3,6% ao ano (t=1,59), positivo em todos os subperíodos analisados (de 2010 em diante, +1,8%; de 2015 em diante, +1,9%; de 2019 em diante, +2,6% ao ano), embora sem significância isolada, consequência esperada da concentração em 10 ativos, na qual o ruído específico de cada empresa domina. A carteira espelho (as 10 de menor TD) rende +15,3% ao ano, 5,1 pontos percentuais abaixo do top-10, na direção prevista pela tese.</w:t>
-      </w:r>
-    </w:p>
-    <w:p>
-      <w:pPr>
-        <w:pStyle w:val="Heading3"/>
-      </w:pPr>
-      <w:r>
-        <w:t>5.2 Estratégia long-short por quintis</w:t>
+        <w:t>A leitura desses números pede honestidade de atribuição, e a fazemos em duas camadas. Contra o S&amp;P 500, o excesso é de +7,1% ao ano com t=2,60, vitória em 58% dos meses e em 13 dos 17 anos; é o número de manchete, e é real. Mas uma carteira de pesos iguais não deve ser comparada apenas a um índice ponderado por valor, e por isso construímos a régua mais exigente: o próprio universo elegível em pesos iguais. Contra ela, a seleção por TD adiciona +3,6% ao ano (t=1,59), positiva em todos os subperíodos que examinamos (de 2010 em diante, +1,8%; de 2015 em diante, +1,9%; de 2019 em diante, +2,6% ao ano), embora sem significância isolada, o que é a consequência esperada de concentrar em 10 ativos, onde o ruído específico de cada nome domina. A carteira espelho, com as 10 empresas de menor TD, rende +15,3% ao ano, 5,1 pontos abaixo do top-10, na direção prevista pela tese.</w:t>
       </w:r>
     </w:p>
     <w:p>
       <w:r>
-        <w:t>Na especificação congelada da Seção 3.5, o formato long-short por quintis não monetiza o sinal: os retornos líquidos anualizados variam de +0,3% a +4,4% conforme a construção (melhor Sharpe 0,22, estatisticamente nulo), contra Sharpe de 0,53 do mercado no período. O diagnóstico de pernas explica: a correlação entre as pontas long e short é baixa (0,6), e o quintil alto do sinal FinBERT embute exposição a ações de baixa volatilidade, um fator de risco, não tom. Reportamos as 6 construções testadas e as contabilizamos para fins de ajuste de múltiplas tentativas (Deflated Sharpe; Bailey e López de Prado, 2014) na entrega final.</w:t>
-      </w:r>
-    </w:p>
-    <w:p>
-      <w:pPr>
-        <w:pStyle w:val="Heading3"/>
-      </w:pPr>
-      <w:r>
-        <w:t>5.3 Interpretação e aplicações</w:t>
+        <w:t>O long-short por quintis, na especificação congelada, não monetiza: os retornos líquidos anualizados ficam entre +0,3% e +4,4% conforme a construção, com o melhor Sharpe em 0,22, estatisticamente nulo, contra 0,53 do mercado no período. O diagnóstico de pernas explica o porquê: a correlação entre as pontas é de apenas 0,6, e o quintil alto do sinal FinBERT carrega exposição a ações de baixa volatilidade, um fator de risco, não tom. Registramos as 6 construções testadas e as contabilizamos para o ajuste de múltiplas tentativas (Deflated Sharpe, Bailey e López de Prado, 2014) na entrega final.</w:t>
       </w:r>
     </w:p>
     <w:p>
       <w:r>
-        <w:t>A leitura conjunta das duas implementações delimita o que a estratégia entrega. O prêmio da TD é real e direcional, mas de magnitude moderada (cerca de 15 pontos-base por variação interquartil no painel): em formato long-short de quintis ele não paga custos, e em carteira concentrada ele aparece com consistência em todos os subperíodos. O perfil de risco confirma a interpretação de prêmio de compensação: o top-10 realiza volatilidade maior que as demais réguas (20,6% contra 17,3% a 17,4%) e Sharpe semelhante ao do universo (1,01 contra 0,99), ou seja, o retorno adicional remunera o risco adicional das empresas de maior divergência. É o mesmo padrão descritivo documentado na Seção 4.5: o diferencial de volatilidade entre o top-10 e o bottom-10, de 6,1 pontos percentuais no período 2009 a 2014, cai para 1,2 ponto no período 2015 a 2025, confirmando por método independente que o canal de risco não é um sinal explorável.</w:t>
-      </w:r>
-    </w:p>
-    <w:p>
-      <w:r>
-        <w:t>As aplicações sustentadas pela evidência: (i) tilt direcional, com a carteira de maior TD como sobreposição a um portfólio core; (ii) condicionamento de exposição a eventos, já que o escore fica disponível minutos após cada call e precifica o anúncio; (iii) posicionamento de volatilidade em torno do próximo anúncio das empresas de divergência alta, sustentado pela previsão da surpresa de lucro (t=+3,58); (iv) insumo em arcabouço multifator, cuja engenharia é o objeto da entrega final. Não há testes pendentes: toda afirmação deste relatório tem validação executada e reportada.</w:t>
-      </w:r>
-    </w:p>
-    <w:p>
-      <w:r>
-        <w:rPr>
-          <w:b/>
-        </w:rPr>
-        <w:t>Vieses tratados:</w:t>
-      </w:r>
-      <w:r>
-        <w:t xml:space="preserve"> período completo 2005 a 2025, sem seleção; execução no pregão seguinte com carimbo de hora da call; universo com 685 empresas históricas do índice; custos incluídos; direção e janelas fixadas antes dos testes; auditoria de ausência de informação futura embutida nos scripts.</w:t>
+        <w:t>O perfil de risco fecha a interpretação. O top-10 realiza volatilidade maior que todas as réguas (20,6% contra 17,3% a 17,4%) e Sharpe semelhante ao do universo (1,01 contra 0,99). O retorno adicional, portanto, remunera risco adicional: é prêmio de compensação por carregar as empresas cuja diretoria diverge, não anomalia gratuita, e isso é coerente com a associação descritiva entre TD e volatilidade da Seção 5. Para a mesa, as aplicações que a evidência sustenta são quatro: tilt direcional sobre um portfólio core; condicionamento de exposição em torno de anúncios, já que o escore existe minutos após cada call; posicionamento de volatilidade no próximo anúncio das empresas de divergência alta, apoiado na previsão de surpresa de lucro; e insumo em arcabouço multifator, cuja engenharia é o objeto da entrega final.</w:t>
       </w:r>
     </w:p>
     <w:p>
@@ -3089,7 +2771,7 @@
         <w:pStyle w:val="Heading2"/>
       </w:pPr>
       <w:r>
-        <w:t>6. Discussão e limitações</w:t>
+        <w:t>7. Riscos e limitações</w:t>
       </w:r>
     </w:p>
     <w:p>
@@ -3098,16 +2780,7 @@
         <w:jc w:val="both"/>
       </w:pPr>
       <w:r>
-        <w:t xml:space="preserve">1. </w:t>
-      </w:r>
-      <w:r>
-        <w:rPr>
-          <w:b/>
-        </w:rPr>
-        <w:t>Papéis de orador reconstruídos</w:t>
-      </w:r>
-      <w:r>
-        <w:t xml:space="preserve"> (cerca de 90% de acerto validado): as bases comerciais curadas usadas na literatura não têm esse ruído; parte da diferença de magnitude entre nossas estatísticas e as publicadas pode vir daí.</w:t>
+        <w:t>1. Os papéis de orador foram reconstruídos por classificador próprio, com cerca de 90% de acerto validado; as bases comerciais curadas da literatura não têm esse ruído, e parte da diferença de magnitude entre nossas estatísticas e as publicadas pode vir daí.</w:t>
       </w:r>
     </w:p>
     <w:p>
@@ -3116,16 +2789,7 @@
         <w:jc w:val="both"/>
       </w:pPr>
       <w:r>
-        <w:t xml:space="preserve">2. </w:t>
-      </w:r>
-      <w:r>
-        <w:rPr>
-          <w:b/>
-        </w:rPr>
-        <w:t>Proxies:</w:t>
-      </w:r>
-      <w:r>
-        <w:t xml:space="preserve"> surpresa de lucro via Yahoo Finance (não I/B/E/S); sem participação institucional (13F) e qualidade de accruals entre os controles; os demais 17 controles foram reconstruídos de fontes primárias.</w:t>
+        <w:t>2. Algumas variáveis usam proxies: surpresa de lucro via Yahoo Finance em vez de I/B/E/S, e dois controles da literatura (participação institucional e qualidade de accruals) não foram reconstruídos; os demais 17, sim.</w:t>
       </w:r>
     </w:p>
     <w:p>
@@ -3134,16 +2798,7 @@
         <w:jc w:val="both"/>
       </w:pPr>
       <w:r>
-        <w:t xml:space="preserve">3. </w:t>
-      </w:r>
-      <w:r>
-        <w:rPr>
-          <w:b/>
-        </w:rPr>
-        <w:t>Sobrevivência parcial:</w:t>
-      </w:r>
-      <w:r>
-        <w:t xml:space="preserve"> cerca de 3,4 mil eventos sem CAR por falta de preços de empresas deslistadas em fonte gratuita.</w:t>
+        <w:t>3. Cerca de 3,4 mil eventos ficaram sem retorno anormal por falta de preços de empresas deslistadas em fonte gratuita, uma limitação de sobrevivência declarada.</w:t>
       </w:r>
     </w:p>
     <w:p>
@@ -3152,16 +2807,7 @@
         <w:jc w:val="both"/>
       </w:pPr>
       <w:r>
-        <w:t xml:space="preserve">4. </w:t>
-      </w:r>
-      <w:r>
-        <w:rPr>
-          <w:b/>
-        </w:rPr>
-        <w:t>Magnitude do efeito no anúncio:</w:t>
-      </w:r>
-      <w:r>
-        <w:t xml:space="preserve"> −0,15% por variação interquartil não paga custos como estratégia isolada de arbitragem do anúncio em large caps; por isso a implementação proposta é de tilt, condicionamento e volatilidade.</w:t>
+        <w:t>4. O efeito no anúncio, de cerca de 0,15% por variação interquartil, não paga custos como estratégia isolada de arbitragem do evento em large caps; por isso a implementação proposta é de tilt, condicionamento e volatilidade, e não de arbitragem do anúncio.</w:t>
       </w:r>
     </w:p>
     <w:p>
@@ -3170,16 +2816,7 @@
         <w:jc w:val="both"/>
       </w:pPr>
       <w:r>
-        <w:t xml:space="preserve">5. </w:t>
-      </w:r>
-      <w:r>
-        <w:rPr>
-          <w:b/>
-        </w:rPr>
-        <w:t>Concentração da carteira:</w:t>
-      </w:r>
-      <w:r>
-        <w:t xml:space="preserve"> com 10 ativos, o excesso sobre o universo em pesos iguais é consistente mas não significativo isoladamente; diversificação maior é o caminho natural na entrega final.</w:t>
+        <w:t>5. Com 10 ativos, o excesso sobre o universo em pesos iguais é consistente mas não significativo isoladamente; diversificar além de 10 nomes é o caminho natural da entrega final.</w:t>
       </w:r>
     </w:p>
     <w:p>
@@ -3188,16 +2825,7 @@
         <w:jc w:val="both"/>
       </w:pPr>
       <w:r>
-        <w:t xml:space="preserve">6. </w:t>
-      </w:r>
-      <w:r>
-        <w:rPr>
-          <w:b/>
-        </w:rPr>
-        <w:t>Ambiguidade de especificação na literatura:</w:t>
-      </w:r>
-      <w:r>
-        <w:t xml:space="preserve"> a definição do centro da call admite duas construções; reportamos as duas e a escolha não foi guiada por resultado, e sim pela evidência textual da referência e pelo diagnóstico de ruído da Seção 3.2.</w:t>
+        <w:t>6. A definição do centro da call admite duas construções na literatura; reportamos as duas, e a escolha da agregada não foi guiada por resultado, e sim pela evidência textual da referência e pelo diagnóstico de ruído da Seção 3.</w:t>
       </w:r>
     </w:p>
     <w:p>
@@ -3205,56 +2833,32 @@
         <w:pStyle w:val="Heading2"/>
       </w:pPr>
       <w:r>
-        <w:t>7. Conclusão</w:t>
+        <w:t>8. Conclusão e tese de investimento</w:t>
       </w:r>
     </w:p>
     <w:p>
       <w:r>
-        <w:t>Este pré-relatório estabelece que a divergência de tom entre gestores é informação precificada. Confirmamos o efeito em universo independente com dados públicos, mostramos que ele sobrevive à troca completa do medidor de tom (do dicionário para o modelo neural) e transformamos o sinal em uma estratégia implementável e auditável.</w:t>
+        <w:t>O pré-relatório estabelece que a divergência de tom entre gestores é informação precificada. Confirmamos o fenômeno em universo independente, com dados públicos e código próprio; mostramos que ele sobrevive à troca completa do medidor de tom, do dicionário ao modelo neural; e o transformamos em estratégia implementável, com custos e auditoria de ausência de informação futura.</w:t>
       </w:r>
     </w:p>
     <w:p>
       <w:r>
-        <w:rPr>
-          <w:b/>
-        </w:rPr>
-        <w:t>Tese de investimento.</w:t>
-      </w:r>
-      <w:r>
-        <w:t xml:space="preserve"> A divergência de tom entre os executivos na earnings call é informação precificada em dois tempos. No anúncio, o mercado penaliza a empresa cuja diretoria diverge (efeito condicional negativo e estável no tempo). Nos meses seguintes, carregar as empresas de maior divergência captura um prêmio de compensação: a carteira das 10 maiores TD rendeu +20,4% ao ano contra +13,2% do S&amp;P 500 em 16 anos e meio, remunerando o risco adicional que o próprio sinal identifica. O mesmo escore antecipa a magnitude da surpresa do lucro seguinte, funcionando como indicador antecedente de incerteza pré-anúncio. A implementação recomendada combina tilt direcional, condicionamento de exposição a eventos e posicionamento de volatilidade, com a integração multifator como objeto da entrega final.</w:t>
+        <w:t>A tese de investimento, em um parágrafo: a divergência de tom entre os executivos na earnings call é informação precificada em dois tempos. No anúncio, o mercado penaliza a empresa cuja diretoria diverge, um efeito condicional negativo e estável no tempo. Nos meses seguintes, carregar as empresas de maior divergência captura um prêmio de compensação: a carteira das 10 maiores TD rendeu +20,4% ao ano contra +13,2% do S&amp;P 500 em 16 anos e meio, remunerando o risco adicional que o próprio sinal identifica. O mesmo escore antecipa a magnitude da surpresa do lucro seguinte, servindo de termômetro de incerteza antes de cada anúncio. A implementação recomendada combina tilt direcional, condicionamento de exposição a eventos e posicionamento de volatilidade, com a integração multifator como objeto da entrega final.</w:t>
       </w:r>
     </w:p>
     <w:p>
       <w:r>
-        <w:rPr>
-          <w:b/>
-        </w:rPr>
-        <w:t>Extensão para small e mid caps (teste pré-registrado).</w:t>
-      </w:r>
-      <w:r>
-        <w:t xml:space="preserve"> Testamos o sinal em universo de 2.250 firmas fora do S&amp;P 500 (2019 a 2023), com hipóteses e especificações congeladas por pré-registro antes de qualquer resultado (docs/PREREG_MF.md, com registro de data em git). O painel resultou inconclusivo por falta de potência (coeficientes positivos, não significativos; janela curta; cobertura de preços de 69%). No mesmo período, o efeito segue presente nas large caps (t=−1,96), o que isola a causa no universo e na qualidade dos dados, não na época. A fronteira permanece documentada e não é apresentada como resultado.</w:t>
+        <w:t>Registramos também a fronteira que não avançou. Testamos o sinal em 2.250 firmas fora do S&amp;P 500 (2019 a 2023), com especificações congeladas por pré-registro antes de qualquer resultado (docs/PREREG_MF.md, com data registrada em git). O painel resultou inconclusivo por falta de potência: coeficientes positivos, não significativos, com janela curta e cobertura de preços de 69%. No mesmo período, o efeito segue presente nas large caps (t=−1,96), o que aponta a causa para o universo e a qualidade dos dados, não para a época. A fronteira permanece documentada e não é apresentada como resultado.</w:t>
       </w:r>
     </w:p>
     <w:p>
       <w:r>
-        <w:rPr>
-          <w:b/>
-        </w:rPr>
-        <w:t>Próximos passos até a entrega final (17/08):</w:t>
-      </w:r>
-      <w:r>
-        <w:t xml:space="preserve"> (1) desenho da integração multifator do escore, com contagem de tentativas e Deflated Sharpe; (2) robustez final de custos e análise de decaimento do sinal; (3) havendo dados de preços de deslistadas, revisitar a fronteira small/mid com o pré-registro já versionado.</w:t>
+        <w:t>Até a entrega final (17/08), a agenda tem três itens: desenhar a integração multifator do escore, com contagem de tentativas e Deflated Sharpe; fechar a robustez de custos e a análise de decaimento do sinal; e, havendo dados de preços de deslistadas, revisitar a fronteira de small e mid caps com o pré-registro já versionado.</w:t>
       </w:r>
     </w:p>
     <w:p>
       <w:r>
-        <w:rPr>
-          <w:b/>
-        </w:rPr>
-        <w:t>Nota de método.</w:t>
-      </w:r>
-      <w:r>
-        <w:t xml:space="preserve"> Em amostra completa, as três hipóteses pareciam confirmadas. Foram os exercícios de robustez temporal que separaram os efeitos reais (H1, H3 e o prêmio de retornos subsequentes) do artefato (H2). Esse protocolo de validação, aplicado sem exceção, é parte central do que a equipe leva para a entrega final.</w:t>
+        <w:t>Uma nota de método encerra. Em amostra completa, as três hipóteses pareciam confirmadas. Foram os exercícios de robustez temporal que separaram os efeitos reais (precificação, retornos subsequentes e incerteza operacional) do artefato (risco). Esse protocolo, aplicado sem exceção e documentado no repositório, é parte central do que a equipe leva para a entrega final.</w:t>
       </w:r>
     </w:p>
     <w:p>
@@ -3262,86 +2866,12 @@
         <w:pStyle w:val="Heading2"/>
       </w:pPr>
       <w:r>
-        <w:t>8. Uso de IA generativa no processo</w:t>
+        <w:t>9. Uso de IA generativa no processo</w:t>
       </w:r>
     </w:p>
     <w:p>
       <w:r>
-        <w:t>O uso de GenAI é operacional e auditável, não declaratório:</w:t>
-      </w:r>
-    </w:p>
-    <w:p>
-      <w:pPr>
-        <w:ind w:left="425" w:hanging="255"/>
-        <w:jc w:val="both"/>
-      </w:pPr>
-      <w:r>
-        <w:t xml:space="preserve">1. </w:t>
-      </w:r>
-      <w:r>
-        <w:rPr>
-          <w:b/>
-        </w:rPr>
-        <w:t>Classificação de papéis por LLM (núcleo do pipeline).</w:t>
-      </w:r>
-      <w:r>
-        <w:t xml:space="preserve"> Um processo por linha de comando (</w:t>
-      </w:r>
-      <w:r>
-        <w:rPr>
-          <w:rFonts w:ascii="Consolas" w:hAnsi="Consolas"/>
-          <w:sz w:val="19"/>
-        </w:rPr>
-        <w:t>claude -p</w:t>
-      </w:r>
-      <w:r>
-        <w:t xml:space="preserve">, modelo Haiku) classificou os 12.678 cabeçalhos de orador em lotes, com cache versionado e reprocessamento determinístico (cerca de 4,6 horas de execução). Validação: matriz de confusão contra 292 rótulos manuais (cerca de 90% de acerto global) e classificador determinístico independente para comparação (99% de concordância nos casos frequentes). Prompt, custos e validação documentados em </w:t>
-      </w:r>
-      <w:r>
-        <w:rPr>
-          <w:rFonts w:ascii="Consolas" w:hAnsi="Consolas"/>
-          <w:sz w:val="19"/>
-        </w:rPr>
-        <w:t>docs/GENAI_USAGE.md</w:t>
-      </w:r>
-      <w:r>
-        <w:t>.</w:t>
-      </w:r>
-    </w:p>
-    <w:p>
-      <w:pPr>
-        <w:ind w:left="425" w:hanging="255"/>
-        <w:jc w:val="both"/>
-      </w:pPr>
-      <w:r>
-        <w:t xml:space="preserve">2. </w:t>
-      </w:r>
-      <w:r>
-        <w:rPr>
-          <w:b/>
-        </w:rPr>
-        <w:t>Par de engenharia e auditoria (processo inteiro).</w:t>
-      </w:r>
-      <w:r>
-        <w:t xml:space="preserve"> Arquitetura do pipeline, código, testes, documentação e, com impacto direto no resultado, a auditoria da fórmula do centro da call: a reimplementação independente e o teste das duas construções foram conduzidos em par com o assistente (Claude), com as decisões econômicas e metodológicas sempre da equipe.</w:t>
-      </w:r>
-    </w:p>
-    <w:p>
-      <w:pPr>
-        <w:ind w:left="425" w:hanging="255"/>
-        <w:jc w:val="both"/>
-      </w:pPr>
-      <w:r>
-        <w:t xml:space="preserve">3. </w:t>
-      </w:r>
-      <w:r>
-        <w:rPr>
-          <w:b/>
-        </w:rPr>
-        <w:t>O que não contabilizamos como GenAI:</w:t>
-      </w:r>
-      <w:r>
-        <w:t xml:space="preserve"> o FinBERT é um modelo de linguagem do tipo encoder (classificação), parte do modelo quantitativo; permitido pelo edital, mas contabilizado como NLP/ML, não como IA generativa.</w:t>
+        <w:t>O uso de GenAI neste trabalho é operacional e auditável, não declaratório. Primeiro, no núcleo do pipeline: um processo por linha de comando (claude -p, modelo Haiku) classificou os 12.678 cabeçalhos de orador em lotes, com cache versionado e reprocessamento determinístico, em cerca de 4,6 horas de execução; a validação usou matriz de confusão contra 292 rótulos manuais (cerca de 90% de acerto global) e um classificador determinístico independente para comparação (99% de concordância nos casos frequentes), com prompt, custos e validação documentados em docs/GENAI_USAGE.md. Segundo, como par de engenharia e auditoria ao longo de todo o processo: arquitetura do pipeline, código, testes, documentação e, com impacto direto no resultado, a auditoria da fórmula do centro da call, conduzida em par com o assistente (Claude), com as decisões econômicas e metodológicas sempre da equipe. Por fim, uma distinção de honestidade conceitual: o FinBERT é um modelo de linguagem do tipo encoder, parte do modelo quantitativo; é permitido pelo edital, mas o contabilizamos como NLP/ML, não como IA generativa.</w:t>
       </w:r>
     </w:p>
     <w:p>
@@ -3354,86 +2884,32 @@
     </w:p>
     <w:p>
       <w:r>
-        <w:t xml:space="preserve">Angelo, Johnston, Singh e Wan (2025). Tone Distance: Managerial Tone Divergence and Market Reaction to Earnings. </w:t>
-      </w:r>
-      <w:r>
-        <w:rPr>
-          <w:i/>
-        </w:rPr>
-        <w:t>The Financial Review</w:t>
-      </w:r>
-      <w:r>
-        <w:t>.</w:t>
+        <w:t>Angelo, Johnston, Singh e Wan (2025). Tone Distance: Managerial Tone Divergence and Market Reaction to Earnings. The Financial Review.</w:t>
       </w:r>
     </w:p>
     <w:p>
       <w:r>
-        <w:t xml:space="preserve">Bailey, D. H., e López de Prado, M. (2014). The Deflated Sharpe Ratio: Correcting for Selection Bias, Backtest Overfitting, and Non-Normality. </w:t>
-      </w:r>
-      <w:r>
-        <w:rPr>
-          <w:i/>
-        </w:rPr>
-        <w:t>The Journal of Portfolio Management</w:t>
-      </w:r>
-      <w:r>
-        <w:t>, 40(5).</w:t>
+        <w:t>Bailey, D. H., e López de Prado, M. (2014). The Deflated Sharpe Ratio: Correcting for Selection Bias, Backtest Overfitting, and Non-Normality. The Journal of Portfolio Management, 40(5).</w:t>
       </w:r>
     </w:p>
     <w:p>
       <w:r>
-        <w:t xml:space="preserve">Fama, E. F., e French, K. R. (1997). Industry Costs of Equity. </w:t>
-      </w:r>
-      <w:r>
-        <w:rPr>
-          <w:i/>
-        </w:rPr>
-        <w:t>Journal of Financial Economics</w:t>
-      </w:r>
-      <w:r>
-        <w:t>, 43(2).</w:t>
+        <w:t>Fama, E. F., e French, K. R. (1997). Industry Costs of Equity. Journal of Financial Economics, 43(2).</w:t>
       </w:r>
     </w:p>
     <w:p>
       <w:r>
-        <w:t xml:space="preserve">Huang, X., Teoh, S. H., e Zhang, Y. (2014). Tone Management. </w:t>
-      </w:r>
-      <w:r>
-        <w:rPr>
-          <w:i/>
-        </w:rPr>
-        <w:t>The Accounting Review</w:t>
-      </w:r>
-      <w:r>
-        <w:t>, 89(3).</w:t>
+        <w:t>Huang, X., Teoh, S. H., e Zhang, Y. (2014). Tone Management. The Accounting Review, 89(3).</w:t>
       </w:r>
     </w:p>
     <w:p>
       <w:r>
-        <w:t xml:space="preserve">Lee, J. (2016). Can Investors Detect Managers' Lack of Spontaneity? Adherence to Predetermined Scripts during Earnings Conference Calls. </w:t>
-      </w:r>
-      <w:r>
-        <w:rPr>
-          <w:i/>
-        </w:rPr>
-        <w:t>The Accounting Review</w:t>
-      </w:r>
-      <w:r>
-        <w:t>, 91(1).</w:t>
+        <w:t>Lee, J. (2016). Can Investors Detect Managers' Lack of Spontaneity? Adherence to Predetermined Scripts during Earnings Conference Calls. The Accounting Review, 91(1).</w:t>
       </w:r>
     </w:p>
     <w:p>
       <w:r>
-        <w:t xml:space="preserve">Loughran, T., e McDonald, B. (2011). When Is a Liability Not a Liability? Textual Analysis, Dictionaries, and 10-Ks. </w:t>
-      </w:r>
-      <w:r>
-        <w:rPr>
-          <w:i/>
-        </w:rPr>
-        <w:t>The Journal of Finance</w:t>
-      </w:r>
-      <w:r>
-        <w:t>, 66(1).</w:t>
+        <w:t>Loughran, T., e McDonald, B. (2011). When Is a Liability Not a Liability? Textual Analysis, Dictionaries, and 10-Ks. The Journal of Finance, 66(1).</w:t>
       </w:r>
     </w:p>
     <w:p>
@@ -3451,9 +2927,6 @@
     </w:p>
     <w:p>
       <w:r>
-        <w:rPr>
-          <w:i/>
-        </w:rPr>
         <w:t>Todos os números deste relatório saem de scripts versionados no repositório e foram reproduzidos em clone limpo. Nenhum número foi digitado à mão.</w:t>
       </w:r>
     </w:p>

--- a/docs/RELATORIO_PRE.docx
+++ b/docs/RELATORIO_PRE.docx
@@ -76,17 +76,17 @@
     </w:p>
     <w:p>
       <w:r>
-        <w:t>Toda earnings call é uma peça ensaiada, mas quem a executa são pessoas. Este trabalho parte de uma observação simples: quando os executivos da mesma empresa divergem no tom ao falar do mesmo trimestre, essa divergência carrega informação que a mensagem oficial não entrega. Nós transformamos essa observação em um sinal quantitativo, a Tone Distance (TD), calculada minutos após a divulgação de cada transcrição, e a testamos de ponta a ponta em 33.362 calls de 685 empresas do S&amp;P 500 entre 2005 e 2025.</w:t>
+        <w:t>Toda earnings call é uma peça ensaiada, mas quem a executa são pessoas. Este trabalho parte de uma observação simples: quando os executivos da mesma empresa divergem no tom ao falar do mesmo trimestre, essa divergência carrega informação que a mensagem oficial não entrega. Nós transformamos essa observação em um sinal quantitativo, a Tone Distance (TD), calculada minutos após a divulgação de cada transcrição, e a testamos de ponta a ponta em 33.362 teleconferências de 685 empresas do S&amp;P 500, entre 2005 e 2025.</w:t>
       </w:r>
     </w:p>
     <w:p>
       <w:r>
-        <w:t>Os resultados sustentam a tese. No painel econométrico, empresas cujos gestores divergem mais sofrem retorno anormal menor no anúncio (estatística t de até 2,9 em módulo), entregam retornos maiores nos três meses seguintes (t=+2,1) e apresentam surpresas de lucro mais imprevisíveis no trimestre seguinte (t=+3,58 na previsão fora da amostra, nosso resultado preditivo mais forte). O quadro se repete em dois medidores de tom independentes, o dicionário Loughran-McDonald e o modelo neural FinBERT, o que afasta a hipótese de artefato de instrumento.</w:t>
+        <w:t>Os resultados sustentam a tese. Nos testes econométricos, empresas cujos gestores divergem mais sofrem retorno anormal menor no dia do anúncio, entregam retornos maiores nos três meses seguintes e apresentam surpresas de lucro mais imprevisíveis no trimestre posterior; este último é o nosso resultado preditivo mais forte. O mesmo quadro aparece em dois medidores de tom independentes, o dicionário Loughran-McDonald e o modelo neural FinBERT, o que afasta a hipótese de o achado ser um artefato do instrumento de medida.</w:t>
       </w:r>
     </w:p>
     <w:p>
       <w:r>
-        <w:t>Na implementação, uma carteira que compra todo mês as 10 empresas de maior TD rendeu +20,4% ao ano, contra +13,2% do S&amp;P 500, ao longo de 199 meses (fevereiro de 2009 a agosto de 2025), com excesso de +7,1% ao ano (t=2,60) e vitória em 13 dos 17 anos. O relatório também documenta o que não funcionou: a hipótese de que o sinal prevê volatilidade futura não passou nos testes de robustez e foi descartada, decisão que descrevemos em detalhe porque ela atesta o rigor do processo. Tudo o que está aqui é reproduzível a partir do repositório público com quatro comandos.</w:t>
+        <w:t>Na implementação, uma carteira que compra todo mês as 10 empresas de maior TD rendeu +20,4% ao ano, contra +13,2% do S&amp;P 500, ao longo de 199 meses (fevereiro de 2009 a agosto de 2025), com excesso estatisticamente significativo e vitória em 13 dos 17 anos. O relatório também documenta o que não funcionou: a hipótese de que o sinal prevê volatilidade futura não passou nos testes de robustez e foi descartada, decisão que descrevemos em detalhe porque ela atesta o rigor do processo. Todos os resultados são reproduzíveis a partir do repositório público com quatro comandos.</w:t>
       </w:r>
     </w:p>
     <w:p>
@@ -99,22 +99,64 @@
     </w:p>
     <w:p>
       <w:r>
-        <w:t>Quem acompanha teleconferências de resultados conhece a cena. O CEO abre com a mensagem preparada, o CFO percorre os números e, quando começa a sessão de perguntas, cada executivo responde com o tom que consegue sustentar ao vivo. O texto é coordenado; o tom, nem sempre. Coordenar a narrativa entre quatro ou cinco oradores é viável; coordenar o otimismo de cada um, frase a frase, sob pergunta de analista, é muito mais difícil.</w:t>
+        <w:t>Quem acompanha teleconferências de resultados conhece a cena. O CEO abre com a mensagem preparada, o CFO percorre os números e, quando começa a sessão de perguntas e respostas, cada executivo responde com o tom que consegue sustentar ao vivo. O texto é coordenado; o tom, nem sempre. Coordenar a narrativa entre quatro ou cinco oradores é viável; coordenar o otimismo de cada um, frase a frase, sob pergunta de analista, é consideravelmente mais difícil.</w:t>
       </w:r>
     </w:p>
     <w:p>
       <w:r>
-        <w:t>A premissa deste trabalho é que esse descompasso é informativo. Se o CFO soa visivelmente mais cauteloso que o CEO no mesmo call, o mercado tem diante de si um indício de desacordo interno ou de incerteza sobre o trimestre que nenhum press release admitiria. O problema de pesquisa, portanto: é possível medir essa divergência de forma sistemática, e ela tem valor econômico?</w:t>
+        <w:t>A premissa deste trabalho é que esse descompasso é informativo. Se o CFO soa visivelmente mais cauteloso que o CEO na mesma call, o mercado tem diante de si um indício de desacordo interno ou de incerteza sobre o trimestre que nenhum press release admitiria. O problema de pesquisa se enuncia, então, em duas perguntas: é possível medir essa divergência de forma sistemática? E, se sim, ela tem valor econômico?</w:t>
       </w:r>
     </w:p>
     <w:p>
       <w:r>
-        <w:t>Dessa premissa saem as três hipóteses que testamos, registradas antes dos testes. Primeira: quanto maior a divergência de tom, pior a reação do mercado no anúncio. Segunda: maior divergência indicaria maior risco realizado depois do anúncio. Terceira: maior divergência antecipa resultados operacionais mais imprevisíveis nos trimestres seguintes.</w:t>
+        <w:t>Dessas perguntas derivam as três hipóteses do estudo, registradas antes da execução dos testes:</w:t>
+      </w:r>
+    </w:p>
+    <w:p>
+      <w:pPr>
+        <w:pStyle w:val="ListBullet"/>
+        <w:jc w:val="both"/>
+      </w:pPr>
+      <w:r>
+        <w:t>H1 (precificação): quanto maior a divergência de tom em uma call, menor</w:t>
       </w:r>
     </w:p>
     <w:p>
       <w:r>
-        <w:t>O produto que materializa a resposta é o robô. Ele processa a transcrição de cada call, atribui cada fala ao seu orador, mede o tom de cada gestor e resume o desalinhamento em um único escore por empresa-trimestre, disponível minutos após a publicação da transcrição. Para uma mesa, isso significa um insumo utilizável no mesmo dia do evento: como sinal de seleção, como condicionante de exposição em torno de anúncios e como indicador antecedente de incerteza de resultados.</w:t>
+        <w:t xml:space="preserve">  o retorno anormal da empresa na janela do anúncio.</w:t>
+      </w:r>
+    </w:p>
+    <w:p>
+      <w:pPr>
+        <w:pStyle w:val="ListBullet"/>
+        <w:jc w:val="both"/>
+      </w:pPr>
+      <w:r>
+        <w:t>H2 (risco): quanto maior a divergência, maior a volatilidade realizada</w:t>
+      </w:r>
+    </w:p>
+    <w:p>
+      <w:r>
+        <w:t xml:space="preserve">  da ação no período posterior ao anúncio.</w:t>
+      </w:r>
+    </w:p>
+    <w:p>
+      <w:pPr>
+        <w:pStyle w:val="ListBullet"/>
+        <w:jc w:val="both"/>
+      </w:pPr>
+      <w:r>
+        <w:t>H3 (operacional): quanto maior a divergência, mais imprevisível o</w:t>
+      </w:r>
+    </w:p>
+    <w:p>
+      <w:r>
+        <w:t xml:space="preserve">  resultado operacional do trimestre seguinte.</w:t>
+      </w:r>
+    </w:p>
+    <w:p>
+      <w:r>
+        <w:t>O produto que materializa a resposta é o robô. Ele processa a transcrição de cada call, atribui cada fala ao seu orador, mede o tom de cada gestor e resume o desalinhamento em um único escore por empresa-trimestre, disponível minutos após a publicação da transcrição. Para uma mesa de gestão, isso significa um insumo utilizável no mesmo dia do evento: como sinal de seleção de ativos, como condicionante de exposição em torno de anúncios e como indicador antecedente de incerteza de resultados.</w:t>
       </w:r>
     </w:p>
     <w:p>
@@ -127,12 +169,17 @@
     </w:p>
     <w:p>
       <w:r>
-        <w:t>A ideia de que o tom da comunicação corporativa move preços tem lastro sólido na literatura. Loughran e McDonald (2011) construíram o dicionário de tom específico para finanças que virou padrão da área, ao mostrar que dicionários genéricos classificam mal a linguagem de negócios. Huang, Teoh e Zhang (2014) documentaram que gestores administram ativamente o tom de suas divulgações, e que o mercado reage ao componente anormal desse tom. Lee (2016) mostrou que investidores percebem quando executivos abandonam a espontaneidade e se apegam a roteiros durante earnings calls.</w:t>
+        <w:t>A ideia de que o tom da comunicação corporativa move preços tem lastro sólido na literatura de finanças textuais. Loughran e McDonald (2011) mostraram que dicionários genéricos de sentimento classificam mal a linguagem de negócios (termos como liability são negativos no uso comum e neutros em finanças) e construíram o dicionário específico que se tornou o padrão da área. Huang, Teoh e Zhang (2014) documentaram que gestores administram ativamente o tom de suas divulgações e que o mercado reage ao componente anormal desse tom. Lee (2016) mostrou que investidores percebem quando executivos abandonam a espontaneidade e se apegam a roteiros durante earnings calls, e penalizam essa rigidez.</w:t>
       </w:r>
     </w:p>
     <w:p>
       <w:r>
-        <w:t>O passo que origina nossa medida é de Angelo, Johnston, Singh e Wan (2025), que propuseram olhar não para o tom médio da empresa, mas para a divergência de tom entre os executivos da mesma call, batizada de Tone Distance. Nosso trabalho toma essa referência como ponto de partida e a submete a um teste independente, com universo, dados e código integralmente próprios. E adiciona uma extensão deliberada: repetimos toda a análise trocando o medidor de tom, do dicionário para o FinBERT (Yang, Uy e Huang, 2020), um modelo de linguagem treinado em textos financeiros. A lógica da extensão é de validação cruzada de instrumento: se o fenômeno é real, deve aparecer nos dois medidores; se é artefato do dicionário, a troca o elimina.</w:t>
+        <w:t>O passo que origina a nossa medida é de Angelo, Johnston, Singh e Wan (2025). Em vez de perguntar qual é o tom médio da empresa, pergunta central da literatura anterior, os autores perguntam quanto os executivos da mesma call divergem entre si, e batizam a medida de Tone Distance. O argumento econômico é o descrito na Seção 1: a mensagem é ensaiada, mas a coordenação fina do tom entre vários oradores em tempo real é custosa, de modo que a divergência funciona como vazamento de informação privada.</w:t>
+      </w:r>
+    </w:p>
+    <w:p>
+      <w:r>
+        <w:t>Nosso trabalho toma essa referência como ponto de partida e a submete a um teste independente, com universo, dados e código integralmente próprios. E adiciona uma extensão deliberada: repetimos toda a análise trocando o medidor de tom, do dicionário para o FinBERT (Yang, Uy e Huang, 2020), um modelo de linguagem neural treinado especificamente em textos financeiros, que classifica cada sentença como positiva, negativa ou neutra a partir do contexto, e não de palavras isoladas. A lógica da extensão é a de validação cruzada de instrumento: se o fenômeno é real, deve aparecer nos dois medidores; se é artefato do dicionário, a troca o elimina.</w:t>
       </w:r>
     </w:p>
     <w:p>
@@ -145,22 +192,22 @@
     </w:p>
     <w:p>
       <w:r>
-        <w:t>A matéria-prima são 33.362 transcrições de calls de empresas que integraram o S&amp;P 500 entre 2005 e 2025 (dataset público kurry/HuggingFace, 685 empresas). Preços vêm do Yahoo Finance; fundamentos trimestrais, do SEC EDGAR, alinhados pela data de protocolo para que nenhuma informação seja usada antes de existir publicamente; a classificação setorial segue Fama e French (1997); a taxa livre de risco é a de Kenneth French.</w:t>
+        <w:t>A matéria-prima são 33.362 transcrições de calls de empresas que integraram o S&amp;P 500 entre 2005 e 2025 (dataset público kurry/ HuggingFace, 685 empresas, incluindo as que saíram do índice, o que reduz o viés de sobrevivência). Preços vêm do Yahoo Finance; fundamentos trimestrais, do SEC EDGAR, alinhados pela data de protocolo para que nenhuma informação seja usada antes de existir publicamente; a classificação setorial segue Fama e French (1997); a taxa livre de risco é a da base de Kenneth French.</w:t>
       </w:r>
     </w:p>
     <w:p>
       <w:r>
-        <w:t>O primeiro desafio prático é saber quem fala. Cada transcrição traz milhares de falas, e o sinal exige separar gestores de analistas e operadores. Resolvemos com um classificador em dois níveis: um modelo de linguagem via linha de comando classificou os 12.678 cabeçalhos de orador distintos da base, e regras determinísticas cobrem o restante. A classificação foi auditada contra 292 rótulos manuais, com cerca de 90% de acerto (o processo completo está na Seção 9).</w:t>
+        <w:t>O primeiro desafio prático é saber quem fala. Cada transcrição traz milhares de falas, e o sinal exige separar gestores de analistas e operadores. Resolvemos com um classificador em dois níveis: um modelo de linguagem via linha de comando classificou os 12.678 cabeçalhos de orador distintos da base, e regras determinísticas cobrem o restante. A classificação foi auditada contra 292 rótulos manuais, com cerca de 90% de acerto (o processo completo está descrito na Seção 9).</w:t>
       </w:r>
     </w:p>
     <w:p>
       <w:r>
-        <w:t>Com os papéis atribuídos, o sinal se constrói em três passos. Cada gestor da call vira um ponto num plano definido pela fração de linguagem positiva e negativa de sua fala. Calcula-se o centro da call. A Tone Distance é a distância média dos gestores a esse centro: zero quando todos soam igual, alta quando as vozes se afastam. Exigimos no mínimo dois gestores por call, e o tom de cada fala é medido duas vezes, pelo dicionário e pelo FinBERT.</w:t>
+        <w:t>Com os papéis atribuídos, o sinal se constrói em três passos, que podem ser enunciados formalmente. Primeiro, cada gestor i da call é representado por um vetor g(i) = (p(i), n(i)), em que p e n são as frações de linguagem positiva e negativa de sua fala. Segundo, calcula-se o centro c da call. Terceiro, a Tone Distance é a média das distâncias euclidianas dos gestores ao centro: TD = (1/N) Σ ‖g(i) − c‖. A medida vale zero quando todos os gestores soam idênticos e cresce à medida que as vozes se afastam. Exigimos no mínimo dois gestores por call, e cada fala é medida duas vezes, pelo dicionário e pelo FinBERT.</w:t>
       </w:r>
     </w:p>
     <w:p>
       <w:r>
-        <w:t>Um detalhe de construção acabou virando contribuição metodológica. A definição do centro admite duas leituras: média simples dos gestores, em que cada orador pesa igual, ou tom agregado do texto completo, em que cada palavra pesa igual. A diferença não é cosmética. Em uma call da Apple de 2020, por exemplo, o profissional de relações com investidores falou apenas 283 palavras, e as únicas 6 negativas eram o aviso legal padrão sobre riscos e incertezas; na média simples, esse orador marginal respondia por um terço do sinal da call. A leitura agregada, e além dela a ponderação explícita pelo volume de fala de cada gestor, elimina essa contaminação. Como se verá na Seção 5, os resultados enfraquecem monotonicamente à medida que se dá peso a oradores marginais, o que transforma o detalhe em diagnóstico. A implementação foi verificada por reimplementação independente nas 32.387 calls elegíveis, com diferença máxima da ordem de 10⁻¹⁶.</w:t>
+        <w:t>Um detalhe dessa construção acabou virando contribuição metodológica: a definição do centro c. Há duas leituras possíveis. Na média simples, c é a média dos vetores dos gestores, e cada orador pesa igual, independentemente de quanto falou. No tom agregado, c é o tom do texto completo da call, e cada palavra pesa igual. A diferença não é cosmética, e um exemplo real a ilustra. Em uma call da Apple de 2020, o profissional de relações com investidores falou apenas 283 palavras, e as únicas 6 classificadas como negativas pertenciam ao aviso legal padrão sobre riscos e incertezas; na média simples, esse orador marginal respondia por um terço do sinal da call inteira. O tom agregado, e além dele a ponderação explícita de cada gestor pelo seu volume de fala, elimina essa contaminação. Como se verá na Seção 5, os resultados enfraquecem monotonicamente à medida que se dá peso a oradores marginais, o que transforma o detalhe em diagnóstico: medir bem importa. A implementação foi verificada por reimplementação independente nas 32.387 calls elegíveis, com diferença máxima da ordem de 10⁻¹⁶, e por exemplo auditável manualmente.</w:t>
       </w:r>
     </w:p>
     <w:p>
@@ -173,17 +220,22 @@
     </w:p>
     <w:p>
       <w:r>
-        <w:t>Os retornos anormais seguem o modelo de mercado: beta estimado por CAPM em janela de 100 pregões (mínimo de 70), separada do evento por 50 pregões, e resíduo acumulado nas janelas de 1, 2 e 5 pregões ao redor do anúncio. Calls realizadas após o fechamento (27% da amostra) são ancoradas no pregão seguinte, respeitando o horário real em que a informação chegou ao mercado.</w:t>
+        <w:t>Dois conceitos sustentam toda a parte empírica e merecem definição explícita. O primeiro é o retorno anormal acumulado (CAR): a diferença entre o retorno observado da ação e o retorno que o CAPM previa dado o movimento do mercado, acumulada na janela do evento. Estimamos o beta de cada evento em uma janela de 100 pregões (mínimo de 70), separada do evento por 50 pregões para não contaminar a estimativa, e acumulamos o resíduo nas janelas de 1, 2 e 5 pregões ao redor do anúncio. Calls realizadas após o fechamento do mercado (27% da amostra) são ancoradas no pregão seguinte, respeitando o momento real em que a informação chegou ao investidor.</w:t>
       </w:r>
     </w:p>
     <w:p>
       <w:r>
-        <w:t>O teste central é um painel com efeitos fixos de empresa e de ano-trimestre, erros agrupados por empresa e winsorização em 5/95, com controles de tamanho, valor, alavancagem, rentabilidade, surpresa de lucro, momentum e reversão. O efeito fixo de empresa importa para a leitura: o coeficiente não compara a Apple com a Exxon, compara a Apple de um trimestre com a própria Apple típica. O sinal mede, portanto, o desvio da empresa em relação ao seu padrão usual de alinhamento.</w:t>
+        <w:t>O segundo é o painel com efeitos fixos, a especificação central dos testes. A regressão inclui um intercepto próprio para cada empresa e para cada trimestre, além de controles de tamanho, valor, alavancagem, rentabilidade, surpresa de lucro, momentum e reversão, com erros-padrão agrupados por empresa e winsorização em 5/95 (os 5% mais extremos de cada variável são truncados, prática padrão para conter outliers). O efeito fixo de empresa importa para a leitura econômica: o coeficiente não compara a Apple com a Exxon, compara a Apple de um trimestre com a própria Apple típica. O que se mede, portanto, é o efeito de a empresa divergir mais do que o seu padrão usual.</w:t>
       </w:r>
     </w:p>
     <w:p>
       <w:r>
-        <w:t>Para a implementação, desenhamos dois backtests independentes, ambos com custos e com a garantia, auditada nos scripts, de que nenhuma informação futura entra na seleção. O primeiro executa a tese da forma mais direta possível: ao fim de cada mês, compra em pesos iguais as 10 empresas de maior TD (call mais recente dos três meses anteriores), carrega por um mês e rebalanceia, pagando 10 pontos-base por lado sobre o giro. O segundo é um long-short por quintis em formato calendar-time, com especificação congelada antes da execução: entrada no pregão seguinte à call, manutenção de 63 pregões, ranking contra os 90 dias anteriores, custos de 5 pontos-base por perna, amostra 2006 a 2025.</w:t>
+        <w:t>Sobre a convenção estatística: ao longo do relatório reportamos a estatística t de cada coeficiente, que expressa quantos erros-padrão o efeito estimado dista de zero. Pela convenção usual, valores acima de 2 em módulo indicam significância ao nível de 5%.</w:t>
+      </w:r>
+    </w:p>
+    <w:p>
+      <w:r>
+        <w:t>Para a implementação, desenhamos dois backtests independentes, ambos com custos de transação e com a garantia, auditada nos próprios scripts, de que nenhuma informação futura entra na seleção. O primeiro executa a tese da forma mais direta: ao fim de cada mês, compra em pesos iguais as 10 empresas de maior TD (usando a call mais recente dos três meses anteriores), carrega a posição por um mês e rebalanceia, pagando 10 pontos-base por lado sobre o giro. O segundo é um long-short por quintis: compra o quinto das empresas com maior TD e vende o quinto com menor, em formato calendar-time com tranches sobrepostas, especificação congelada antes da execução (entrada no pregão seguinte à call, manutenção de 63 pregões, ranking contra os 90 dias anteriores, custos de 5 pontos-base por perna, amostra 2006 a 2025).</w:t>
       </w:r>
     </w:p>
     <w:p>
@@ -201,12 +253,20 @@
     </w:p>
     <w:p>
       <w:r>
-        <w:t>Antes das regressões, validamos a base. A distribuição da nossa TD (média 0,0086, mediana 0,0080, desvio 0,0047) é aderente à da referência (0,0079, 0,0074, 0,0048), e os controles reconstruídos batem com os publicados: alavancagem 0,24 contra 0,235, alíquota efetiva mediana 0,22 contra 0,21, suavização de lucros 1,6 contra 1,4. Partimos, portanto, de uma base comparável.</w:t>
+        <w:t>Antes das regressões, validamos a base reconstruída. A distribuição da nossa TD (média 0,0086, mediana 0,0080, desvio 0,0047) é aderente à da referência (0,0079, 0,0074, 0,0048), e os controles batem com os publicados: alavancagem 0,24 contra 0,235, alíquota efetiva mediana 0,22 contra 0,21, suavização de lucros 1,6 contra 1,4. Partimos, portanto, de uma base comparável à da literatura.</w:t>
+      </w:r>
+    </w:p>
+    <w:p>
+      <w:pPr>
+        <w:pStyle w:val="Heading3"/>
+      </w:pPr>
+      <w:r>
+        <w:t>5.1 H1, precificação no anúncio: confirmada</w:t>
       </w:r>
     </w:p>
     <w:p>
       <w:r>
-        <w:t>A primeira hipótese se confirma na amostra completa. A tabela reporta as estatísticas t do coeficiente da TD sobre o retorno anormal do anúncio, nas três janelas de evento, para as três construções do sinal e os dois medidores (amostra de 2009 em diante, cerca de 23 mil eventos e 540 empresas):</w:t>
+        <w:t>A lógica do teste: se a divergência de tom revela informação negativa, o retorno anormal do anúncio deve cair com a TD, controlando por tudo o mais. A tabela reporta as estatísticas t do coeficiente da TD sobre o CAR, nas três janelas de evento, para as três construções do sinal e os dois medidores (amostra de 2009 em diante, cerca de 23 mil eventos e 540 empresas). Cada célula responde à pergunta: nesta forma de medir, a divergência derruba o retorno do anúncio?</w:t>
       </w:r>
     </w:p>
     <w:tbl>
@@ -448,32 +508,64 @@
     </w:p>
     <w:p>
       <w:r>
-        <w:t>(t nas janelas de 1, 2 e 5 pregões. Em termos econômicos, uma variação interquartil de TD corresponde a algo entre 0,11% e 0,16% a menos de retorno anormal no anúncio.)</w:t>
+        <w:t>(t nas janelas de 1, 2 e 5 pregões. Em termos econômicos, uma variação interquartil de TD, isto é, o salto do quartil inferior ao superior da medida, corresponde a algo entre 0,11% e 0,16% a menos de retorno anormal no anúncio.)</w:t>
       </w:r>
     </w:p>
     <w:p>
       <w:r>
-        <w:t>Três leituras. A hipótese central replica quando o sinal respeita o volume de fala de cada gestor. A progressão entre as linhas é monotônica: quanto mais peso ao ruído dos oradores marginais, mais fraco o sinal, exatamente o diagnóstico da Seção 3. E os dois medidores, que concordam entre si em apenas 38%, contam a mesma história, o que afasta artefato de instrumento.</w:t>
+        <w:t>Três leituras. Primeira: a hipótese se confirma na amostra completa quando o sinal respeita o volume de fala de cada gestor (duas últimas linhas, todas significativas). Segunda: a progressão entre as linhas é monotônica; quanto mais peso ao ruído dos oradores marginais, mais fraco o sinal, exatamente o diagnóstico antecipado na Seção 3. Terceira: os dois medidores, cuja correlação entre si é de apenas 38%, contam a mesma história; o resultado não é artefato do instrumento.</w:t>
+      </w:r>
+    </w:p>
+    <w:p>
+      <w:pPr>
+        <w:pStyle w:val="Heading3"/>
+      </w:pPr>
+      <w:r>
+        <w:t>5.2 Retornos subsequentes: confirmados</w:t>
       </w:r>
     </w:p>
     <w:p>
       <w:r>
-        <w:t>O efeito não termina no anúncio. No painel mensal, o retorno dos três meses seguintes à call cresce com a TD (t=+2,1 no dicionário, +1,8 no FinBERT), controlando por valor, momentum, tamanho e reversão. O quadro combinado é economicamente coerente: o mercado penaliza a empresa divergente no ato e cobra um prêmio para carregá-la nos meses seguintes.</w:t>
+        <w:t>O efeito não termina no anúncio. Em painel mensal, regredimos o retorno dos três meses seguintes à call contra a TD, com efeitos fixos de empresa e mês e controles de valor, momentum, tamanho e reversão. O coeficiente é positivo e significativo nos dois medidores (t=+2,1 no dicionário; +1,8 no FinBERT). O quadro combinado com a H1 é economicamente coerente e familiar à teoria de apreçamento: o mercado penaliza a empresa divergente no ato e passa a exigir retorno maior para carregá-la, um prêmio de compensação pelo risco revelado.</w:t>
+      </w:r>
+    </w:p>
+    <w:p>
+      <w:pPr>
+        <w:pStyle w:val="Heading3"/>
+      </w:pPr>
+      <w:r>
+        <w:t>5.3 H3, incerteza operacional: confirmada</w:t>
       </w:r>
     </w:p>
     <w:p>
       <w:r>
-        <w:t>A terceira hipótese entrega o resultado preditivo mais forte do projeto. A magnitude da surpresa de lucro do trimestre seguinte cresce com a TD (t=+2,2 no painel), e no exercício de previsão fora da amostra, em que o modelo é treinado apenas com o passado e usado para prever eventos futuros, a relação alcança t=+3,58, com acerto direcional em 71% dos trimestres. Em outras palavras: a divergência de hoje avisa que o próximo balanço vem com surpresa grande, para qualquer lado.</w:t>
+        <w:t>A lógica do teste: se a divergência reflete incerteza interna sobre o negócio, ela deve antecipar surpresas de lucro maiores, em qualquer direção. Medimos a surpresa pelo valor absoluto do erro em relação à expectativa, e o coeficiente da TD é positivo no painel completo (t=+2,2). No exercício de previsão fora da amostra, em que o modelo é treinado apenas com dados passados e usado para prever eventos que ele nunca viu, a relação alcança t=+3,58, com acerto direcional em 71% dos trimestres: é o resultado preditivo mais forte do projeto. Em linguagem de mesa: a divergência de hoje avisa que o próximo balanço tende a vir com surpresa grande, para qualquer lado.</w:t>
+      </w:r>
+    </w:p>
+    <w:p>
+      <w:pPr>
+        <w:pStyle w:val="Heading3"/>
+      </w:pPr>
+      <w:r>
+        <w:t>5.4 H2, risco: descartada como sinal</w:t>
       </w:r>
     </w:p>
     <w:p>
       <w:r>
-        <w:t>A segunda hipótese, a de risco, não sobreviveu, e o caminho até essa conclusão merece registro. Na amostra completa existe associação entre TD e volatilidade futura (t=+2,5 no dicionário). A investigação mostrou, porém, que janelas de volatilidade que começam no dia seguinte ao anúncio ainda contêm a reação ao próprio anúncio, e empresas de TD alta reagem mais (que é justamente a primeira hipótese). Medida a partir do segundo dia, fora desse eco, a associação perde significância (t=+1,3). Nos testes de robustez, nenhuma das 16 especificações predefinidas mostrou poder de previsão. A conclusão honesta: a TD não informa sobre risco futuro nada que a volatilidade passada já não diga, e o canal foi descartado como sinal. Permanece verdadeiro, como descrição, que empresas de TD alta são em média mais voláteis, e esse fato retorna na interpretação do backtest.</w:t>
+        <w:t>O caminho até o descarte merece registro, porque ilustra o método. Na amostra completa existe associação entre TD e volatilidade futura (t=+2,5 no dicionário). A investigação mostrou, porém, um problema de medição: janelas de volatilidade que começam no dia seguinte ao anúncio ainda contêm a própria reação ao anúncio, e empresas de TD alta reagem mais, que é justamente a H1. Quando a volatilidade é medida a partir do segundo dia, fora desse eco, a associação perde significância (t=+1,3). Nos testes de robustez, nenhuma das 16 especificações predefinidas (com e sem o eco, dois horizontes, nível e logaritmo, duas construções do sinal) mostrou poder de previsão. A conclusão: a TD não informa sobre risco futuro nada que a volatilidade passada já não diga, e o canal foi descartado como sinal. Permanece verdadeira a versão descritiva, a de que empresas de TD alta são em média mais voláteis, e esse fato retorna na interpretação do backtest.</w:t>
+      </w:r>
+    </w:p>
+    <w:p>
+      <w:pPr>
+        <w:pStyle w:val="Heading3"/>
+      </w:pPr>
+      <w:r>
+        <w:t>5.5 Robustez e estabilidade temporal</w:t>
       </w:r>
     </w:p>
     <w:p>
       <w:r>
-        <w:t>Fechamos a seção com a robustez temporal, apresentada sem tecnicismo. Reestimamos tudo usando apenas os dados disponíveis até cada data de corte e conferimos no período posterior, além da previsão por evento fora da amostra. O coeficiente da primeira hipótese tem o mesmo sinal negativo em todos os cortes analisados, e a previsão fora da amostra confirma (t=−2,12, com resultado negativo em cada um dos anos de 2019 a 2025); a camada de retornos subsequentes mantém coeficiente positivo em todos os cortes; a terceira hipótese sustenta o t=+3,58 já citado. Nos primeiros anos, com menos dados acumulados, os intervalos de confiança são mais largos, como se espera de um efeito estável estimado com precisão crescente. A exceção é a hipótese de risco, reprovada nesses mesmos exercícios (t=+0,27), o que motivou o descarte. O mesmo protocolo que valida duas hipóteses reprova a terceira; o critério não é complacente.</w:t>
+        <w:t>Um resultado de amostra completa pode, em princípio, ser fruto de um único subperíodo favorável. Para excluir essa possibilidade, fizemos dois exercícios: reestimamos os modelos usando apenas os dados disponíveis até cada data de corte, conferindo o resultado no período posterior; e rodamos a previsão por evento fora da amostra já descrita. O coeficiente da H1 tem o mesmo sinal negativo em todos os cortes analisados, e a previsão fora da amostra confirma o efeito (t=−2,12, com resultado negativo em cada um dos anos de 2019 a 2025). A camada de retornos subsequentes mantém coeficiente positivo em todos os cortes, e a H3 sustenta o t=+3,58 citado. Nos primeiros anos, com menos dados acumulados, os intervalos de confiança são naturalmente mais largos, que é o comportamento esperado de um efeito estável estimado com precisão crescente, e não indício de instabilidade. A exceção é a H2, reprovada nesses mesmos exercícios (t=+0,27), o que motivou o descarte. Vale o registro metodológico: o mesmo protocolo que valida duas hipóteses reprova a terceira, evidência de que o critério não é complacente.</w:t>
       </w:r>
     </w:p>
     <w:p>
@@ -486,7 +578,7 @@
     </w:p>
     <w:p>
       <w:r>
-        <w:t>A implementação principal executa a tese da forma que um gestor reconheceria: carteira comprada, regra fixa, rebalanceamento mensal. Os números de 199 meses (fevereiro de 2009 a agosto de 2025):</w:t>
+        <w:t>A implementação principal executa a tese da forma que um gestor reconheceria: carteira comprada, regra fixa, rebalanceamento mensal. Como referência de leitura: o índice de Sharpe é o retorno em excesso por unidade de volatilidade (quanto maior, melhor o retorno ajustado a risco), e o drawdown máximo é a maior queda acumulada do valor da carteira no período. Os números de 199 meses (fevereiro de 2009 a agosto de 2025):</w:t>
       </w:r>
     </w:p>
     <w:tbl>
@@ -2753,17 +2845,17 @@
     </w:p>
     <w:p>
       <w:r>
-        <w:t>A leitura desses números pede honestidade de atribuição, e a fazemos em duas camadas. Contra o S&amp;P 500, o excesso é de +7,1% ao ano com t=2,60, vitória em 58% dos meses e em 13 dos 17 anos; é o número de manchete, e é real. Mas uma carteira de pesos iguais não deve ser comparada apenas a um índice ponderado por valor, e por isso construímos a régua mais exigente: o próprio universo elegível em pesos iguais. Contra ela, a seleção por TD adiciona +3,6% ao ano (t=1,59), positiva em todos os subperíodos que examinamos (de 2010 em diante, +1,8%; de 2015 em diante, +1,9%; de 2019 em diante, +2,6% ao ano), embora sem significância isolada, o que é a consequência esperada de concentrar em 10 ativos, onde o ruído específico de cada nome domina. A carteira espelho, com as 10 empresas de menor TD, rende +15,3% ao ano, 5,1 pontos abaixo do top-10, na direção prevista pela tese.</w:t>
+        <w:t>A leitura desses números pede honestidade de atribuição, e a fazemos em duas camadas. Contra o S&amp;P 500, o excesso é de +7,1% ao ano com t=2,60, vitória em 58% dos meses e em 13 dos 17 anos; é o número de manchete, e é real. Mas há uma sutileza que um leitor técnico reconhecerá: uma carteira de pesos iguais tende a superar um índice ponderado por valor simplesmente por dar mais peso a empresas menores. Para isolar o mérito da seleção, construímos a régua mais exigente possível: o próprio universo elegível em pesos iguais. Contra essa régua, a seleção por TD adiciona +3,6% ao ano (t=1,59), com contribuição positiva em todos os subperíodos que examinamos (de 2010 em diante, +1,8%; de 2015 em diante, +1,9%; de 2019 em diante, +2,6% ao ano), embora sem significância estatística isolada. A ausência de significância tem explicação mecânica: com apenas 10 ativos, o ruído específico de cada empresa domina a variância da carteira e dilui um efeito que o painel estima em cerca de 15 pontos-base por variação interquartil. A carteira espelho, com as 10 empresas de menor TD, rende +15,3% ao ano, 5,1 pontos abaixo do top-10, na direção prevista pela tese.</w:t>
       </w:r>
     </w:p>
     <w:p>
       <w:r>
-        <w:t>O long-short por quintis, na especificação congelada, não monetiza: os retornos líquidos anualizados ficam entre +0,3% e +4,4% conforme a construção, com o melhor Sharpe em 0,22, estatisticamente nulo, contra 0,53 do mercado no período. O diagnóstico de pernas explica o porquê: a correlação entre as pontas é de apenas 0,6, e o quintil alto do sinal FinBERT carrega exposição a ações de baixa volatilidade, um fator de risco, não tom. Registramos as 6 construções testadas e as contabilizamos para o ajuste de múltiplas tentativas (Deflated Sharpe, Bailey e López de Prado, 2014) na entrega final.</w:t>
+        <w:t>O long-short por quintis, na especificação congelada, não monetiza: os retornos líquidos anualizados ficam entre +0,3% e +4,4% conforme a construção, com o melhor Sharpe em 0,22, estatisticamente nulo, contra 0,53 do mercado no período. O diagnóstico de pernas explica o porquê: a correlação entre as pontas comprada e vendida é de apenas 0,6, e o quintil alto do sinal FinBERT carrega exposição a ações de baixa volatilidade, ou seja, um fator de risco conhecido, e não tom. Registramos as 6 construções testadas e as contabilizamos para o ajuste de múltiplas tentativas (Deflated Sharpe, Bailey e López de Prado, 2014) na entrega final.</w:t>
       </w:r>
     </w:p>
     <w:p>
       <w:r>
-        <w:t>O perfil de risco fecha a interpretação. O top-10 realiza volatilidade maior que todas as réguas (20,6% contra 17,3% a 17,4%) e Sharpe semelhante ao do universo (1,01 contra 0,99). O retorno adicional, portanto, remunera risco adicional: é prêmio de compensação por carregar as empresas cuja diretoria diverge, não anomalia gratuita, e isso é coerente com a associação descritiva entre TD e volatilidade da Seção 5. Para a mesa, as aplicações que a evidência sustenta são quatro: tilt direcional sobre um portfólio core; condicionamento de exposição em torno de anúncios, já que o escore existe minutos após cada call; posicionamento de volatilidade no próximo anúncio das empresas de divergência alta, apoiado na previsão de surpresa de lucro; e insumo em arcabouço multifator, cuja engenharia é o objeto da entrega final.</w:t>
+        <w:t>O perfil de risco fecha a interpretação. O top-10 realiza volatilidade maior que todas as réguas (20,6% contra 17,3% a 17,4%) e Sharpe semelhante ao do universo (1,01 contra 0,99). O retorno adicional, portanto, remunera risco adicional: trata-se de um prêmio de compensação por carregar as empresas cuja diretoria diverge, e não de uma anomalia gratuita, em linha com a associação descritiva entre TD e volatilidade documentada na Seção 5.4. Para a mesa, as aplicações que a evidência sustenta são quatro: tilt direcional sobre um portfólio core; condicionamento de exposição em torno de anúncios, já que o escore existe minutos após cada call; posicionamento de volatilidade no próximo anúncio das empresas de divergência alta, apoiado na previsão de surpresa de lucro; e insumo em arcabouço multifator, cuja engenharia é o objeto da entrega final.</w:t>
       </w:r>
     </w:p>
     <w:p>
@@ -2780,7 +2872,7 @@
         <w:jc w:val="both"/>
       </w:pPr>
       <w:r>
-        <w:t>1. Os papéis de orador foram reconstruídos por classificador próprio, com cerca de 90% de acerto validado; as bases comerciais curadas da literatura não têm esse ruído, e parte da diferença de magnitude entre nossas estatísticas e as publicadas pode vir daí.</w:t>
+        <w:t>1. Os papéis de orador foram reconstruídos por classificador próprio, com cerca de 90% de acerto validado; as bases comerciais curadas usadas na literatura não têm esse ruído, e parte da diferença de magnitude entre as nossas estatísticas e as publicadas pode vir daí.</w:t>
       </w:r>
     </w:p>
     <w:p>
@@ -2789,7 +2881,7 @@
         <w:jc w:val="both"/>
       </w:pPr>
       <w:r>
-        <w:t>2. Algumas variáveis usam proxies: surpresa de lucro via Yahoo Finance em vez de I/B/E/S, e dois controles da literatura (participação institucional e qualidade de accruals) não foram reconstruídos; os demais 17, sim.</w:t>
+        <w:t>2. Algumas variáveis usam proxies: a surpresa de lucro vem do Yahoo Finance em vez do consenso I/B/E/S, e dois controles da literatura (participação institucional e qualidade de accruals) não foram reconstruídos; os demais 17, sim.</w:t>
       </w:r>
     </w:p>
     <w:p>
@@ -2816,7 +2908,7 @@
         <w:jc w:val="both"/>
       </w:pPr>
       <w:r>
-        <w:t>5. Com 10 ativos, o excesso sobre o universo em pesos iguais é consistente mas não significativo isoladamente; diversificar além de 10 nomes é o caminho natural da entrega final.</w:t>
+        <w:t>5. Com 10 ativos, o excesso sobre o universo em pesos iguais é consistente, mas não significativo isoladamente; diversificar além de 10 nomes é o caminho natural da entrega final.</w:t>
       </w:r>
     </w:p>
     <w:p>
@@ -2848,7 +2940,7 @@
     </w:p>
     <w:p>
       <w:r>
-        <w:t>Registramos também a fronteira que não avançou. Testamos o sinal em 2.250 firmas fora do S&amp;P 500 (2019 a 2023), com especificações congeladas por pré-registro antes de qualquer resultado (docs/PREREG_MF.md, com data registrada em git). O painel resultou inconclusivo por falta de potência: coeficientes positivos, não significativos, com janela curta e cobertura de preços de 69%. No mesmo período, o efeito segue presente nas large caps (t=−1,96), o que aponta a causa para o universo e a qualidade dos dados, não para a época. A fronteira permanece documentada e não é apresentada como resultado.</w:t>
+        <w:t>Registramos também a fronteira que não avançou. Testamos o sinal em 2.250 firmas fora do S&amp;P 500 (2019 a 2023), com especificações congeladas por pré-registro antes de qualquer resultado (docs/PREREG_MF.md, com data registrada em git). O painel resultou inconclusivo por falta de potência estatística: coeficientes positivos, não significativos, com janela curta e cobertura de preços de 69%. No mesmo período, o efeito segue presente nas large caps (t=−1,96), o que aponta a causa para o universo e a qualidade dos dados, e não para a época. A fronteira permanece documentada e não é apresentada como resultado.</w:t>
       </w:r>
     </w:p>
     <w:p>
@@ -2858,7 +2950,7 @@
     </w:p>
     <w:p>
       <w:r>
-        <w:t>Uma nota de método encerra. Em amostra completa, as três hipóteses pareciam confirmadas. Foram os exercícios de robustez temporal que separaram os efeitos reais (precificação, retornos subsequentes e incerteza operacional) do artefato (risco). Esse protocolo, aplicado sem exceção e documentado no repositório, é parte central do que a equipe leva para a entrega final.</w:t>
+        <w:t>Uma nota de método encerra o relatório. Em amostra completa, as três hipóteses pareciam confirmadas. Foram os exercícios de robustez temporal que separaram os efeitos reais (precificação, retornos subsequentes e incerteza operacional) do artefato (risco). Esse protocolo, aplicado sem exceção e documentado no repositório, é parte central do que a equipe leva para a entrega final.</w:t>
       </w:r>
     </w:p>
     <w:p>
@@ -2871,7 +2963,7 @@
     </w:p>
     <w:p>
       <w:r>
-        <w:t>O uso de GenAI neste trabalho é operacional e auditável, não declaratório. Primeiro, no núcleo do pipeline: um processo por linha de comando (claude -p, modelo Haiku) classificou os 12.678 cabeçalhos de orador em lotes, com cache versionado e reprocessamento determinístico, em cerca de 4,6 horas de execução; a validação usou matriz de confusão contra 292 rótulos manuais (cerca de 90% de acerto global) e um classificador determinístico independente para comparação (99% de concordância nos casos frequentes), com prompt, custos e validação documentados em docs/GENAI_USAGE.md. Segundo, como par de engenharia e auditoria ao longo de todo o processo: arquitetura do pipeline, código, testes, documentação e, com impacto direto no resultado, a auditoria da fórmula do centro da call, conduzida em par com o assistente (Claude), com as decisões econômicas e metodológicas sempre da equipe. Por fim, uma distinção de honestidade conceitual: o FinBERT é um modelo de linguagem do tipo encoder, parte do modelo quantitativo; é permitido pelo edital, mas o contabilizamos como NLP/ML, não como IA generativa.</w:t>
+        <w:t>O uso de GenAI neste trabalho é operacional e auditável, não declaratório. Primeiro, no núcleo do pipeline: um processo por linha de comando (claude -p, modelo Haiku) classificou os 12.678 cabeçalhos de orador em lotes, com cache versionado e reprocessamento determinístico, em cerca de 4,6 horas de execução; a validação usou matriz de confusão contra 292 rótulos manuais (cerca de 90% de acerto global) e um classificador determinístico independente para comparação (99% de concordância nos casos frequentes), com prompt, custos e validação documentados em docs/GENAI_USAGE.md. Segundo, como par de engenharia e auditoria ao longo de todo o processo: arquitetura do pipeline, código, testes, documentação e, com impacto direto no resultado, a auditoria da fórmula do centro da call, conduzida em par com o assistente (Claude), com as decisões econômicas e metodológicas sempre da equipe. Por fim, uma distinção de honestidade conceitual: o FinBERT é um modelo de linguagem do tipo encoder, parte do modelo quantitativo; é permitido pelo edital, mas o contabilizamos como NLP/ML, e não como IA generativa.</w:t>
       </w:r>
     </w:p>
     <w:p>

--- a/docs/RELATORIO_PRE.docx
+++ b/docs/RELATORIO_PRE.docx
@@ -76,17 +76,17 @@
     </w:p>
     <w:p>
       <w:r>
-        <w:t>Toda earnings call é uma peça ensaiada, mas quem a executa são pessoas. Este trabalho parte de uma observação simples: quando os executivos da mesma empresa divergem no tom ao falar do mesmo trimestre, essa divergência carrega informação que a mensagem oficial não entrega. Nós transformamos essa observação em um sinal quantitativo, a Tone Distance (TD), calculada minutos após a divulgação de cada transcrição, e a testamos de ponta a ponta em 33.362 teleconferências de 685 empresas do S&amp;P 500, entre 2005 e 2025.</w:t>
+        <w:t>Toda earnings call é uma peça ensaiada, mas quem a executa são pessoas. Quando os executivos de uma mesma empresa falam do mesmo trimestre com tons diferentes, essa diferença diz algo que o comunicado oficial não diz. Este trabalho transforma a observação em um sinal quantitativo, a Tone Distance (TD), calculada minutos depois de cada transcrição ser publicada, e testa esse sinal em 33.362 teleconferências de 685 empresas do S&amp;P 500, de 2005 a 2025.</w:t>
       </w:r>
     </w:p>
     <w:p>
       <w:r>
-        <w:t>Os resultados sustentam a tese. Nos testes econométricos, empresas cujos gestores divergem mais sofrem retorno anormal menor no dia do anúncio, entregam retornos maiores nos três meses seguintes e apresentam surpresas de lucro mais imprevisíveis no trimestre posterior; este último é o nosso resultado preditivo mais forte. O mesmo quadro aparece em dois medidores de tom independentes, o dicionário Loughran-McDonald e o modelo neural FinBERT, o que afasta a hipótese de o achado ser um artefato do instrumento de medida.</w:t>
+        <w:t>Os resultados sustentam a tese. Empresas cujos gestores divergem mais caem mais no dia do anúncio, rendem mais nos três meses seguintes e entregam surpresas de lucro mais imprevisíveis no trimestre posterior; esse último efeito é o mais forte que encontramos. O quadro se repete no dicionário Loughran-McDonald e no modelo neural FinBERT, dois medidores de tom que concordam pouco entre si. Se o fenômeno fosse um defeito do instrumento, não teria sobrevivido à troca.</w:t>
       </w:r>
     </w:p>
     <w:p>
       <w:r>
-        <w:t>Na implementação, uma carteira que compra todo mês as 10 empresas de maior TD rendeu +20,4% ao ano, contra +13,2% do S&amp;P 500, ao longo de 199 meses (fevereiro de 2009 a agosto de 2025), com excesso estatisticamente significativo e vitória em 13 dos 17 anos. O relatório também documenta o que não funcionou: a hipótese de que o sinal prevê volatilidade futura não passou nos testes de robustez e foi descartada, decisão que descrevemos em detalhe porque ela atesta o rigor do processo. Todos os resultados são reproduzíveis a partir do repositório público com quatro comandos.</w:t>
+        <w:t>Na prática, uma carteira que compra todo mês as 10 empresas de maior TD rendeu +20,4% ao ano contra +13,2% do S&amp;P 500 em 199 meses (fevereiro de 2009 a agosto de 2025), ganhando em 13 dos 17 anos. O relatório também conta o que não deu certo: a hipótese de que o sinal prevê volatilidade futura caiu nos testes de robustez e foi descartada. Preferimos documentar esse descarte em detalhe, porque ele mostra como o processo separa resultado real de coincidência de amostra. Tudo o que está aqui se reproduz a partir do repositório público com quatro comandos.</w:t>
       </w:r>
     </w:p>
     <w:p>
@@ -99,17 +99,17 @@
     </w:p>
     <w:p>
       <w:r>
-        <w:t>Quem acompanha teleconferências de resultados conhece a cena. O CEO abre com a mensagem preparada, o CFO percorre os números e, quando começa a sessão de perguntas e respostas, cada executivo responde com o tom que consegue sustentar ao vivo. O texto é coordenado; o tom, nem sempre. Coordenar a narrativa entre quatro ou cinco oradores é viável; coordenar o otimismo de cada um, frase a frase, sob pergunta de analista, é consideravelmente mais difícil.</w:t>
+        <w:t>Quem acompanha teleconferências de resultados conhece a cena. O CEO abre com a mensagem preparada, o CFO percorre os números e, quando começa a sessão de perguntas e respostas, cada executivo responde com o tom que consegue sustentar ao vivo. O texto é coordenado; o tom, nem sempre. Alinhar a narrativa entre quatro ou cinco oradores é viável. Alinhar o otimismo de cada um, frase a frase, sob pergunta de analista, é bem mais difícil.</w:t>
       </w:r>
     </w:p>
     <w:p>
       <w:r>
-        <w:t>A premissa deste trabalho é que esse descompasso é informativo. Se o CFO soa visivelmente mais cauteloso que o CEO na mesma call, o mercado tem diante de si um indício de desacordo interno ou de incerteza sobre o trimestre que nenhum press release admitiria. O problema de pesquisa se enuncia, então, em duas perguntas: é possível medir essa divergência de forma sistemática? E, se sim, ela tem valor econômico?</w:t>
+        <w:t>Nossa premissa é que esse descompasso carrega informação. Um CFO que soa visivelmente mais cauteloso que o CEO na mesma call é um indício de desacordo interno, ou de incerteza sobre o trimestre, que nenhum press release admitiria. Daí as duas perguntas que estruturam o trabalho: dá para medir essa divergência de forma sistemática? E, medida, ela tem valor econômico?</w:t>
       </w:r>
     </w:p>
     <w:p>
       <w:r>
-        <w:t>Dessas perguntas derivam as três hipóteses do estudo, registradas antes da execução dos testes:</w:t>
+        <w:t>Dessas perguntas saem as três hipóteses do estudo, registradas antes de qualquer teste:</w:t>
       </w:r>
     </w:p>
     <w:p>
@@ -137,7 +137,7 @@
     </w:p>
     <w:p>
       <w:r>
-        <w:t xml:space="preserve">  da ação no período posterior ao anúncio.</w:t>
+        <w:t xml:space="preserve">  da ação depois do anúncio.</w:t>
       </w:r>
     </w:p>
     <w:p>
@@ -151,12 +151,12 @@
     </w:p>
     <w:p>
       <w:r>
-        <w:t xml:space="preserve">  resultado operacional do trimestre seguinte.</w:t>
+        <w:t xml:space="preserve">  resultado do trimestre seguinte.</w:t>
       </w:r>
     </w:p>
     <w:p>
       <w:r>
-        <w:t>O produto que materializa a resposta é o robô. Ele processa a transcrição de cada call, atribui cada fala ao seu orador, mede o tom de cada gestor e resume o desalinhamento em um único escore por empresa-trimestre, disponível minutos após a publicação da transcrição. Para uma mesa de gestão, isso significa um insumo utilizável no mesmo dia do evento: como sinal de seleção de ativos, como condicionante de exposição em torno de anúncios e como indicador antecedente de incerteza de resultados.</w:t>
+        <w:t>O robô é a resposta prática a essas perguntas. Ele lê a transcrição de cada call, atribui cada fala ao seu orador, mede o tom de cada gestor e resume o desalinhamento em um escore por empresa-trimestre, pronto minutos depois de a transcrição ir ao ar. Para uma mesa de gestão, isso vira insumo no mesmo dia do evento: sinal de seleção, condicionante de exposição em torno de anúncios e termômetro de incerteza de resultados.</w:t>
       </w:r>
     </w:p>
     <w:p>
@@ -169,17 +169,17 @@
     </w:p>
     <w:p>
       <w:r>
-        <w:t>A ideia de que o tom da comunicação corporativa move preços tem lastro sólido na literatura de finanças textuais. Loughran e McDonald (2011) mostraram que dicionários genéricos de sentimento classificam mal a linguagem de negócios (termos como liability são negativos no uso comum e neutros em finanças) e construíram o dicionário específico que se tornou o padrão da área. Huang, Teoh e Zhang (2014) documentaram que gestores administram ativamente o tom de suas divulgações e que o mercado reage ao componente anormal desse tom. Lee (2016) mostrou que investidores percebem quando executivos abandonam a espontaneidade e se apegam a roteiros durante earnings calls, e penalizam essa rigidez.</w:t>
+        <w:t>A ideia de que o tom da comunicação corporativa move preços não nasce aqui. Loughran e McDonald (2011) mostraram que dicionários genéricos de sentimento leem mal a linguagem de negócios (liability, por exemplo, é palavra negativa no uso comum e neutra em finanças) e construíram o dicionário específico que virou padrão da área. Huang, Teoh e Zhang (2014) documentaram que gestores administram o tom das divulgações e que o mercado reage ao componente anormal desse tom. Lee (2016) mostrou que investidores percebem, e penalizam, executivos que abandonam a espontaneidade e se agarram ao roteiro durante a call.</w:t>
       </w:r>
     </w:p>
     <w:p>
       <w:r>
-        <w:t>O passo que origina a nossa medida é de Angelo, Johnston, Singh e Wan (2025). Em vez de perguntar qual é o tom médio da empresa, pergunta central da literatura anterior, os autores perguntam quanto os executivos da mesma call divergem entre si, e batizam a medida de Tone Distance. O argumento econômico é o descrito na Seção 1: a mensagem é ensaiada, mas a coordenação fina do tom entre vários oradores em tempo real é custosa, de modo que a divergência funciona como vazamento de informação privada.</w:t>
+        <w:t>A nossa medida vem de Angelo, Johnston, Singh e Wan (2025). Em vez da pergunta clássica sobre o tom médio da empresa, os autores perguntam quanto os executivos da mesma call divergem entre si, e chamam a medida de Tone Distance. O argumento econômico é o da Seção 1: a mensagem se ensaia, o tom fino de cada um, não; a divergência funciona como vazamento de informação privada.</w:t>
       </w:r>
     </w:p>
     <w:p>
       <w:r>
-        <w:t>Nosso trabalho toma essa referência como ponto de partida e a submete a um teste independente, com universo, dados e código integralmente próprios. E adiciona uma extensão deliberada: repetimos toda a análise trocando o medidor de tom, do dicionário para o FinBERT (Yang, Uy e Huang, 2020), um modelo de linguagem neural treinado especificamente em textos financeiros, que classifica cada sentença como positiva, negativa ou neutra a partir do contexto, e não de palavras isoladas. A lógica da extensão é a de validação cruzada de instrumento: se o fenômeno é real, deve aparecer nos dois medidores; se é artefato do dicionário, a troca o elimina.</w:t>
+        <w:t>Partimos dessa referência e a submetemos a um teste independente, com universo, dados e código próprios. Acrescentamos uma extensão deliberada: refizemos toda a análise trocando o medidor de tom, do dicionário para o FinBERT (Yang, Uy e Huang, 2020), um modelo de linguagem treinado em textos financeiros que classifica cada sentença pelo contexto, e não por palavras isoladas. A troca serve de contraprova do instrumento. Fenômeno real aparece nos dois medidores; artefato de dicionário desaparece na passagem.</w:t>
       </w:r>
     </w:p>
     <w:p>
@@ -192,22 +192,22 @@
     </w:p>
     <w:p>
       <w:r>
-        <w:t>A matéria-prima são 33.362 transcrições de calls de empresas que integraram o S&amp;P 500 entre 2005 e 2025 (dataset público kurry/ HuggingFace, 685 empresas, incluindo as que saíram do índice, o que reduz o viés de sobrevivência). Preços vêm do Yahoo Finance; fundamentos trimestrais, do SEC EDGAR, alinhados pela data de protocolo para que nenhuma informação seja usada antes de existir publicamente; a classificação setorial segue Fama e French (1997); a taxa livre de risco é a da base de Kenneth French.</w:t>
+        <w:t>Trabalhamos com 33.362 transcrições de calls de empresas que integraram o S&amp;P 500 entre 2005 e 2025 (dataset público kurry/HuggingFace, 685 empresas, incluindo as que saíram do índice, o que reduz o viés de sobrevivência). Os preços vêm do Yahoo Finance. Os fundamentos trimestrais vêm do SEC EDGAR, alinhados pela data de protocolo, de modo que nenhuma informação é usada antes de existir publicamente. A classificação setorial segue Fama e French (1997) e a taxa livre de risco é a da base de Kenneth French.</w:t>
       </w:r>
     </w:p>
     <w:p>
       <w:r>
-        <w:t>O primeiro desafio prático é saber quem fala. Cada transcrição traz milhares de falas, e o sinal exige separar gestores de analistas e operadores. Resolvemos com um classificador em dois níveis: um modelo de linguagem via linha de comando classificou os 12.678 cabeçalhos de orador distintos da base, e regras determinísticas cobrem o restante. A classificação foi auditada contra 292 rótulos manuais, com cerca de 90% de acerto (o processo completo está descrito na Seção 9).</w:t>
+        <w:t>O primeiro obstáculo prático é saber quem fala. Uma transcrição tem milhares de falas, e o sinal precisa separar gestores de analistas e operadores. Montamos um classificador em dois níveis: um modelo de linguagem, chamado via linha de comando, classificou os 12.678 cabeçalhos de orador distintos da base, e regras determinísticas cobrem o resto. Auditamos o resultado contra 292 rótulos feitos à mão e chegamos a cerca de 90% de acerto (o processo completo está na Seção 9).</w:t>
       </w:r>
     </w:p>
     <w:p>
       <w:r>
-        <w:t>Com os papéis atribuídos, o sinal se constrói em três passos, que podem ser enunciados formalmente. Primeiro, cada gestor i da call é representado por um vetor g(i) = (p(i), n(i)), em que p e n são as frações de linguagem positiva e negativa de sua fala. Segundo, calcula-se o centro c da call. Terceiro, a Tone Distance é a média das distâncias euclidianas dos gestores ao centro: TD = (1/N) Σ ‖g(i) − c‖. A medida vale zero quando todos os gestores soam idênticos e cresce à medida que as vozes se afastam. Exigimos no mínimo dois gestores por call, e cada fala é medida duas vezes, pelo dicionário e pelo FinBERT.</w:t>
+        <w:t>Com os papéis no lugar, o cálculo do sinal tem três passos. Cada gestor i da call vira um vetor g(i) = (p(i), n(i)), em que p e n são as frações de linguagem positiva e negativa da sua fala. Calcula-se então o centro c da call. A Tone Distance é a média das distâncias euclidianas dos gestores a esse centro: TD = (1/N) Σ ‖g(i) − c‖. Ela vale zero quando todos soam igual e cresce conforme as vozes se afastam. Exigimos pelo menos dois gestores por call, e cada fala é medida duas vezes, uma pelo dicionário, outra pelo FinBERT.</w:t>
       </w:r>
     </w:p>
     <w:p>
       <w:r>
-        <w:t>Um detalhe dessa construção acabou virando contribuição metodológica: a definição do centro c. Há duas leituras possíveis. Na média simples, c é a média dos vetores dos gestores, e cada orador pesa igual, independentemente de quanto falou. No tom agregado, c é o tom do texto completo da call, e cada palavra pesa igual. A diferença não é cosmética, e um exemplo real a ilustra. Em uma call da Apple de 2020, o profissional de relações com investidores falou apenas 283 palavras, e as únicas 6 classificadas como negativas pertenciam ao aviso legal padrão sobre riscos e incertezas; na média simples, esse orador marginal respondia por um terço do sinal da call inteira. O tom agregado, e além dele a ponderação explícita de cada gestor pelo seu volume de fala, elimina essa contaminação. Como se verá na Seção 5, os resultados enfraquecem monotonicamente à medida que se dá peso a oradores marginais, o que transforma o detalhe em diagnóstico: medir bem importa. A implementação foi verificada por reimplementação independente nas 32.387 calls elegíveis, com diferença máxima da ordem de 10⁻¹⁶, e por exemplo auditável manualmente.</w:t>
+        <w:t>Um detalhe dessa construção acabou rendendo a nossa principal contribuição metodológica: a definição do centro c. Existem duas leituras possíveis. Na média simples, c é a média dos vetores dos gestores, e cada orador pesa igual, tenha falado uma hora ou trinta segundos. No tom agregado, c é o tom do texto completo da call, e cada palavra pesa igual. Parece detalhe, e não é. Numa call da Apple de 2020, o profissional de relações com investidores falou 283 palavras; as únicas 6 negativas eram o aviso legal padrão sobre riscos e incertezas, e ainda assim, na média simples, esse orador respondia por um terço do sinal da call inteira. O tom agregado corrige isso, e a ponderação explícita de cada gestor pelo volume de fala leva a correção ao limite. A Seção 5 mostra que os resultados enfraquecem passo a passo conforme se devolve peso aos oradores marginais. Medir bem importa, e dá para provar o quanto. Verificamos a implementação por reimplementação independente nas 32.387 calls elegíveis (diferença máxima da ordem de 10⁻¹⁶) e por um exemplo auditável à mão.</w:t>
       </w:r>
     </w:p>
     <w:p>
@@ -220,27 +220,27 @@
     </w:p>
     <w:p>
       <w:r>
-        <w:t>Dois conceitos sustentam toda a parte empírica e merecem definição explícita. O primeiro é o retorno anormal acumulado (CAR): a diferença entre o retorno observado da ação e o retorno que o CAPM previa dado o movimento do mercado, acumulada na janela do evento. Estimamos o beta de cada evento em uma janela de 100 pregões (mínimo de 70), separada do evento por 50 pregões para não contaminar a estimativa, e acumulamos o resíduo nas janelas de 1, 2 e 5 pregões ao redor do anúncio. Calls realizadas após o fechamento do mercado (27% da amostra) são ancoradas no pregão seguinte, respeitando o momento real em que a informação chegou ao investidor.</w:t>
+        <w:t>Dois conceitos sustentam a parte empírica e merecem definição antes dos números. O retorno anormal acumulado (CAR) é a diferença entre o retorno observado da ação e o que o CAPM previa dado o movimento do mercado, somada ao longo da janela do evento. Estimamos o beta de cada evento numa janela de 100 pregões (mínimo de 70), separada do evento por 50 pregões para não contaminar a estimativa, e acumulamos o resíduo nas janelas de 1, 2 e 5 pregões ao redor do anúncio. Calls feitas depois do fechamento do mercado (27% da amostra) são ancoradas no pregão seguinte, que é quando a informação de fato encontrou o investidor.</w:t>
       </w:r>
     </w:p>
     <w:p>
       <w:r>
-        <w:t>O segundo é o painel com efeitos fixos, a especificação central dos testes. A regressão inclui um intercepto próprio para cada empresa e para cada trimestre, além de controles de tamanho, valor, alavancagem, rentabilidade, surpresa de lucro, momentum e reversão, com erros-padrão agrupados por empresa e winsorização em 5/95 (os 5% mais extremos de cada variável são truncados, prática padrão para conter outliers). O efeito fixo de empresa importa para a leitura econômica: o coeficiente não compara a Apple com a Exxon, compara a Apple de um trimestre com a própria Apple típica. O que se mede, portanto, é o efeito de a empresa divergir mais do que o seu padrão usual.</w:t>
+        <w:t>O segundo conceito é o painel com efeitos fixos, a espinha dorsal dos testes. A regressão dá um intercepto próprio a cada empresa e a cada trimestre, e controla por tamanho, valor, alavancagem, rentabilidade, surpresa de lucro, momentum e reversão, com erros-padrão agrupados por empresa e winsorização em 5/95 (os 5% mais extremos de cada variável são truncados, prática comum para conter outliers). O efeito fixo de empresa muda a natureza da comparação: o coeficiente não compara a Apple com a Exxon, compara a Apple de um trimestre com a própria Apple típica. O que se mede é o efeito de a empresa divergir mais do que o seu normal.</w:t>
       </w:r>
     </w:p>
     <w:p>
       <w:r>
-        <w:t>Sobre a convenção estatística: ao longo do relatório reportamos a estatística t de cada coeficiente, que expressa quantos erros-padrão o efeito estimado dista de zero. Pela convenção usual, valores acima de 2 em módulo indicam significância ao nível de 5%.</w:t>
+        <w:t>Uma nota de leitura para o restante do relatório: reportamos sempre a estatística t de cada coeficiente, que diz quantos erros-padrão o efeito estimado dista de zero. Pela convenção usual, t acima de 2 em módulo indica significância ao nível de 5%.</w:t>
       </w:r>
     </w:p>
     <w:p>
       <w:r>
-        <w:t>Para a implementação, desenhamos dois backtests independentes, ambos com custos de transação e com a garantia, auditada nos próprios scripts, de que nenhuma informação futura entra na seleção. O primeiro executa a tese da forma mais direta: ao fim de cada mês, compra em pesos iguais as 10 empresas de maior TD (usando a call mais recente dos três meses anteriores), carrega a posição por um mês e rebalanceia, pagando 10 pontos-base por lado sobre o giro. O segundo é um long-short por quintis: compra o quinto das empresas com maior TD e vende o quinto com menor, em formato calendar-time com tranches sobrepostas, especificação congelada antes da execução (entrada no pregão seguinte à call, manutenção de 63 pregões, ranking contra os 90 dias anteriores, custos de 5 pontos-base por perna, amostra 2006 a 2025).</w:t>
+        <w:t>Na parte de implementação, desenhamos dois backtests independentes, os dois com custos de transação e com uma garantia auditada nos próprios scripts: nenhuma informação futura entra na seleção. O primeiro executa a tese do jeito mais direto possível. Ao fim de cada mês, compra em pesos iguais as 10 empresas de maior TD (pela call mais recente dos três meses anteriores), carrega por um mês, rebalanceia e paga 10 pontos-base por lado sobre o giro. O segundo é um long-short por quintis: compra o quinto de maior TD, vende o quinto de menor, em formato calendar-time com tranches sobrepostas e especificação congelada antes de rodar (entrada no pregão seguinte à call, manutenção de 63 pregões, ranking contra os 90 dias anteriores, custos de 5 pontos-base por perna, amostra 2006 a 2025).</w:t>
       </w:r>
     </w:p>
     <w:p>
       <w:r>
-        <w:t>Todos os números deste relatório saem de scripts versionados no repositório público. Um avaliador reproduz as regressões e os backtests com quatro comandos, sem reprocessar transcrições; o procedimento foi testado em clone limpo, com números idênticos.</w:t>
+        <w:t>Todos os números do relatório saem de scripts versionados no repositório público. Quem quiser reproduz as regressões e os backtests com quatro comandos, sem reprocessar transcrições; testamos o procedimento em clone limpo e os números saíram idênticos.</w:t>
       </w:r>
     </w:p>
     <w:p>
@@ -253,7 +253,7 @@
     </w:p>
     <w:p>
       <w:r>
-        <w:t>Antes das regressões, validamos a base reconstruída. A distribuição da nossa TD (média 0,0086, mediana 0,0080, desvio 0,0047) é aderente à da referência (0,0079, 0,0074, 0,0048), e os controles batem com os publicados: alavancagem 0,24 contra 0,235, alíquota efetiva mediana 0,22 contra 0,21, suavização de lucros 1,6 contra 1,4. Partimos, portanto, de uma base comparável à da literatura.</w:t>
+        <w:t>Antes das regressões, conferimos se a base reconstruída se parece com a da literatura. A distribuição da nossa TD (média 0,0086, mediana 0,0080, desvio 0,0047) fica próxima da referência (0,0079, 0,0074, 0,0048), e os controles batem com os publicados: alavancagem 0,24 contra 0,235, alíquota efetiva mediana 0,22 contra 0,21, suavização de lucros 1,6 contra 1,4. O ponto de partida é comparável.</w:t>
       </w:r>
     </w:p>
     <w:p>
@@ -266,7 +266,7 @@
     </w:p>
     <w:p>
       <w:r>
-        <w:t>A lógica do teste: se a divergência de tom revela informação negativa, o retorno anormal do anúncio deve cair com a TD, controlando por tudo o mais. A tabela reporta as estatísticas t do coeficiente da TD sobre o CAR, nas três janelas de evento, para as três construções do sinal e os dois medidores (amostra de 2009 em diante, cerca de 23 mil eventos e 540 empresas). Cada célula responde à pergunta: nesta forma de medir, a divergência derruba o retorno do anúncio?</w:t>
+        <w:t>Se a divergência de tom revela informação negativa, o retorno anormal do anúncio deve cair com a TD, tudo o mais constante. A tabela reporta as estatísticas t do coeficiente da TD sobre o CAR nas três janelas de evento, para as três construções do sinal e os dois medidores (amostra de 2009 em diante, cerca de 23 mil eventos e 540 empresas). Cada célula responde à mesma pergunta: medindo desta forma, a divergência derruba o retorno do anúncio?</w:t>
       </w:r>
     </w:p>
     <w:tbl>
@@ -508,12 +508,12 @@
     </w:p>
     <w:p>
       <w:r>
-        <w:t>(t nas janelas de 1, 2 e 5 pregões. Em termos econômicos, uma variação interquartil de TD, isto é, o salto do quartil inferior ao superior da medida, corresponde a algo entre 0,11% e 0,16% a menos de retorno anormal no anúncio.)</w:t>
+        <w:t>(t nas janelas de 1, 2 e 5 pregões. Em termos econômicos, pular do quartil inferior ao superior da TD custa entre 0,11% e 0,16% de retorno anormal no anúncio.)</w:t>
       </w:r>
     </w:p>
     <w:p>
       <w:r>
-        <w:t>Três leituras. Primeira: a hipótese se confirma na amostra completa quando o sinal respeita o volume de fala de cada gestor (duas últimas linhas, todas significativas). Segunda: a progressão entre as linhas é monotônica; quanto mais peso ao ruído dos oradores marginais, mais fraco o sinal, exatamente o diagnóstico antecipado na Seção 3. Terceira: os dois medidores, cuja correlação entre si é de apenas 38%, contam a mesma história; o resultado não é artefato do instrumento.</w:t>
+        <w:t>A tabela conta três histórias ao mesmo tempo. A hipótese se confirma na amostra completa sempre que o sinal respeita o volume de fala de cada gestor: as duas últimas linhas são significativas em todas as janelas. O enfraquecimento é gradual de baixo para cima, ou seja, quanto mais peso se dá ao ruído dos oradores marginais, mais o sinal se dilui, que era o diagnóstico antecipado na Seção 3. E as colunas se espelham: dois medidores que concordam entre si em apenas 38% chegam ao mesmo desenho, o que tira força da explicação por artefato de instrumento.</w:t>
       </w:r>
     </w:p>
     <w:p>
@@ -526,7 +526,7 @@
     </w:p>
     <w:p>
       <w:r>
-        <w:t>O efeito não termina no anúncio. Em painel mensal, regredimos o retorno dos três meses seguintes à call contra a TD, com efeitos fixos de empresa e mês e controles de valor, momentum, tamanho e reversão. O coeficiente é positivo e significativo nos dois medidores (t=+2,1 no dicionário; +1,8 no FinBERT). O quadro combinado com a H1 é economicamente coerente e familiar à teoria de apreçamento: o mercado penaliza a empresa divergente no ato e passa a exigir retorno maior para carregá-la, um prêmio de compensação pelo risco revelado.</w:t>
+        <w:t>O efeito não termina no anúncio. Em painel mensal, regredimos o retorno dos três meses seguintes à call contra a TD, com efeitos fixos de empresa e mês e controles de valor, momentum, tamanho e reversão. O coeficiente sai positivo nos dois medidores (t=+2,1 no dicionário, +1,8 no FinBERT). Junto com a H1, o desenho fecha: o mercado castiga a empresa divergente na hora e passa a exigir retorno maior para carregá-la. É o padrão clássico de compensação por risco.</w:t>
       </w:r>
     </w:p>
     <w:p>
@@ -539,7 +539,7 @@
     </w:p>
     <w:p>
       <w:r>
-        <w:t>A lógica do teste: se a divergência reflete incerteza interna sobre o negócio, ela deve antecipar surpresas de lucro maiores, em qualquer direção. Medimos a surpresa pelo valor absoluto do erro em relação à expectativa, e o coeficiente da TD é positivo no painel completo (t=+2,2). No exercício de previsão fora da amostra, em que o modelo é treinado apenas com dados passados e usado para prever eventos que ele nunca viu, a relação alcança t=+3,58, com acerto direcional em 71% dos trimestres: é o resultado preditivo mais forte do projeto. Em linguagem de mesa: a divergência de hoje avisa que o próximo balanço tende a vir com surpresa grande, para qualquer lado.</w:t>
+        <w:t>Se a divergência reflete incerteza interna sobre o negócio, ela deve anteceder surpresas de lucro maiores, para qualquer lado. Por isso a variável testada é o valor absoluto da surpresa. No painel completo, o coeficiente da TD é positivo (t=+2,2). No exercício de previsão fora da amostra, em que o modelo é treinado só com o passado e tenta prever eventos que nunca viu, a relação chega a t=+3,58, com acerto direcional em 71% dos trimestres. É o resultado preditivo mais forte do projeto. Em linguagem de mesa: a divergência de hoje avisa que o próximo balanço tende a vir com surpresa grande.</w:t>
       </w:r>
     </w:p>
     <w:p>
@@ -552,7 +552,7 @@
     </w:p>
     <w:p>
       <w:r>
-        <w:t>O caminho até o descarte merece registro, porque ilustra o método. Na amostra completa existe associação entre TD e volatilidade futura (t=+2,5 no dicionário). A investigação mostrou, porém, um problema de medição: janelas de volatilidade que começam no dia seguinte ao anúncio ainda contêm a própria reação ao anúncio, e empresas de TD alta reagem mais, que é justamente a H1. Quando a volatilidade é medida a partir do segundo dia, fora desse eco, a associação perde significância (t=+1,3). Nos testes de robustez, nenhuma das 16 especificações predefinidas (com e sem o eco, dois horizontes, nível e logaritmo, duas construções do sinal) mostrou poder de previsão. A conclusão: a TD não informa sobre risco futuro nada que a volatilidade passada já não diga, e o canal foi descartado como sinal. Permanece verdadeira a versão descritiva, a de que empresas de TD alta são em média mais voláteis, e esse fato retorna na interpretação do backtest.</w:t>
+        <w:t>Contamos o caminho até o descarte porque ele ilustra o método. Na amostra completa existe associação entre TD e volatilidade futura (t=+2,5 no dicionário). Ao investigar, encontramos um problema de medição: janelas de volatilidade que começam no dia seguinte ao anúncio ainda carregam a reação ao próprio anúncio, e empresas de TD alta reagem mais, que é justamente a H1. Medida a partir do segundo dia, fora desse eco, a associação perde significância (t=+1,3). Rodamos então 16 especificações predefinidas (com e sem o eco, dois horizontes, nível e logaritmo, duas construções do sinal) e nenhuma mostrou poder de previsão. A conclusão que sobrou: a TD não diz sobre risco futuro nada que a volatilidade passada já não dissesse, e o canal saiu do conjunto de sinais. Segue verdadeiro, como descrição, que empresas de TD alta são em média mais voláteis, e esse fato reaparece na interpretação do backtest.</w:t>
       </w:r>
     </w:p>
     <w:p>
@@ -565,7 +565,7 @@
     </w:p>
     <w:p>
       <w:r>
-        <w:t>Um resultado de amostra completa pode, em princípio, ser fruto de um único subperíodo favorável. Para excluir essa possibilidade, fizemos dois exercícios: reestimamos os modelos usando apenas os dados disponíveis até cada data de corte, conferindo o resultado no período posterior; e rodamos a previsão por evento fora da amostra já descrita. O coeficiente da H1 tem o mesmo sinal negativo em todos os cortes analisados, e a previsão fora da amostra confirma o efeito (t=−2,12, com resultado negativo em cada um dos anos de 2019 a 2025). A camada de retornos subsequentes mantém coeficiente positivo em todos os cortes, e a H3 sustenta o t=+3,58 citado. Nos primeiros anos, com menos dados acumulados, os intervalos de confiança são naturalmente mais largos, que é o comportamento esperado de um efeito estável estimado com precisão crescente, e não indício de instabilidade. A exceção é a H2, reprovada nesses mesmos exercícios (t=+0,27), o que motivou o descarte. Vale o registro metodológico: o mesmo protocolo que valida duas hipóteses reprova a terceira, evidência de que o critério não é complacente.</w:t>
+        <w:t>Um resultado de amostra completa pode, em tese, ser fruto de um único subperíodo favorável. Para checar, refizemos as estimações usando apenas os dados disponíveis até cada data de corte e conferimos no período posterior, além da previsão por evento fora da amostra já descrita. O coeficiente da H1 mantém o sinal negativo em todos os cortes, e a previsão fora da amostra confirma o efeito (t=−2,12, negativo em cada um dos anos de 2019 a 2025). A camada de retornos subsequentes mantém coeficiente positivo em todos os cortes, e a H3 sustenta o t=+3,58. Nos primeiros anos, com menos dados acumulados, os intervalos de confiança são mais largos, como se espera de um efeito estável estimado com precisão crescente. A exceção é a H2, reprovada nesses mesmos exercícios (t=+0,27), e daí o descarte. O detalhe que nos dá confiança no critério: o mesmo protocolo que valida duas hipóteses reprova a terceira.</w:t>
       </w:r>
     </w:p>
     <w:p>
@@ -578,7 +578,7 @@
     </w:p>
     <w:p>
       <w:r>
-        <w:t>A implementação principal executa a tese da forma que um gestor reconheceria: carteira comprada, regra fixa, rebalanceamento mensal. Como referência de leitura: o índice de Sharpe é o retorno em excesso por unidade de volatilidade (quanto maior, melhor o retorno ajustado a risco), e o drawdown máximo é a maior queda acumulada do valor da carteira no período. Os números de 199 meses (fevereiro de 2009 a agosto de 2025):</w:t>
+        <w:t>A implementação principal executa a tese do jeito que um gestor reconheceria: carteira comprada, regra fixa, rebalanceamento mensal. Para a leitura das tabelas: o índice de Sharpe é o retorno em excesso por unidade de volatilidade (quanto maior, melhor o retorno ajustado a risco), e o drawdown máximo é a maior queda acumulada do valor da carteira no período. Os números cobrem 199 meses, de fevereiro de 2009 a agosto de 2025:</w:t>
       </w:r>
     </w:p>
     <w:tbl>
@@ -2845,17 +2845,17 @@
     </w:p>
     <w:p>
       <w:r>
-        <w:t>A leitura desses números pede honestidade de atribuição, e a fazemos em duas camadas. Contra o S&amp;P 500, o excesso é de +7,1% ao ano com t=2,60, vitória em 58% dos meses e em 13 dos 17 anos; é o número de manchete, e é real. Mas há uma sutileza que um leitor técnico reconhecerá: uma carteira de pesos iguais tende a superar um índice ponderado por valor simplesmente por dar mais peso a empresas menores. Para isolar o mérito da seleção, construímos a régua mais exigente possível: o próprio universo elegível em pesos iguais. Contra essa régua, a seleção por TD adiciona +3,6% ao ano (t=1,59), com contribuição positiva em todos os subperíodos que examinamos (de 2010 em diante, +1,8%; de 2015 em diante, +1,9%; de 2019 em diante, +2,6% ao ano), embora sem significância estatística isolada. A ausência de significância tem explicação mecânica: com apenas 10 ativos, o ruído específico de cada empresa domina a variância da carteira e dilui um efeito que o painel estima em cerca de 15 pontos-base por variação interquartil. A carteira espelho, com as 10 empresas de menor TD, rende +15,3% ao ano, 5,1 pontos abaixo do top-10, na direção prevista pela tese.</w:t>
+        <w:t>Esses números pedem uma leitura em duas camadas. Contra o S&amp;P 500, o excesso é de +7,1% ao ano com t=2,60, vitória em 58% dos meses e em 13 dos 17 anos. É o número de manchete, e é real. Só que um leitor técnico vai notar uma sutileza: carteiras de pesos iguais tendem a superar índices ponderados por valor simplesmente por dar mais espaço a empresas menores. Para saber o que é mérito da seleção, montamos a régua mais exigente que existe aqui: o próprio universo elegível em pesos iguais. Contra essa régua, a TD adiciona +3,6% ao ano (t=1,59), com contribuição positiva em todos os subperíodos que olhamos (+1,8% de 2010 em diante, +1,9% de 2015 em diante, +2,6% de 2019 em diante), embora sem significância isolada. A explicação é mecânica: com 10 ativos, o ruído específico de cada nome domina a variância da carteira e dilui um efeito que o painel estima em uns 15 pontos-base por variação interquartil. A carteira espelho, feita com as 10 empresas de menor TD, rende +15,3% ao ano, 5,1 pontos abaixo do top-10, na direção que a tese previa.</w:t>
       </w:r>
     </w:p>
     <w:p>
       <w:r>
-        <w:t>O long-short por quintis, na especificação congelada, não monetiza: os retornos líquidos anualizados ficam entre +0,3% e +4,4% conforme a construção, com o melhor Sharpe em 0,22, estatisticamente nulo, contra 0,53 do mercado no período. O diagnóstico de pernas explica o porquê: a correlação entre as pontas comprada e vendida é de apenas 0,6, e o quintil alto do sinal FinBERT carrega exposição a ações de baixa volatilidade, ou seja, um fator de risco conhecido, e não tom. Registramos as 6 construções testadas e as contabilizamos para o ajuste de múltiplas tentativas (Deflated Sharpe, Bailey e López de Prado, 2014) na entrega final.</w:t>
+        <w:t>O long-short por quintis não monetiza. Na especificação congelada, os retornos líquidos anualizados ficam entre +0,3% e +4,4% conforme a construção, com o melhor Sharpe em 0,22, estatisticamente nulo, contra 0,53 do mercado no período. O diagnóstico de pernas mostra o porquê: a correlação entre a ponta comprada e a vendida é de só 0,6, e o quintil alto do sinal FinBERT carrega exposição a ações de baixa volatilidade, um fator de risco conhecido, em vez de tom. As 6 construções testadas estão registradas e entram na contagem de tentativas para o ajuste de múltiplos testes (Deflated Sharpe, Bailey e López de Prado, 2014) na entrega final.</w:t>
       </w:r>
     </w:p>
     <w:p>
       <w:r>
-        <w:t>O perfil de risco fecha a interpretação. O top-10 realiza volatilidade maior que todas as réguas (20,6% contra 17,3% a 17,4%) e Sharpe semelhante ao do universo (1,01 contra 0,99). O retorno adicional, portanto, remunera risco adicional: trata-se de um prêmio de compensação por carregar as empresas cuja diretoria diverge, e não de uma anomalia gratuita, em linha com a associação descritiva entre TD e volatilidade documentada na Seção 5.4. Para a mesa, as aplicações que a evidência sustenta são quatro: tilt direcional sobre um portfólio core; condicionamento de exposição em torno de anúncios, já que o escore existe minutos após cada call; posicionamento de volatilidade no próximo anúncio das empresas de divergência alta, apoiado na previsão de surpresa de lucro; e insumo em arcabouço multifator, cuja engenharia é o objeto da entrega final.</w:t>
+        <w:t>O perfil de risco fecha a história. O top-10 realiza volatilidade maior que todas as réguas (20,6% contra 17,3% a 17,4%) e Sharpe parecido com o do universo (1,01 contra 0,99). O retorno extra remunera risco extra: prêmio de compensação por carregar as empresas cuja diretoria diverge, coerente com a associação descritiva da Seção 5.4, e não anomalia gratuita. Para a mesa, a evidência sustenta quatro usos: tilt direcional sobre um portfólio core; condicionamento de exposição em torno de anúncios, já que o escore fica pronto minutos após cada call; posicionamento de volatilidade no próximo anúncio das empresas de divergência alta, apoiado na previsão de surpresa de lucro; e insumo em arcabouço multifator, cuja engenharia é o objeto da entrega final.</w:t>
       </w:r>
     </w:p>
     <w:p>
@@ -2872,7 +2872,7 @@
         <w:jc w:val="both"/>
       </w:pPr>
       <w:r>
-        <w:t>1. Os papéis de orador foram reconstruídos por classificador próprio, com cerca de 90% de acerto validado; as bases comerciais curadas usadas na literatura não têm esse ruído, e parte da diferença de magnitude entre as nossas estatísticas e as publicadas pode vir daí.</w:t>
+        <w:t>1. Os papéis de orador foram reconstruídos por classificador próprio, com cerca de 90% de acerto validado. As bases comerciais curadas da literatura não têm esse ruído, e parte da diferença de magnitude entre as nossas estatísticas e as publicadas pode vir daí.</w:t>
       </w:r>
     </w:p>
     <w:p>
@@ -2881,7 +2881,7 @@
         <w:jc w:val="both"/>
       </w:pPr>
       <w:r>
-        <w:t>2. Algumas variáveis usam proxies: a surpresa de lucro vem do Yahoo Finance em vez do consenso I/B/E/S, e dois controles da literatura (participação institucional e qualidade de accruals) não foram reconstruídos; os demais 17, sim.</w:t>
+        <w:t>2. Algumas variáveis usam proxies: a surpresa de lucro vem do Yahoo Finance em vez do consenso I/B/E/S, e dois controles da literatura (participação institucional e qualidade de accruals) não foram reconstruídos; os outros 17, sim.</w:t>
       </w:r>
     </w:p>
     <w:p>
@@ -2890,7 +2890,7 @@
         <w:jc w:val="both"/>
       </w:pPr>
       <w:r>
-        <w:t>3. Cerca de 3,4 mil eventos ficaram sem retorno anormal por falta de preços de empresas deslistadas em fonte gratuita, uma limitação de sobrevivência declarada.</w:t>
+        <w:t>3. Cerca de 3,4 mil eventos ficaram sem retorno anormal por falta de preços de empresas deslistadas em fonte gratuita, uma limitação de sobrevivência que declaramos.</w:t>
       </w:r>
     </w:p>
     <w:p>
@@ -2899,7 +2899,7 @@
         <w:jc w:val="both"/>
       </w:pPr>
       <w:r>
-        <w:t>4. O efeito no anúncio, de cerca de 0,15% por variação interquartil, não paga custos como estratégia isolada de arbitragem do evento em large caps; por isso a implementação proposta é de tilt, condicionamento e volatilidade, e não de arbitragem do anúncio.</w:t>
+        <w:t>4. O efeito no anúncio, de uns 0,15% por variação interquartil, não paga custos como estratégia isolada de arbitragem do evento em large caps. Por isso a implementação proposta é de tilt, condicionamento e volatilidade, e não de arbitragem do anúncio.</w:t>
       </w:r>
     </w:p>
     <w:p>
@@ -2908,7 +2908,7 @@
         <w:jc w:val="both"/>
       </w:pPr>
       <w:r>
-        <w:t>5. Com 10 ativos, o excesso sobre o universo em pesos iguais é consistente, mas não significativo isoladamente; diversificar além de 10 nomes é o caminho natural da entrega final.</w:t>
+        <w:t>5. Com 10 ativos, o excesso sobre o universo em pesos iguais é consistente, mas não significativo isoladamente. Diversificar além de 10 nomes é o caminho natural da entrega final.</w:t>
       </w:r>
     </w:p>
     <w:p>
@@ -2917,7 +2917,7 @@
         <w:jc w:val="both"/>
       </w:pPr>
       <w:r>
-        <w:t>6. A definição do centro da call admite duas construções na literatura; reportamos as duas, e a escolha da agregada não foi guiada por resultado, e sim pela evidência textual da referência e pelo diagnóstico de ruído da Seção 3.</w:t>
+        <w:t>6. A definição do centro da call admite duas construções na literatura. Reportamos as duas, e a escolha da agregada não foi guiada por resultado, e sim pela evidência textual da referência e pelo diagnóstico de ruído da Seção 3.</w:t>
       </w:r>
     </w:p>
     <w:p>
@@ -2930,17 +2930,17 @@
     </w:p>
     <w:p>
       <w:r>
-        <w:t>O pré-relatório estabelece que a divergência de tom entre gestores é informação precificada. Confirmamos o fenômeno em universo independente, com dados públicos e código próprio; mostramos que ele sobrevive à troca completa do medidor de tom, do dicionário ao modelo neural; e o transformamos em estratégia implementável, com custos e auditoria de ausência de informação futura.</w:t>
+        <w:t>O pré-relatório estabelece que a divergência de tom entre gestores é informação precificada. Confirmamos o fenômeno em universo independente, com dados públicos e código próprio, mostramos que ele sobrevive à troca completa do medidor de tom e o transformamos em estratégia implementável, com custos e auditoria de ausência de informação futura.</w:t>
       </w:r>
     </w:p>
     <w:p>
       <w:r>
-        <w:t>A tese de investimento, em um parágrafo: a divergência de tom entre os executivos na earnings call é informação precificada em dois tempos. No anúncio, o mercado penaliza a empresa cuja diretoria diverge, um efeito condicional negativo e estável no tempo. Nos meses seguintes, carregar as empresas de maior divergência captura um prêmio de compensação: a carteira das 10 maiores TD rendeu +20,4% ao ano contra +13,2% do S&amp;P 500 em 16 anos e meio, remunerando o risco adicional que o próprio sinal identifica. O mesmo escore antecipa a magnitude da surpresa do lucro seguinte, servindo de termômetro de incerteza antes de cada anúncio. A implementação recomendada combina tilt direcional, condicionamento de exposição a eventos e posicionamento de volatilidade, com a integração multifator como objeto da entrega final.</w:t>
+        <w:t>A tese de investimento cabe em um parágrafo. A divergência de tom entre os executivos na earnings call é informação precificada em dois tempos. No anúncio, o mercado penaliza a empresa cuja diretoria diverge, um efeito condicional negativo e estável no tempo. Nos meses seguintes, carregar as empresas de maior divergência captura um prêmio de compensação: a carteira das 10 maiores TD rendeu +20,4% ao ano contra +13,2% do S&amp;P 500 em 16 anos e meio, remunerando o risco adicional que o próprio sinal identifica. O mesmo escore antecipa a magnitude da surpresa do lucro seguinte e serve de termômetro de incerteza antes de cada anúncio. A implementação recomendada combina tilt direcional, condicionamento de exposição a eventos e posicionamento de volatilidade, com a integração multifator como objeto da entrega final.</w:t>
       </w:r>
     </w:p>
     <w:p>
       <w:r>
-        <w:t>Registramos também a fronteira que não avançou. Testamos o sinal em 2.250 firmas fora do S&amp;P 500 (2019 a 2023), com especificações congeladas por pré-registro antes de qualquer resultado (docs/PREREG_MF.md, com data registrada em git). O painel resultou inconclusivo por falta de potência estatística: coeficientes positivos, não significativos, com janela curta e cobertura de preços de 69%. No mesmo período, o efeito segue presente nas large caps (t=−1,96), o que aponta a causa para o universo e a qualidade dos dados, e não para a época. A fronteira permanece documentada e não é apresentada como resultado.</w:t>
+        <w:t>Registramos também a fronteira que não avançou. Testamos o sinal em 2.250 firmas fora do S&amp;P 500 (2019 a 2023), com especificações congeladas por pré-registro antes de qualquer resultado (docs/PREREG_MF.md, com data registrada em git). O painel saiu inconclusivo por falta de potência estatística: coeficientes positivos, não significativos, janela curta, cobertura de preços de 69%. No mesmo período, o efeito segue presente nas large caps (t=−1,96), o que aponta a causa para o universo e a qualidade dos dados, e não para a época. A fronteira fica documentada e não é apresentada como resultado.</w:t>
       </w:r>
     </w:p>
     <w:p>
@@ -2950,7 +2950,7 @@
     </w:p>
     <w:p>
       <w:r>
-        <w:t>Uma nota de método encerra o relatório. Em amostra completa, as três hipóteses pareciam confirmadas. Foram os exercícios de robustez temporal que separaram os efeitos reais (precificação, retornos subsequentes e incerteza operacional) do artefato (risco). Esse protocolo, aplicado sem exceção e documentado no repositório, é parte central do que a equipe leva para a entrega final.</w:t>
+        <w:t>Encerramos com uma nota de método. Em amostra completa, as três hipóteses pareciam confirmadas. Foram os exercícios de robustez temporal que separaram os efeitos reais (precificação, retornos subsequentes e incerteza operacional) do artefato (risco). Esse protocolo, aplicado sem exceção e documentado no repositório, é parte central do que a equipe leva para a entrega final.</w:t>
       </w:r>
     </w:p>
     <w:p>
@@ -2963,7 +2963,7 @@
     </w:p>
     <w:p>
       <w:r>
-        <w:t>O uso de GenAI neste trabalho é operacional e auditável, não declaratório. Primeiro, no núcleo do pipeline: um processo por linha de comando (claude -p, modelo Haiku) classificou os 12.678 cabeçalhos de orador em lotes, com cache versionado e reprocessamento determinístico, em cerca de 4,6 horas de execução; a validação usou matriz de confusão contra 292 rótulos manuais (cerca de 90% de acerto global) e um classificador determinístico independente para comparação (99% de concordância nos casos frequentes), com prompt, custos e validação documentados em docs/GENAI_USAGE.md. Segundo, como par de engenharia e auditoria ao longo de todo o processo: arquitetura do pipeline, código, testes, documentação e, com impacto direto no resultado, a auditoria da fórmula do centro da call, conduzida em par com o assistente (Claude), com as decisões econômicas e metodológicas sempre da equipe. Por fim, uma distinção de honestidade conceitual: o FinBERT é um modelo de linguagem do tipo encoder, parte do modelo quantitativo; é permitido pelo edital, mas o contabilizamos como NLP/ML, e não como IA generativa.</w:t>
+        <w:t>O uso de GenAI neste trabalho é operacional e auditável, não declaratório. No núcleo do pipeline, um processo por linha de comando (claude -p, modelo Haiku) classificou os 12.678 cabeçalhos de orador em lotes, com cache versionado e reprocessamento determinístico, em cerca de 4,6 horas de execução. A validação usou matriz de confusão contra 292 rótulos manuais (cerca de 90% de acerto global) e um classificador determinístico independente para comparação (99% de concordância nos casos frequentes); prompt, custos e validação estão em docs/GENAI_USAGE.md. Ao longo de todo o processo, o assistente (Claude) atuou como par de engenharia e auditoria: arquitetura do pipeline, código, testes, documentação e, com impacto direto no resultado, a auditoria da fórmula do centro da call, sempre com as decisões econômicas e metodológicas da equipe. Uma distinção conceitual por fim: o FinBERT é um modelo de linguagem do tipo encoder, parte do modelo quantitativo; é permitido pelo edital, mas o contabilizamos como NLP/ML, e não como IA generativa.</w:t>
       </w:r>
     </w:p>
     <w:p>

--- a/docs/RELATORIO_PRE.docx
+++ b/docs/RELATORIO_PRE.docx
@@ -76,17 +76,17 @@
     </w:p>
     <w:p>
       <w:r>
-        <w:t>Toda earnings call é uma peça ensaiada, mas quem a executa são pessoas. Quando os executivos de uma mesma empresa falam do mesmo trimestre com tons diferentes, essa diferença diz algo que o comunicado oficial não diz. Este trabalho transforma a observação em um sinal quantitativo, a Tone Distance (TD), calculada minutos depois de cada transcrição ser publicada, e testa esse sinal em 33.362 teleconferências de 685 empresas do S&amp;P 500, de 2005 a 2025.</w:t>
+        <w:t>Este pré-relatório apresenta a construção e a validação de um sinal quantitativo extraído das teleconferências de resultados: a divergência de tom entre os executivos de uma mesma empresa, medida pela Tone Distance (TD). A motivação parte de uma observação simples do dia a dia do mercado. Embora a mensagem de uma earnings call seja ensaiada, quem a executa são pessoas, e quando os executivos divergem no tom ao falar do mesmo trimestre, essa divergência pode carregar informação que o comunicado oficial não entrega. Nesse sentido, foram processadas 33.362 transcrições de calls de 685 empresas do S&amp;P 500, entre 2005 e 2025, com o objetivo de verificar se essa informação é precificada.</w:t>
       </w:r>
     </w:p>
     <w:p>
       <w:r>
-        <w:t>Os resultados sustentam a tese. Empresas cujos gestores divergem mais caem mais no dia do anúncio, rendem mais nos três meses seguintes e entregam surpresas de lucro mais imprevisíveis no trimestre posterior; esse último efeito é o mais forte que encontramos. O quadro se repete no dicionário Loughran-McDonald e no modelo neural FinBERT, dois medidores de tom que concordam pouco entre si. Se o fenômeno fosse um defeito do instrumento, não teria sobrevivido à troca.</w:t>
+        <w:t>Os resultados confirmam a tese central. Empresas cujos gestores divergem mais apresentam retorno anormal menor no dia do anúncio, retornos maiores nos três meses seguintes e surpresas de lucro mais imprevisíveis no trimestre posterior, sendo este último o resultado preditivo mais forte do estudo. Além disso, o mesmo quadro se repete em dois medidores de tom independentes, o dicionário Loughran-McDonald e o modelo neural FinBERT, o que afasta a possibilidade de o achado ser um artefato do instrumento de medida.</w:t>
       </w:r>
     </w:p>
     <w:p>
       <w:r>
-        <w:t>Na prática, uma carteira que compra todo mês as 10 empresas de maior TD rendeu +20,4% ao ano contra +13,2% do S&amp;P 500 em 199 meses (fevereiro de 2009 a agosto de 2025), ganhando em 13 dos 17 anos. O relatório também conta o que não deu certo: a hipótese de que o sinal prevê volatilidade futura caiu nos testes de robustez e foi descartada. Preferimos documentar esse descarte em detalhe, porque ele mostra como o processo separa resultado real de coincidência de amostra. Tudo o que está aqui se reproduz a partir do repositório público com quatro comandos.</w:t>
+        <w:t>Na implementação, a carteira que compra mensalmente as 10 empresas de maior TD rendeu +20,4% ao ano, contra +13,2% do S&amp;P 500, ao longo de 199 meses (fevereiro de 2009 a agosto de 2025), com ganho em 13 dos 17 anos. Por fim, o relatório também documenta o que não funcionou: a hipótese de que o sinal prevê volatilidade futura não resistiu aos testes de robustez e foi descartada, decisão que optamos por detalhar no texto justamente por evidenciar o rigor do processo de validação. Todos os resultados podem ser reproduzidos a partir do repositório público com quatro comandos.</w:t>
       </w:r>
     </w:p>
     <w:p>
@@ -99,17 +99,17 @@
     </w:p>
     <w:p>
       <w:r>
-        <w:t>Quem acompanha teleconferências de resultados conhece a cena. O CEO abre com a mensagem preparada, o CFO percorre os números e, quando começa a sessão de perguntas e respostas, cada executivo responde com o tom que consegue sustentar ao vivo. O texto é coordenado; o tom, nem sempre. Alinhar a narrativa entre quatro ou cinco oradores é viável. Alinhar o otimismo de cada um, frase a frase, sob pergunta de analista, é bem mais difícil.</w:t>
+        <w:t>Quem acompanha teleconferências de resultados conhece a cena. O CEO abre com a mensagem preparada, o CFO percorre os números e, quando começa a sessão de perguntas e respostas, cada executivo responde com o tom que consegue sustentar ao vivo. O texto é coordenado, mas o tom nem sempre acompanha, uma vez que alinhar a narrativa entre quatro ou cinco oradores é viável, enquanto alinhar o otimismo de cada um, frase a frase, sob pergunta de analista, é consideravelmente mais difícil.</w:t>
       </w:r>
     </w:p>
     <w:p>
       <w:r>
-        <w:t>Nossa premissa é que esse descompasso carrega informação. Um CFO que soa visivelmente mais cauteloso que o CEO na mesma call é um indício de desacordo interno, ou de incerteza sobre o trimestre, que nenhum press release admitiria. Daí as duas perguntas que estruturam o trabalho: dá para medir essa divergência de forma sistemática? E, medida, ela tem valor econômico?</w:t>
+        <w:t>Diante desse cenário, a premissa do trabalho é que esse descompasso carrega informação. Um CFO que soa visivelmente mais cauteloso que o CEO na mesma call representa um indício de desacordo interno, ou de incerteza sobre o trimestre, que dificilmente apareceria em um press release. Dessa forma, duas perguntas estruturam a pesquisa: é possível medir essa divergência de forma sistemática? E, uma vez medida, ela tem valor econômico?</w:t>
       </w:r>
     </w:p>
     <w:p>
       <w:r>
-        <w:t>Dessas perguntas saem as três hipóteses do estudo, registradas antes de qualquer teste:</w:t>
+        <w:t>Dessas perguntas derivam as três hipóteses do estudo, registradas antes de qualquer teste:</w:t>
       </w:r>
     </w:p>
     <w:p>
@@ -137,7 +137,7 @@
     </w:p>
     <w:p>
       <w:r>
-        <w:t xml:space="preserve">  da ação depois do anúncio.</w:t>
+        <w:t xml:space="preserve">  da ação após o anúncio.</w:t>
       </w:r>
     </w:p>
     <w:p>
@@ -156,7 +156,7 @@
     </w:p>
     <w:p>
       <w:r>
-        <w:t>O robô é a resposta prática a essas perguntas. Ele lê a transcrição de cada call, atribui cada fala ao seu orador, mede o tom de cada gestor e resume o desalinhamento em um escore por empresa-trimestre, pronto minutos depois de a transcrição ir ao ar. Para uma mesa de gestão, isso vira insumo no mesmo dia do evento: sinal de seleção, condicionante de exposição em torno de anúncios e termômetro de incerteza de resultados.</w:t>
+        <w:t>Para responder a essas perguntas, desenvolveu-se o robô que dá identidade ao projeto. Ele lê a transcrição de cada call, atribui cada fala ao seu orador, mede o tom de cada gestor e resume o desalinhamento em um escore por empresa-trimestre, disponível minutos após a publicação da transcrição. Na prática, isso se traduz em um insumo utilizável no mesmo dia do evento, seja como sinal de seleção de ativos, seja como condicionante de exposição em torno de anúncios, seja ainda como termômetro antecedente de incerteza de resultados.</w:t>
       </w:r>
     </w:p>
     <w:p>
@@ -164,22 +164,22 @@
         <w:pStyle w:val="Heading2"/>
       </w:pPr>
       <w:r>
-        <w:t>2. Referências</w:t>
+        <w:t>2. Referencial teórico</w:t>
       </w:r>
     </w:p>
     <w:p>
       <w:r>
-        <w:t>A ideia de que o tom da comunicação corporativa move preços não nasce aqui. Loughran e McDonald (2011) mostraram que dicionários genéricos de sentimento leem mal a linguagem de negócios (liability, por exemplo, é palavra negativa no uso comum e neutra em finanças) e construíram o dicionário específico que virou padrão da área. Huang, Teoh e Zhang (2014) documentaram que gestores administram o tom das divulgações e que o mercado reage ao componente anormal desse tom. Lee (2016) mostrou que investidores percebem, e penalizam, executivos que abandonam a espontaneidade e se agarram ao roteiro durante a call.</w:t>
+        <w:t>A ideia de que o tom da comunicação corporativa move preços é bem estabelecida na literatura de finanças textuais. Loughran e McDonald (2011) mostraram que dicionários genéricos de sentimento leem mal a linguagem de negócios, uma vez que termos como liability são negativos no uso comum e neutros em finanças, e construíram o dicionário específico que se tornou padrão da área. Na mesma linha, Huang, Teoh e Zhang (2014) documentaram que gestores administram ativamente o tom de suas divulgações e que o mercado reage ao componente anormal desse tom. Ademais, Lee (2016) demonstrou que investidores percebem, e penalizam, executivos que abandonam a espontaneidade e se apegam a roteiros durante as earnings calls.</w:t>
       </w:r>
     </w:p>
     <w:p>
       <w:r>
-        <w:t>A nossa medida vem de Angelo, Johnston, Singh e Wan (2025). Em vez da pergunta clássica sobre o tom médio da empresa, os autores perguntam quanto os executivos da mesma call divergem entre si, e chamam a medida de Tone Distance. O argumento econômico é o da Seção 1: a mensagem se ensaia, o tom fino de cada um, não; a divergência funciona como vazamento de informação privada.</w:t>
+        <w:t>Nesse contexto, a medida utilizada neste trabalho vem de Angelo, Johnston, Singh e Wan (2025). Em vez da pergunta clássica sobre o tom médio da empresa, os autores investigam o quanto os executivos de uma mesma call divergem entre si, dando origem à Tone Distance. O argumento econômico é o mesmo apresentado na Seção 1: a mensagem se ensaia, mas o tom fino de cada orador não, de modo que a divergência funciona como um vazamento de informação privada.</w:t>
       </w:r>
     </w:p>
     <w:p>
       <w:r>
-        <w:t>Partimos dessa referência e a submetemos a um teste independente, com universo, dados e código próprios. Acrescentamos uma extensão deliberada: refizemos toda a análise trocando o medidor de tom, do dicionário para o FinBERT (Yang, Uy e Huang, 2020), um modelo de linguagem treinado em textos financeiros que classifica cada sentença pelo contexto, e não por palavras isoladas. A troca serve de contraprova do instrumento. Fenômeno real aparece nos dois medidores; artefato de dicionário desaparece na passagem.</w:t>
+        <w:t>Com base nessa referência, o presente estudo realiza um teste independente, com universo, dados e código próprios, e acrescenta uma extensão deliberada: toda a análise foi refeita trocando o medidor de tom, do dicionário para o FinBERT (Yang, Uy e Huang, 2020), um modelo de linguagem treinado em textos financeiros que classifica cada sentença pelo contexto, e não por palavras isoladas. A troca serve como contraprova do instrumento, já que um fenômeno real deve aparecer nos dois medidores, enquanto um artefato de dicionário desapareceria na passagem de um para o outro.</w:t>
       </w:r>
     </w:p>
     <w:p>
@@ -187,27 +187,27 @@
         <w:pStyle w:val="Heading2"/>
       </w:pPr>
       <w:r>
-        <w:t>3. Desenvolvimento: do texto bruto ao sinal</w:t>
+        <w:t>3. Dados e construção do sinal</w:t>
       </w:r>
     </w:p>
     <w:p>
       <w:r>
-        <w:t>Trabalhamos com 33.362 transcrições de calls de empresas que integraram o S&amp;P 500 entre 2005 e 2025 (dataset público kurry/HuggingFace, 685 empresas, incluindo as que saíram do índice, o que reduz o viés de sobrevivência). Os preços vêm do Yahoo Finance. Os fundamentos trimestrais vêm do SEC EDGAR, alinhados pela data de protocolo, de modo que nenhuma informação é usada antes de existir publicamente. A classificação setorial segue Fama e French (1997) e a taxa livre de risco é a da base de Kenneth French.</w:t>
+        <w:t>A amostra é composta por 33.362 transcrições de calls de empresas que integraram o S&amp;P 500 entre 2005 e 2025 (dataset público kurry/HuggingFace, 685 empresas, incluindo as que saíram do índice, o que reduz o viés de sobrevivência). Os preços vêm do Yahoo Finance, enquanto os fundamentos trimestrais vêm do SEC EDGAR, alinhados pela data de protocolo, de modo que nenhuma informação é utilizada antes de existir publicamente. A classificação setorial segue Fama e French (1997), e a taxa livre de risco é a da base de Kenneth French.</w:t>
       </w:r>
     </w:p>
     <w:p>
       <w:r>
-        <w:t>O primeiro obstáculo prático é saber quem fala. Uma transcrição tem milhares de falas, e o sinal precisa separar gestores de analistas e operadores. Montamos um classificador em dois níveis: um modelo de linguagem, chamado via linha de comando, classificou os 12.678 cabeçalhos de orador distintos da base, e regras determinísticas cobrem o resto. Auditamos o resultado contra 292 rótulos feitos à mão e chegamos a cerca de 90% de acerto (o processo completo está na Seção 9).</w:t>
+        <w:t>O primeiro obstáculo prático foi identificar quem fala. Uma transcrição contém milhares de falas, e o sinal exige separar gestores de analistas e operadores. Para isso, montou-se um classificador em dois níveis: um modelo de linguagem, acionado via linha de comando, classificou os 12.678 cabeçalhos de orador distintos da base, e regras determinísticas cobrem o restante. O resultado foi auditado contra 292 rótulos feitos à mão, alcançando cerca de 90% de acerto (o processo completo está descrito na Seção 9).</w:t>
       </w:r>
     </w:p>
     <w:p>
       <w:r>
-        <w:t>Com os papéis no lugar, o cálculo do sinal tem três passos. Cada gestor i da call vira um vetor g(i) = (p(i), n(i)), em que p e n são as frações de linguagem positiva e negativa da sua fala. Calcula-se então o centro c da call. A Tone Distance é a média das distâncias euclidianas dos gestores a esse centro: TD = (1/N) Σ ‖g(i) − c‖. Ela vale zero quando todos soam igual e cresce conforme as vozes se afastam. Exigimos pelo menos dois gestores por call, e cada fala é medida duas vezes, uma pelo dicionário, outra pelo FinBERT.</w:t>
+        <w:t>Com os papéis atribuídos, o cálculo do sinal ocorre em três passos. Primeiramente, cada gestor i da call é representado por um vetor g(i) = (p(i), n(i)), em que p e n são as frações de linguagem positiva e negativa da sua fala. Em seguida, calcula-se o centro c da call. Por fim, a Tone Distance é obtida como a média das distâncias euclidianas dos gestores a esse centro: TD = (1/N) Σ ‖g(i) − c‖. A medida vale zero quando todos soam igual e cresce conforme as vozes se afastam. Exige-se um mínimo de dois gestores por call, e cada fala é medida duas vezes, uma pelo dicionário e outra pelo FinBERT.</w:t>
       </w:r>
     </w:p>
     <w:p>
       <w:r>
-        <w:t>Um detalhe dessa construção acabou rendendo a nossa principal contribuição metodológica: a definição do centro c. Existem duas leituras possíveis. Na média simples, c é a média dos vetores dos gestores, e cada orador pesa igual, tenha falado uma hora ou trinta segundos. No tom agregado, c é o tom do texto completo da call, e cada palavra pesa igual. Parece detalhe, e não é. Numa call da Apple de 2020, o profissional de relações com investidores falou 283 palavras; as únicas 6 negativas eram o aviso legal padrão sobre riscos e incertezas, e ainda assim, na média simples, esse orador respondia por um terço do sinal da call inteira. O tom agregado corrige isso, e a ponderação explícita de cada gestor pelo volume de fala leva a correção ao limite. A Seção 5 mostra que os resultados enfraquecem passo a passo conforme se devolve peso aos oradores marginais. Medir bem importa, e dá para provar o quanto. Verificamos a implementação por reimplementação independente nas 32.387 calls elegíveis (diferença máxima da ordem de 10⁻¹⁶) e por um exemplo auditável à mão.</w:t>
+        <w:t>Vale destacar que um detalhe dessa construção acabou rendendo a principal contribuição metodológica do trabalho: a definição do centro c. Existem duas leituras possíveis. Na média simples, c é a média dos vetores dos gestores, e cada orador pesa igual, tenha falado uma hora ou trinta segundos. No tom agregado, c é o tom do texto completo da call, e cada palavra pesa igual. A diferença parece cosmética, mas não é, e um caso concreto ilustra o problema: em uma call da Apple de 2020, o profissional de relações com investidores falou apenas 283 palavras, das quais as únicas 6 classificadas como negativas pertenciam ao aviso legal padrão sobre riscos e incertezas, e, ainda assim, na média simples esse orador marginal respondia por um terço do sinal da call inteira. O tom agregado corrige essa contaminação, e a ponderação explícita de cada gestor pelo volume de fala leva a correção ao limite. Como será demonstrado na Seção 5, os resultados enfraquecem gradualmente conforme se devolve peso aos oradores marginais, o que transforma o detalhe em diagnóstico. A implementação foi verificada por reimplementação independente nas 32.387 calls elegíveis, com diferença máxima da ordem de 10⁻¹⁶, além de um exemplo auditável manualmente.</w:t>
       </w:r>
     </w:p>
     <w:p>
@@ -220,27 +220,27 @@
     </w:p>
     <w:p>
       <w:r>
-        <w:t>Dois conceitos sustentam a parte empírica e merecem definição antes dos números. O retorno anormal acumulado (CAR) é a diferença entre o retorno observado da ação e o que o CAPM previa dado o movimento do mercado, somada ao longo da janela do evento. Estimamos o beta de cada evento numa janela de 100 pregões (mínimo de 70), separada do evento por 50 pregões para não contaminar a estimativa, e acumulamos o resíduo nas janelas de 1, 2 e 5 pregões ao redor do anúncio. Calls feitas depois do fechamento do mercado (27% da amostra) são ancoradas no pregão seguinte, que é quando a informação de fato encontrou o investidor.</w:t>
+        <w:t>Dois conceitos sustentam a parte empírica e merecem definição antes dos números. O primeiro é o retorno anormal acumulado (CAR), que corresponde à diferença entre o retorno observado da ação e o retorno que o CAPM previa dado o movimento do mercado, acumulada ao longo da janela do evento. O beta de cada evento é estimado em uma janela de 100 pregões (mínimo de 70), separada do evento por 50 pregões para não contaminar a estimativa, e o resíduo é acumulado nas janelas de 1, 2 e 5 pregões ao redor do anúncio. Além disso, as calls realizadas após o fechamento do mercado (27% da amostra) são ancoradas no pregão seguinte, respeitando o momento em que a informação de fato chegou ao investidor.</w:t>
       </w:r>
     </w:p>
     <w:p>
       <w:r>
-        <w:t>O segundo conceito é o painel com efeitos fixos, a espinha dorsal dos testes. A regressão dá um intercepto próprio a cada empresa e a cada trimestre, e controla por tamanho, valor, alavancagem, rentabilidade, surpresa de lucro, momentum e reversão, com erros-padrão agrupados por empresa e winsorização em 5/95 (os 5% mais extremos de cada variável são truncados, prática comum para conter outliers). O efeito fixo de empresa muda a natureza da comparação: o coeficiente não compara a Apple com a Exxon, compara a Apple de um trimestre com a própria Apple típica. O que se mede é o efeito de a empresa divergir mais do que o seu normal.</w:t>
+        <w:t>O segundo conceito é o painel com efeitos fixos, que constitui a espinha dorsal dos testes. A regressão atribui um intercepto próprio a cada empresa e a cada trimestre, e controla por tamanho, valor, alavancagem, rentabilidade, surpresa de lucro, momentum e reversão, com erros-padrão agrupados por empresa e winsorização em 5/95, procedimento que trunca os 5% mais extremos de cada variável para conter o efeito de outliers. O efeito fixo de empresa muda a natureza da comparação, uma vez que o coeficiente não compara a Apple com a Exxon, e sim a Apple de um trimestre com a própria Apple típica. O que se mede, portanto, é o efeito de a empresa divergir mais do que o seu padrão usual.</w:t>
       </w:r>
     </w:p>
     <w:p>
       <w:r>
-        <w:t>Uma nota de leitura para o restante do relatório: reportamos sempre a estatística t de cada coeficiente, que diz quantos erros-padrão o efeito estimado dista de zero. Pela convenção usual, t acima de 2 em módulo indica significância ao nível de 5%.</w:t>
+        <w:t>Para a leitura dos resultados, reporta-se sempre a estatística t de cada coeficiente, que expressa quantos erros-padrão o efeito estimado dista de zero, sendo que, pela convenção usual, valores acima de 2 em módulo indicam significância ao nível de 5%.</w:t>
       </w:r>
     </w:p>
     <w:p>
       <w:r>
-        <w:t>Na parte de implementação, desenhamos dois backtests independentes, os dois com custos de transação e com uma garantia auditada nos próprios scripts: nenhuma informação futura entra na seleção. O primeiro executa a tese do jeito mais direto possível. Ao fim de cada mês, compra em pesos iguais as 10 empresas de maior TD (pela call mais recente dos três meses anteriores), carrega por um mês, rebalanceia e paga 10 pontos-base por lado sobre o giro. O segundo é um long-short por quintis: compra o quinto de maior TD, vende o quinto de menor, em formato calendar-time com tranches sobrepostas e especificação congelada antes de rodar (entrada no pregão seguinte à call, manutenção de 63 pregões, ranking contra os 90 dias anteriores, custos de 5 pontos-base por perna, amostra 2006 a 2025).</w:t>
+        <w:t>Na etapa de implementação, foram desenhados dois backtests independentes, ambos com custos de transação e com uma garantia auditada nos próprios scripts: nenhuma informação futura entra na seleção. O primeiro executa a tese da forma mais direta possível: ao fim de cada mês, compra em pesos iguais as 10 empresas de maior TD, com base na call mais recente dos três meses anteriores, carrega a posição por um mês, rebalanceia e paga 10 pontos-base por lado sobre o giro. O segundo é um long-short por quintis, que compra o quinto de maior TD e vende o quinto de menor, em formato calendar-time com tranches sobrepostas e especificação congelada antes da execução (entrada no pregão seguinte à call, manutenção de 63 pregões, ranking contra os 90 dias anteriores, custos de 5 pontos-base por perna, amostra de 2006 a 2025).</w:t>
       </w:r>
     </w:p>
     <w:p>
       <w:r>
-        <w:t>Todos os números do relatório saem de scripts versionados no repositório público. Quem quiser reproduz as regressões e os backtests com quatro comandos, sem reprocessar transcrições; testamos o procedimento em clone limpo e os números saíram idênticos.</w:t>
+        <w:t>Por fim, cabe registrar que todos os números do relatório saem de scripts versionados no repositório público. Qualquer avaliador reproduz as regressões e os backtests com quatro comandos, sem reprocessar transcrições; o procedimento foi testado em clone limpo e os números saíram idênticos.</w:t>
       </w:r>
     </w:p>
     <w:p>
@@ -253,7 +253,7 @@
     </w:p>
     <w:p>
       <w:r>
-        <w:t>Antes das regressões, conferimos se a base reconstruída se parece com a da literatura. A distribuição da nossa TD (média 0,0086, mediana 0,0080, desvio 0,0047) fica próxima da referência (0,0079, 0,0074, 0,0048), e os controles batem com os publicados: alavancagem 0,24 contra 0,235, alíquota efetiva mediana 0,22 contra 0,21, suavização de lucros 1,6 contra 1,4. O ponto de partida é comparável.</w:t>
+        <w:t>Antes das regressões, verificou-se se a base reconstruída é comparável à da literatura. A distribuição da TD calculada (média 0,0086, mediana 0,0080, desvio 0,0047) fica próxima da referência (0,0079, 0,0074, 0,0048), e os controles batem com os publicados: alavancagem de 0,24 contra 0,235, alíquota efetiva mediana de 0,22 contra 0,21 e suavização de lucros de 1,6 contra 1,4. O ponto de partida, portanto, é comparável.</w:t>
       </w:r>
     </w:p>
     <w:p>
@@ -513,7 +513,7 @@
     </w:p>
     <w:p>
       <w:r>
-        <w:t>A tabela conta três histórias ao mesmo tempo. A hipótese se confirma na amostra completa sempre que o sinal respeita o volume de fala de cada gestor: as duas últimas linhas são significativas em todas as janelas. O enfraquecimento é gradual de baixo para cima, ou seja, quanto mais peso se dá ao ruído dos oradores marginais, mais o sinal se dilui, que era o diagnóstico antecipado na Seção 3. E as colunas se espelham: dois medidores que concordam entre si em apenas 38% chegam ao mesmo desenho, o que tira força da explicação por artefato de instrumento.</w:t>
+        <w:t>A hipótese se confirma na amostra completa sempre que o sinal respeita o volume de fala de cada gestor, como mostram as duas últimas linhas, significativas em todas as janelas. Além disso, o enfraquecimento é gradual de baixo para cima, ou seja, quanto mais peso se dá ao ruído dos oradores marginais, mais o sinal se dilui, exatamente como antecipado na Seção 3. Por fim, as colunas se espelham: dois medidores que concordam entre si em apenas 38% chegam ao mesmo desenho, o que enfraquece bastante a explicação por artefato de instrumento.</w:t>
       </w:r>
     </w:p>
     <w:p>
@@ -526,7 +526,7 @@
     </w:p>
     <w:p>
       <w:r>
-        <w:t>O efeito não termina no anúncio. Em painel mensal, regredimos o retorno dos três meses seguintes à call contra a TD, com efeitos fixos de empresa e mês e controles de valor, momentum, tamanho e reversão. O coeficiente sai positivo nos dois medidores (t=+2,1 no dicionário, +1,8 no FinBERT). Junto com a H1, o desenho fecha: o mercado castiga a empresa divergente na hora e passa a exigir retorno maior para carregá-la. É o padrão clássico de compensação por risco.</w:t>
+        <w:t>O efeito, contudo, não termina no anúncio. Em painel mensal, o retorno dos três meses seguintes à call foi regredido contra a TD, com efeitos fixos de empresa e mês e controles de valor, momentum, tamanho e reversão, e o coeficiente saiu positivo nos dois medidores (t=+2,1 no dicionário e +1,8 no FinBERT). Em conjunto com a H1, o desenho se fecha de forma economicamente coerente: o mercado penaliza a empresa divergente no momento do anúncio e passa a exigir retorno maior para carregá-la nos meses seguintes, configurando o padrão clássico de compensação por risco.</w:t>
       </w:r>
     </w:p>
     <w:p>
@@ -539,7 +539,7 @@
     </w:p>
     <w:p>
       <w:r>
-        <w:t>Se a divergência reflete incerteza interna sobre o negócio, ela deve anteceder surpresas de lucro maiores, para qualquer lado. Por isso a variável testada é o valor absoluto da surpresa. No painel completo, o coeficiente da TD é positivo (t=+2,2). No exercício de previsão fora da amostra, em que o modelo é treinado só com o passado e tenta prever eventos que nunca viu, a relação chega a t=+3,58, com acerto direcional em 71% dos trimestres. É o resultado preditivo mais forte do projeto. Em linguagem de mesa: a divergência de hoje avisa que o próximo balanço tende a vir com surpresa grande.</w:t>
+        <w:t>Se a divergência reflete incerteza interna sobre o negócio, ela deve antecipar surpresas de lucro maiores, em qualquer direção, razão pela qual a variável testada é o valor absoluto da surpresa. No painel completo, o coeficiente da TD é positivo (t=+2,2). Ademais, no exercício de previsão fora da amostra, em que o modelo é treinado apenas com o passado e tenta prever eventos que nunca viu, a relação alcança t=+3,58, com acerto direcional em 71% dos trimestres, o que faz deste o resultado preditivo mais forte do projeto. Em linguagem de mesa: a divergência de hoje avisa que o próximo balanço tende a vir com surpresa grande.</w:t>
       </w:r>
     </w:p>
     <w:p>
@@ -552,7 +552,7 @@
     </w:p>
     <w:p>
       <w:r>
-        <w:t>Contamos o caminho até o descarte porque ele ilustra o método. Na amostra completa existe associação entre TD e volatilidade futura (t=+2,5 no dicionário). Ao investigar, encontramos um problema de medição: janelas de volatilidade que começam no dia seguinte ao anúncio ainda carregam a reação ao próprio anúncio, e empresas de TD alta reagem mais, que é justamente a H1. Medida a partir do segundo dia, fora desse eco, a associação perde significância (t=+1,3). Rodamos então 16 especificações predefinidas (com e sem o eco, dois horizontes, nível e logaritmo, duas construções do sinal) e nenhuma mostrou poder de previsão. A conclusão que sobrou: a TD não diz sobre risco futuro nada que a volatilidade passada já não dissesse, e o canal saiu do conjunto de sinais. Segue verdadeiro, como descrição, que empresas de TD alta são em média mais voláteis, e esse fato reaparece na interpretação do backtest.</w:t>
+        <w:t>O caminho até o descarte merece ser contado, pois ilustra o método. Na amostra completa, existe associação entre TD e volatilidade futura (t=+2,5 no dicionário). Entretanto, a investigação revelou um problema de medição: janelas de volatilidade que começam no dia seguinte ao anúncio ainda carregam a reação ao próprio anúncio, e empresas de TD alta reagem mais, o que é justamente a H1. Quando a volatilidade é medida a partir do segundo dia, fora desse eco, a associação perde significância (t=+1,3). Diante disso, foram rodadas 16 especificações predefinidas, combinando a presença ou não do eco, dois horizontes, nível e logaritmo e as duas construções do sinal, e nenhuma delas mostrou poder de previsão. Conclui-se que a TD não informa sobre risco futuro nada que a volatilidade passada já não diga, e o canal foi retirado do conjunto de sinais. Permanece verdadeira, como descrição, a constatação de que empresas de TD alta são em média mais voláteis, e esse fato retorna na interpretação do backtest.</w:t>
       </w:r>
     </w:p>
     <w:p>
@@ -565,7 +565,7 @@
     </w:p>
     <w:p>
       <w:r>
-        <w:t>Um resultado de amostra completa pode, em tese, ser fruto de um único subperíodo favorável. Para checar, refizemos as estimações usando apenas os dados disponíveis até cada data de corte e conferimos no período posterior, além da previsão por evento fora da amostra já descrita. O coeficiente da H1 mantém o sinal negativo em todos os cortes, e a previsão fora da amostra confirma o efeito (t=−2,12, negativo em cada um dos anos de 2019 a 2025). A camada de retornos subsequentes mantém coeficiente positivo em todos os cortes, e a H3 sustenta o t=+3,58. Nos primeiros anos, com menos dados acumulados, os intervalos de confiança são mais largos, como se espera de um efeito estável estimado com precisão crescente. A exceção é a H2, reprovada nesses mesmos exercícios (t=+0,27), e daí o descarte. O detalhe que nos dá confiança no critério: o mesmo protocolo que valida duas hipóteses reprova a terceira.</w:t>
+        <w:t>Um resultado de amostra completa pode, em tese, ser fruto de um único subperíodo favorável. Para verificar essa possibilidade, as estimações foram refeitas usando apenas os dados disponíveis até cada data de corte, com conferência no período posterior, além da previsão por evento fora da amostra já descrita. O coeficiente da H1 mantém o sinal negativo em todos os cortes analisados, e a previsão fora da amostra confirma o efeito (t=−2,12, negativo em cada um dos anos de 2019 a 2025). Da mesma forma, a camada de retornos subsequentes mantém coeficiente positivo em todos os cortes, e a H3 sustenta o t=+3,58 citado. Nos primeiros anos, com menos dados acumulados, os intervalos de confiança são naturalmente mais largos, comportamento esperado de um efeito estável estimado com precisão crescente. A exceção é a H2, reprovada nesses mesmos exercícios (t=+0,27), o que motivou o descarte. Cabe destacar, por fim, que o mesmo protocolo que valida duas hipóteses reprova a terceira, o que dá confiança de que o critério não é complacente.</w:t>
       </w:r>
     </w:p>
     <w:p>
@@ -578,7 +578,7 @@
     </w:p>
     <w:p>
       <w:r>
-        <w:t>A implementação principal executa a tese do jeito que um gestor reconheceria: carteira comprada, regra fixa, rebalanceamento mensal. Para a leitura das tabelas: o índice de Sharpe é o retorno em excesso por unidade de volatilidade (quanto maior, melhor o retorno ajustado a risco), e o drawdown máximo é a maior queda acumulada do valor da carteira no período. Os números cobrem 199 meses, de fevereiro de 2009 a agosto de 2025:</w:t>
+        <w:t>A implementação principal executa a tese da forma que um gestor reconheceria: carteira comprada, regra fixa e rebalanceamento mensal. Para a leitura das tabelas, o índice de Sharpe é o retorno em excesso por unidade de volatilidade (quanto maior, melhor o retorno ajustado a risco), e o drawdown máximo é a maior queda acumulada do valor da carteira no período. Os números cobrem 199 meses, de fevereiro de 2009 a agosto de 2025:</w:t>
       </w:r>
     </w:p>
     <w:tbl>
@@ -2845,17 +2845,17 @@
     </w:p>
     <w:p>
       <w:r>
-        <w:t>Esses números pedem uma leitura em duas camadas. Contra o S&amp;P 500, o excesso é de +7,1% ao ano com t=2,60, vitória em 58% dos meses e em 13 dos 17 anos. É o número de manchete, e é real. Só que um leitor técnico vai notar uma sutileza: carteiras de pesos iguais tendem a superar índices ponderados por valor simplesmente por dar mais espaço a empresas menores. Para saber o que é mérito da seleção, montamos a régua mais exigente que existe aqui: o próprio universo elegível em pesos iguais. Contra essa régua, a TD adiciona +3,6% ao ano (t=1,59), com contribuição positiva em todos os subperíodos que olhamos (+1,8% de 2010 em diante, +1,9% de 2015 em diante, +2,6% de 2019 em diante), embora sem significância isolada. A explicação é mecânica: com 10 ativos, o ruído específico de cada nome domina a variância da carteira e dilui um efeito que o painel estima em uns 15 pontos-base por variação interquartil. A carteira espelho, feita com as 10 empresas de menor TD, rende +15,3% ao ano, 5,1 pontos abaixo do top-10, na direção que a tese previa.</w:t>
+        <w:t>A leitura desses números foi feita em duas camadas. Contra o S&amp;P 500, o excesso é de +7,1% ao ano com t=2,60, com vitória em 58% dos meses e em 13 dos 17 anos, sendo este o número de manchete da estratégia. Contudo, um leitor técnico notará uma sutileza: carteiras de pesos iguais tendem a superar índices ponderados por valor simplesmente por darem mais espaço a empresas menores. Para isolar o mérito da seleção, construiu-se a régua mais exigente disponível, o próprio universo elegível em pesos iguais. Contra essa régua, a TD adiciona +3,6% ao ano (t=1,59), com contribuição positiva em todos os subperíodos analisados (+1,8% de 2010 em diante, +1,9% de 2015 em diante e +2,6% de 2019 em diante), embora sem significância isolada. Essa ausência de significância tem explicação mecânica, uma vez que, com apenas 10 ativos, o ruído específico de cada nome domina a variância da carteira e dilui um efeito que o painel estima em cerca de 15 pontos-base por variação interquartil. Em paralelo, a carteira espelho, composta pelas 10 empresas de menor TD, rende +15,3% ao ano, 5,1 pontos abaixo do top-10, na direção prevista pela tese.</w:t>
       </w:r>
     </w:p>
     <w:p>
       <w:r>
-        <w:t>O long-short por quintis não monetiza. Na especificação congelada, os retornos líquidos anualizados ficam entre +0,3% e +4,4% conforme a construção, com o melhor Sharpe em 0,22, estatisticamente nulo, contra 0,53 do mercado no período. O diagnóstico de pernas mostra o porquê: a correlação entre a ponta comprada e a vendida é de só 0,6, e o quintil alto do sinal FinBERT carrega exposição a ações de baixa volatilidade, um fator de risco conhecido, em vez de tom. As 6 construções testadas estão registradas e entram na contagem de tentativas para o ajuste de múltiplos testes (Deflated Sharpe, Bailey e López de Prado, 2014) na entrega final.</w:t>
+        <w:t>O long-short por quintis, por sua vez, não monetiza. Na especificação congelada, os retornos líquidos anualizados ficam entre +0,3% e +4,4% conforme a construção, com o melhor Sharpe em 0,22, estatisticamente nulo, contra 0,53 do mercado no período. O diagnóstico de pernas explica o motivo: a correlação entre a ponta comprada e a vendida é de apenas 0,6, e o quintil alto do sinal FinBERT carrega exposição a ações de baixa volatilidade, ou seja, um fator de risco conhecido, e não tom. As 6 construções testadas foram registradas e entram na contagem de tentativas para o ajuste de múltiplos testes (Deflated Sharpe, Bailey e López de Prado, 2014) na entrega final.</w:t>
       </w:r>
     </w:p>
     <w:p>
       <w:r>
-        <w:t>O perfil de risco fecha a história. O top-10 realiza volatilidade maior que todas as réguas (20,6% contra 17,3% a 17,4%) e Sharpe parecido com o do universo (1,01 contra 0,99). O retorno extra remunera risco extra: prêmio de compensação por carregar as empresas cuja diretoria diverge, coerente com a associação descritiva da Seção 5.4, e não anomalia gratuita. Para a mesa, a evidência sustenta quatro usos: tilt direcional sobre um portfólio core; condicionamento de exposição em torno de anúncios, já que o escore fica pronto minutos após cada call; posicionamento de volatilidade no próximo anúncio das empresas de divergência alta, apoiado na previsão de surpresa de lucro; e insumo em arcabouço multifator, cuja engenharia é o objeto da entrega final.</w:t>
+        <w:t>O perfil de risco fecha a interpretação. O top-10 realiza volatilidade maior que todas as réguas (20,6% contra 17,3% a 17,4%) e Sharpe parecido com o do universo (1,01 contra 0,99), o que indica que o retorno extra remunera risco extra: trata-se de um prêmio de compensação por carregar as empresas cuja diretoria diverge, coerente com a associação descritiva da Seção 5.4, e não de uma anomalia gratuita. Dessa forma, a evidência sustenta quatro usos práticos para uma mesa: o tilt direcional sobre um portfólio core; o condicionamento de exposição em torno de anúncios, já que o escore fica pronto minutos após cada call; o posicionamento de volatilidade no próximo anúncio das empresas de divergência alta, apoiado na previsão de surpresa de lucro; e o uso como insumo em um arcabouço multifator, cuja engenharia é o objeto da entrega final.</w:t>
       </w:r>
     </w:p>
     <w:p>
@@ -2867,57 +2867,23 @@
       </w:r>
     </w:p>
     <w:p>
-      <w:pPr>
-        <w:ind w:left="425" w:hanging="255"/>
-        <w:jc w:val="both"/>
-      </w:pPr>
       <w:r>
-        <w:t>1. Os papéis de orador foram reconstruídos por classificador próprio, com cerca de 90% de acerto validado. As bases comerciais curadas da literatura não têm esse ruído, e parte da diferença de magnitude entre as nossas estatísticas e as publicadas pode vir daí.</w:t>
+        <w:t>Como toda pesquisa empírica, este trabalho possui limitações que merecem registro. A primeira diz respeito aos papéis de orador, que foram reconstruídos por um classificador próprio com cerca de 90% de acerto validado. As bases comerciais curadas utilizadas na literatura não têm esse ruído, e parte da diferença de magnitude entre as estatísticas aqui reportadas e as publicadas pode ter origem nesse ponto.</w:t>
       </w:r>
     </w:p>
     <w:p>
-      <w:pPr>
-        <w:ind w:left="425" w:hanging="255"/>
-        <w:jc w:val="both"/>
-      </w:pPr>
       <w:r>
-        <w:t>2. Algumas variáveis usam proxies: a surpresa de lucro vem do Yahoo Finance em vez do consenso I/B/E/S, e dois controles da literatura (participação institucional e qualidade de accruals) não foram reconstruídos; os outros 17, sim.</w:t>
+        <w:t>Ademais, algumas variáveis dependem de proxies. A surpresa de lucro vem do Yahoo Finance, e não do consenso I/B/E/S, e dois controles presentes na literatura, a participação institucional e a qualidade de accruals, não foram reconstruídos, embora os outros 17 tenham sido. Na mesma linha, cerca de 3,4 mil eventos ficaram sem retorno anormal por falta de preços de empresas deslistadas em fonte gratuita, o que configura uma limitação de sobrevivência que preferimos declarar a esconder.</w:t>
       </w:r>
     </w:p>
     <w:p>
-      <w:pPr>
-        <w:ind w:left="425" w:hanging="255"/>
-        <w:jc w:val="both"/>
-      </w:pPr>
       <w:r>
-        <w:t>3. Cerca de 3,4 mil eventos ficaram sem retorno anormal por falta de preços de empresas deslistadas em fonte gratuita, uma limitação de sobrevivência que declaramos.</w:t>
+        <w:t>No campo da implementação, o efeito no anúncio, da ordem de 0,15% por variação interquartil, não paga custos como estratégia isolada de arbitragem do evento em large caps, razão pela qual a proposta se concentra em tilt, condicionamento e volatilidade. Além disso, com apenas 10 ativos, o excesso sobre o universo em pesos iguais é consistente, mas não significativo isoladamente, de modo que diversificar além de 10 nomes é o caminho natural da entrega final.</w:t>
       </w:r>
     </w:p>
     <w:p>
-      <w:pPr>
-        <w:ind w:left="425" w:hanging="255"/>
-        <w:jc w:val="both"/>
-      </w:pPr>
       <w:r>
-        <w:t>4. O efeito no anúncio, de uns 0,15% por variação interquartil, não paga custos como estratégia isolada de arbitragem do evento em large caps. Por isso a implementação proposta é de tilt, condicionamento e volatilidade, e não de arbitragem do anúncio.</w:t>
-      </w:r>
-    </w:p>
-    <w:p>
-      <w:pPr>
-        <w:ind w:left="425" w:hanging="255"/>
-        <w:jc w:val="both"/>
-      </w:pPr>
-      <w:r>
-        <w:t>5. Com 10 ativos, o excesso sobre o universo em pesos iguais é consistente, mas não significativo isoladamente. Diversificar além de 10 nomes é o caminho natural da entrega final.</w:t>
-      </w:r>
-    </w:p>
-    <w:p>
-      <w:pPr>
-        <w:ind w:left="425" w:hanging="255"/>
-        <w:jc w:val="both"/>
-      </w:pPr>
-      <w:r>
-        <w:t>6. A definição do centro da call admite duas construções na literatura. Reportamos as duas, e a escolha da agregada não foi guiada por resultado, e sim pela evidência textual da referência e pelo diagnóstico de ruído da Seção 3.</w:t>
+        <w:t>Por fim, a definição do centro da call admite duas construções na literatura. Ambas foram reportadas, e a escolha da agregada não foi guiada por resultado, e sim pela evidência textual da referência e pelo diagnóstico de ruído apresentado na Seção 3.</w:t>
       </w:r>
     </w:p>
     <w:p>
@@ -2930,27 +2896,27 @@
     </w:p>
     <w:p>
       <w:r>
-        <w:t>O pré-relatório estabelece que a divergência de tom entre gestores é informação precificada. Confirmamos o fenômeno em universo independente, com dados públicos e código próprio, mostramos que ele sobrevive à troca completa do medidor de tom e o transformamos em estratégia implementável, com custos e auditoria de ausência de informação futura.</w:t>
+        <w:t>O presente trabalho teve como objetivo verificar se a divergência de tom entre os gestores de uma mesma earnings call constitui informação precificada e, em caso positivo, se ela pode ser transformada em estratégia de investimento. As evidências apontam que sim. O fenômeno foi confirmado em universo independente, com dados públicos e código próprio, sobreviveu à troca completa do medidor de tom e se materializou em uma estratégia implementável, com custos e auditoria de ausência de informação futura.</w:t>
       </w:r>
     </w:p>
     <w:p>
       <w:r>
-        <w:t>A tese de investimento cabe em um parágrafo. A divergência de tom entre os executivos na earnings call é informação precificada em dois tempos. No anúncio, o mercado penaliza a empresa cuja diretoria diverge, um efeito condicional negativo e estável no tempo. Nos meses seguintes, carregar as empresas de maior divergência captura um prêmio de compensação: a carteira das 10 maiores TD rendeu +20,4% ao ano contra +13,2% do S&amp;P 500 em 16 anos e meio, remunerando o risco adicional que o próprio sinal identifica. O mesmo escore antecipa a magnitude da surpresa do lucro seguinte e serve de termômetro de incerteza antes de cada anúncio. A implementação recomendada combina tilt direcional, condicionamento de exposição a eventos e posicionamento de volatilidade, com a integração multifator como objeto da entrega final.</w:t>
+        <w:t>A tese de investimento cabe em um parágrafo. A divergência de tom entre os executivos na earnings call é informação precificada em dois tempos. No anúncio, o mercado penaliza a empresa cuja diretoria diverge, um efeito condicional negativo e estável no tempo. Nos meses seguintes, carregar as empresas de maior divergência captura um prêmio de compensação: a carteira das 10 maiores TD rendeu +20,4% ao ano contra +13,2% do S&amp;P 500 em 16 anos e meio, remunerando o risco adicional que o próprio sinal identifica. Além disso, o mesmo escore antecipa a magnitude da surpresa do lucro seguinte, servindo de termômetro de incerteza antes de cada anúncio. A implementação recomendada combina tilt direcional, condicionamento de exposição a eventos e posicionamento de volatilidade, com a integração multifator como objeto da entrega final.</w:t>
       </w:r>
     </w:p>
     <w:p>
       <w:r>
-        <w:t>Registramos também a fronteira que não avançou. Testamos o sinal em 2.250 firmas fora do S&amp;P 500 (2019 a 2023), com especificações congeladas por pré-registro antes de qualquer resultado (docs/PREREG_MF.md, com data registrada em git). O painel saiu inconclusivo por falta de potência estatística: coeficientes positivos, não significativos, janela curta, cobertura de preços de 69%. No mesmo período, o efeito segue presente nas large caps (t=−1,96), o que aponta a causa para o universo e a qualidade dos dados, e não para a época. A fronteira fica documentada e não é apresentada como resultado.</w:t>
+        <w:t>Cabe ainda registrar a fronteira que não avançou. O sinal foi testado em 2.250 firmas fora do S&amp;P 500 (2019 a 2023), com especificações congeladas por pré-registro antes de qualquer resultado (docs/PREREG_MF.md, com data registrada em git). O painel resultou inconclusivo por falta de potência estatística, com coeficientes positivos, não significativos, janela curta e cobertura de preços de 69%. Entretanto, no mesmo período, o efeito segue presente nas large caps (t=−1,96), o que aponta a causa para o universo e a qualidade dos dados, e não para a época. A fronteira permanece documentada e não é apresentada como resultado.</w:t>
       </w:r>
     </w:p>
     <w:p>
       <w:r>
-        <w:t>Até a entrega final (17/08), a agenda tem três itens: desenhar a integração multifator do escore, com contagem de tentativas e Deflated Sharpe; fechar a robustez de custos e a análise de decaimento do sinal; e, havendo dados de preços de deslistadas, revisitar a fronteira de small e mid caps com o pré-registro já versionado.</w:t>
+        <w:t>Até a entrega final (17/08), a agenda contempla três itens: o desenho da integração multifator do escore, com contagem de tentativas e Deflated Sharpe; a robustez final de custos e a análise de decaimento do sinal; e, havendo dados de preços de deslistadas, a revisita à fronteira de small e mid caps com o pré-registro já versionado.</w:t>
       </w:r>
     </w:p>
     <w:p>
       <w:r>
-        <w:t>Encerramos com uma nota de método. Em amostra completa, as três hipóteses pareciam confirmadas. Foram os exercícios de robustez temporal que separaram os efeitos reais (precificação, retornos subsequentes e incerteza operacional) do artefato (risco). Esse protocolo, aplicado sem exceção e documentado no repositório, é parte central do que a equipe leva para a entrega final.</w:t>
+        <w:t>Encerra-se com uma nota de método. Em amostra completa, as três hipóteses pareciam confirmadas, e foram os exercícios de robustez temporal que separaram os efeitos reais (precificação, retornos subsequentes e incerteza operacional) do artefato (risco). Esse protocolo, aplicado sem exceção e documentado no repositório, é parte central do que a equipe leva para a entrega final.</w:t>
       </w:r>
     </w:p>
     <w:p>
@@ -2963,7 +2929,7 @@
     </w:p>
     <w:p>
       <w:r>
-        <w:t>O uso de GenAI neste trabalho é operacional e auditável, não declaratório. No núcleo do pipeline, um processo por linha de comando (claude -p, modelo Haiku) classificou os 12.678 cabeçalhos de orador em lotes, com cache versionado e reprocessamento determinístico, em cerca de 4,6 horas de execução. A validação usou matriz de confusão contra 292 rótulos manuais (cerca de 90% de acerto global) e um classificador determinístico independente para comparação (99% de concordância nos casos frequentes); prompt, custos e validação estão em docs/GENAI_USAGE.md. Ao longo de todo o processo, o assistente (Claude) atuou como par de engenharia e auditoria: arquitetura do pipeline, código, testes, documentação e, com impacto direto no resultado, a auditoria da fórmula do centro da call, sempre com as decisões econômicas e metodológicas da equipe. Uma distinção conceitual por fim: o FinBERT é um modelo de linguagem do tipo encoder, parte do modelo quantitativo; é permitido pelo edital, mas o contabilizamos como NLP/ML, e não como IA generativa.</w:t>
+        <w:t>O uso de GenAI neste trabalho é operacional e auditável, não declaratório. No núcleo do pipeline, um processo por linha de comando (claude -p, modelo Haiku) classificou os 12.678 cabeçalhos de orador em lotes, com cache versionado e reprocessamento determinístico, em cerca de 4,6 horas de execução. A validação usou matriz de confusão contra 292 rótulos manuais, com cerca de 90% de acerto global, além de um classificador determinístico independente para comparação, com 99% de concordância nos casos frequentes; prompt, custos e validação estão documentados em docs/GENAI_USAGE.md. Ao longo de todo o processo, o assistente (Claude) atuou como par de engenharia e auditoria, apoiando a arquitetura do pipeline, o código, os testes, a documentação e, com impacto direto no resultado, a auditoria da fórmula do centro da call, sempre com as decisões econômicas e metodológicas a cargo da equipe. Por fim, vale uma distinção conceitual: o FinBERT é um modelo de linguagem do tipo encoder, parte do modelo quantitativo, permitido pelo edital, mas contabilizado como NLP/ML, e não como IA generativa.</w:t>
       </w:r>
     </w:p>
     <w:p>

--- a/docs/RELATORIO_PRE.docx
+++ b/docs/RELATORIO_PRE.docx
@@ -2850,6 +2850,11 @@
     </w:p>
     <w:p>
       <w:r>
+        <w:t>Ademais, a tabela anual permite identificar os cenários favoráveis e desfavoráveis à estratégia. O top-10 destaca-se em anos de estresse ou de recuperação, como 2009, 2012, 2018, 2019 e 2023, chegando a fechar 2018 em alta de 0,4% enquanto o índice caía 6,2%, e a cair menos que o S&amp;P 500 em 2022 (−14,1% contra −19,4%). Em contrapartida, a carteira fica para trás nos anos de alta ampla do mercado, como 2016 e 2021, quando concentrar em 10 nomes rende menos do que carregar o universo inteiro.</w:t>
+      </w:r>
+    </w:p>
+    <w:p>
+      <w:r>
         <w:t>O long-short por quintis, por sua vez, não monetiza. Na especificação congelada, os retornos líquidos anualizados ficam entre +0,3% e +4,4% conforme a construção, com o melhor Sharpe em 0,22, estatisticamente nulo, contra 0,53 do mercado no período. O diagnóstico de pernas explica o motivo: a correlação entre a ponta comprada e a vendida é de apenas 0,6, e o quintil alto do sinal FinBERT carrega exposição a ações de baixa volatilidade, ou seja, um fator de risco conhecido, e não tom. As 6 construções testadas foram registradas e entram na contagem de tentativas para o ajuste de múltiplos testes (Deflated Sharpe, Bailey e López de Prado, 2014) na entrega final.</w:t>
       </w:r>
     </w:p>

--- a/docs/RELATORIO_PRE.docx
+++ b/docs/RELATORIO_PRE.docx
@@ -55,7 +55,7 @@
         <w:rPr>
           <w:color w:val="555555"/>
         </w:rPr>
-        <w:t>Nome do robô em definição pela equipe (alternativas em avaliação: DESAFINADO, DISSONA, OUVIDOR, CORO). O conceito é único: o robô não mede o tom médio da empresa, e sim o desalinhamento entre as vozes que a representam.</w:t>
+        <w:t>O nome CORO vem da imagem que resume a estratégia: numa earnings call, os executivos formam um coro que ensaia uma mensagem única, e o robô mede o desalinhamento dessas vozes. Quando o coro desafina, há informação: não medimos o tom médio da empresa, e sim a divergência entre as vozes que a representam.</w:t>
       </w:r>
     </w:p>
     <w:p>
@@ -86,7 +86,7 @@
     </w:p>
     <w:p>
       <w:r>
-        <w:t>Na implementação, a carteira que compra mensalmente as 10 empresas de maior TD rendeu +20,4% ao ano, contra +13,2% do S&amp;P 500, ao longo de 199 meses (fevereiro de 2009 a agosto de 2025), com ganho em 13 dos 17 anos. Por fim, o relatório também documenta o que não funcionou: a hipótese de que o sinal prevê volatilidade futura não resistiu aos testes de robustez e foi descartada, decisão que optamos por detalhar no texto justamente por evidenciar o rigor do processo de validação. Todos os resultados podem ser reproduzidos a partir do repositório público com quatro comandos.</w:t>
+        <w:t>Na implementação, a carteira que compra mensalmente as 10 empresas de maior TD rendeu +20,4% ao ano, contra +13,2% do S&amp;P 500, ao longo de 199 meses (fevereiro de 2009 a agosto de 2025), com ganho em 11 dos 17 anos. Por fim, o relatório também documenta o que não funcionou: a hipótese de que o sinal prevê volatilidade futura não resistiu aos testes de robustez e foi descartada, decisão que optamos por detalhar no texto justamente por evidenciar o rigor do processo de validação. Todos os resultados podem ser reproduzidos a partir do repositório público com quatro comandos.</w:t>
       </w:r>
     </w:p>
     <w:p>
@@ -220,7 +220,7 @@
     </w:p>
     <w:p>
       <w:r>
-        <w:t>Dois conceitos sustentam a parte empírica e merecem definição antes dos números. O primeiro é o retorno anormal acumulado (CAR), que corresponde à diferença entre o retorno observado da ação e o retorno que o CAPM previa dado o movimento do mercado, acumulada ao longo da janela do evento. O beta de cada evento é estimado em uma janela de 100 pregões (mínimo de 70), separada do evento por 50 pregões para não contaminar a estimativa, e o resíduo é acumulado nas janelas de 1, 2 e 5 pregões ao redor do anúncio. Além disso, as calls realizadas após o fechamento do mercado (27% da amostra) são ancoradas no pregão seguinte, respeitando o momento em que a informação de fato chegou ao investidor.</w:t>
+        <w:t>Dois conceitos sustentam a parte empírica e merecem definição antes dos números. O primeiro é o retorno anormal acumulado (CAR), que corresponde à diferença entre o retorno observado da ação e o retorno que o CAPM previa dado o movimento do mercado, acumulada ao longo da janela do evento. O beta de cada evento é estimado em uma janela de 100 pregões (mínimo de 70), separada do evento por 50 pregões para não contaminar a estimativa, e o resíduo é acumulado nas janelas de 1, 2 e 5 pregões ao redor do anúncio. Além disso, as calls realizadas após o fechamento do mercado (26% da amostra) são ancoradas no pregão seguinte, respeitando o momento em que a informação de fato chegou ao investidor.</w:t>
       </w:r>
     </w:p>
     <w:p>
@@ -266,7 +266,7 @@
     </w:p>
     <w:p>
       <w:r>
-        <w:t>Se a divergência de tom revela informação negativa, o retorno anormal do anúncio deve cair com a TD, tudo o mais constante. A tabela reporta as estatísticas t do coeficiente da TD sobre o CAR nas três janelas de evento, para as três construções do sinal e os dois medidores (amostra de 2009 em diante, cerca de 23 mil eventos e 540 empresas). Cada célula responde à mesma pergunta: medindo desta forma, a divergência derruba o retorno do anúncio?</w:t>
+        <w:t>Se a divergência de tom revela informação negativa, o retorno anormal do anúncio deve cair com a TD, tudo o mais constante. A tabela reporta as estatísticas t do coeficiente da TD sobre o CAR nas três janelas de evento, para as três construções do sinal e os dois medidores (amostra de 2009 em diante, com cerca de 23,6 mil eventos). Cada célula responde à mesma pergunta: medindo desta forma, a divergência derruba o retorno do anúncio?</w:t>
       </w:r>
     </w:p>
     <w:tbl>
@@ -372,7 +372,7 @@
               <w:rPr>
                 <w:sz w:val="19"/>
               </w:rPr>
-              <w:t>−0,7 / −0,6 / −0,3</w:t>
+              <w:t>−0,7 / −0,7 / −0,4</w:t>
             </w:r>
           </w:p>
         </w:tc>
@@ -389,7 +389,7 @@
               <w:rPr>
                 <w:sz w:val="19"/>
               </w:rPr>
-              <w:t>+0,1 / −0,2 / −0,5</w:t>
+              <w:t>+0,1 / −0,3 / −0,5</w:t>
             </w:r>
           </w:p>
         </w:tc>
@@ -478,7 +478,7 @@
               <w:rPr>
                 <w:sz w:val="19"/>
               </w:rPr>
-              <w:t>−2,9 / −2,7 / −2,3</w:t>
+              <w:t>−2,8 / −2,7 / −2,3</w:t>
             </w:r>
           </w:p>
         </w:tc>
@@ -495,7 +495,7 @@
               <w:rPr>
                 <w:sz w:val="19"/>
               </w:rPr>
-              <w:t>−2,4 / −2,4 / −2,5</w:t>
+              <w:t>−2,3 / −2,4 / −2,5</w:t>
             </w:r>
           </w:p>
         </w:tc>
@@ -526,7 +526,7 @@
     </w:p>
     <w:p>
       <w:r>
-        <w:t>O efeito, contudo, não termina no anúncio. Em painel mensal, o retorno dos três meses seguintes à call foi regredido contra a TD, com efeitos fixos de empresa e mês e controles de valor, momentum, tamanho e reversão, e o coeficiente saiu positivo nos dois medidores (t=+2,1 no dicionário e +1,8 no FinBERT). Em conjunto com a H1, o desenho se fecha de forma economicamente coerente: o mercado penaliza a empresa divergente no momento do anúncio e passa a exigir retorno maior para carregá-la nos meses seguintes, configurando o padrão clássico de compensação por risco.</w:t>
+        <w:t>O efeito, contudo, não termina no anúncio. Em painel mensal, o retorno dos três meses seguintes à call foi regredido contra a TD, com efeitos fixos de empresa e mês e controles de valor, momentum, tamanho e reversão, e o coeficiente saiu positivo nos dois medidores (t=+2,0 no dicionário e +2,0 no FinBERT). Em conjunto com a H1, o desenho se fecha de forma economicamente coerente: o mercado penaliza a empresa divergente no momento do anúncio e passa a exigir retorno maior para carregá-la nos meses seguintes, configurando o padrão clássico de compensação por risco.</w:t>
       </w:r>
     </w:p>
     <w:p>
@@ -539,7 +539,7 @@
     </w:p>
     <w:p>
       <w:r>
-        <w:t>Se a divergência reflete incerteza interna sobre o negócio, ela deve antecipar surpresas de lucro maiores, em qualquer direção, razão pela qual a variável testada é o valor absoluto da surpresa. No painel completo, o coeficiente da TD é positivo (t=+2,2). Ademais, no exercício de previsão fora da amostra, em que o modelo é treinado apenas com o passado e tenta prever eventos que nunca viu, a relação alcança t=+3,58, com acerto direcional em 71% dos trimestres, o que faz deste o resultado preditivo mais forte do projeto. Em linguagem de mesa: a divergência de hoje avisa que o próximo balanço tende a vir com surpresa grande.</w:t>
+        <w:t>Se a divergência reflete incerteza interna sobre o negócio, ela deve antecipar surpresas de lucro maiores, em qualquer direção, razão pela qual a variável testada é o valor absoluto da surpresa. No painel completo, o coeficiente da TD é positivo (t=+2,5). Ademais, no exercício de previsão fora da amostra, em que o modelo é treinado apenas com o passado e tenta prever eventos que nunca viu, a relação alcança t=+3,58, com acerto direcional em 71% dos trimestres, o que faz deste o resultado preditivo mais forte do projeto. Em linguagem de mesa: a divergência de hoje avisa que o próximo balanço tende a vir com surpresa grande.</w:t>
       </w:r>
     </w:p>
     <w:p>
@@ -2837,7 +2837,7 @@
         <w:rPr>
           <w:i/>
         </w:rPr>
-        <w:t>2025 até agosto. Giro médio de 34% ao mês. As composições são verificáveis; agosto de 2025, por exemplo: HII, MCD, CAH, ES, MCK, MTCH, CSCO, ANET, PODD, ABNB. Séries e composições completas em data/interim/sp500/port10_</w:t>
+        <w:t>2025 até agosto. Giro médio de 35% ao mês. As composições são verificáveis; agosto de 2025, por exemplo: HII, MCD, CAH, ES, MCK, MTCH, CSCO, ANET, PODD, ABNB. Séries e composições completas em data/interim/sp500/port10_</w:t>
       </w:r>
       <w:r>
         <w:t>.csv; replicação por scripts/sp500_port10.py.)</w:t>
@@ -2845,7 +2845,7 @@
     </w:p>
     <w:p>
       <w:r>
-        <w:t>A leitura desses números foi feita em duas camadas. Contra o S&amp;P 500, o excesso é de +7,1% ao ano com t=2,60, com vitória em 58% dos meses e em 13 dos 17 anos, sendo este o número de manchete da estratégia. Contudo, um leitor técnico notará uma sutileza: carteiras de pesos iguais tendem a superar índices ponderados por valor simplesmente por darem mais espaço a empresas menores. Para isolar o mérito da seleção, construiu-se a régua mais exigente disponível, o próprio universo elegível em pesos iguais. Contra essa régua, a TD adiciona +3,6% ao ano (t=1,59), com contribuição positiva em todos os subperíodos analisados (+1,8% de 2010 em diante, +1,9% de 2015 em diante e +2,6% de 2019 em diante), embora sem significância isolada. Essa ausência de significância tem explicação mecânica, uma vez que, com apenas 10 ativos, o ruído específico de cada nome domina a variância da carteira e dilui um efeito que o painel estima em cerca de 15 pontos-base por variação interquartil. Em paralelo, a carteira espelho, composta pelas 10 empresas de menor TD, rende +15,3% ao ano, 5,1 pontos abaixo do top-10, na direção prevista pela tese.</w:t>
+        <w:t>A leitura desses números foi feita em duas camadas. Contra o S&amp;P 500, o excesso é de +7,1% ao ano com t=2,60, com vitória em 58% dos meses e em 11 dos 17 anos, sendo este o número de manchete da estratégia. Contudo, um leitor técnico notará uma sutileza: carteiras de pesos iguais tendem a superar índices ponderados por valor simplesmente por darem mais espaço a empresas menores. Para isolar o mérito da seleção, construiu-se a régua mais exigente disponível, o próprio universo elegível em pesos iguais. Contra essa régua, a TD adiciona +3,6% ao ano (t=1,59), com contribuição positiva em todos os subperíodos analisados (+1,8% de 2010 em diante, +1,9% de 2015 em diante e +2,6% de 2019 em diante), embora sem significância isolada. Essa ausência de significância tem explicação mecânica, uma vez que, com apenas 10 ativos, o ruído específico de cada nome domina a variância da carteira e dilui um efeito que o painel estima em cerca de 15 pontos-base por variação interquartil. Em paralelo, a carteira espelho, composta pelas 10 empresas de menor TD, rende +15,3% ao ano, 5,1 pontos abaixo do top-10, na direção prevista pela tese.</w:t>
       </w:r>
     </w:p>
     <w:p>
@@ -2878,7 +2878,7 @@
     </w:p>
     <w:p>
       <w:r>
-        <w:t>Ademais, algumas variáveis dependem de proxies. A surpresa de lucro vem do Yahoo Finance, e não do consenso I/B/E/S, e dois controles presentes na literatura, a participação institucional e a qualidade de accruals, não foram reconstruídos, embora os outros 17 tenham sido. Na mesma linha, cerca de 3,4 mil eventos ficaram sem retorno anormal por falta de preços de empresas deslistadas em fonte gratuita, o que configura uma limitação de sobrevivência que preferimos declarar a esconder.</w:t>
+        <w:t>Ademais, algumas variáveis dependem de proxies. A surpresa de lucro vem do Yahoo Finance, e não do consenso I/B/E/S, e dois controles presentes na literatura, a participação institucional e a qualidade de accruals, não foram reconstruídos, embora os outros 17 tenham sido. Na mesma linha, cerca de 3 mil eventos ficaram sem retorno anormal por falta de preços de empresas deslistadas em fonte gratuita, o que configura uma limitação de sobrevivência que preferimos declarar a esconder.</w:t>
       </w:r>
     </w:p>
     <w:p>

--- a/docs/RELATORIO_PRE.docx
+++ b/docs/RELATORIO_PRE.docx
@@ -156,7 +156,7 @@
     </w:p>
     <w:p>
       <w:r>
-        <w:t>Para responder a essas perguntas, desenvolveu-se o robô que dá identidade ao projeto. Ele lê a transcrição de cada call, atribui cada fala ao seu orador, mede o tom de cada gestor e resume o desalinhamento em um escore por empresa-trimestre, disponível minutos após a publicação da transcrição. Na prática, isso se traduz em um insumo utilizável no mesmo dia do evento, seja como sinal de seleção de ativos, seja como condicionante de exposição em torno de anúncios, seja ainda como termômetro antecedente de incerteza de resultados.</w:t>
+        <w:t>Para responder a essas perguntas, desenvolveu-se o CORO, o robô que dá identidade ao projeto. Ele lê a transcrição de cada call, atribui cada fala ao seu orador, mede o tom de cada gestor e resume o desalinhamento em um escore por empresa-trimestre, disponível minutos após a publicação da transcrição. Na prática, isso se traduz em um insumo utilizável no mesmo dia do evento, seja como sinal de seleção de ativos, seja como condicionante de exposição em torno de anúncios, seja ainda como termômetro antecedente de incerteza de resultados.</w:t>
       </w:r>
     </w:p>
     <w:p>
@@ -253,7 +253,7 @@
     </w:p>
     <w:p>
       <w:r>
-        <w:t>Antes das regressões, verificou-se se a base reconstruída é comparável à da literatura. A distribuição da TD calculada (média 0,0086, mediana 0,0080, desvio 0,0047) fica próxima da referência (0,0079, 0,0074, 0,0048), e os controles batem com os publicados: alavancagem de 0,24 contra 0,235, alíquota efetiva mediana de 0,22 contra 0,21 e suavização de lucros de 1,6 contra 1,4. O ponto de partida, portanto, é comparável.</w:t>
+        <w:t>Antes das regressões, verificou-se se a base reconstruída é comparável à da literatura. A distribuição da TD calculada (média 0,0086, mediana 0,0080, desvio 0,0047) fica próxima da referência (0,0079, 0,0074, 0,0048), e os controles batem com os publicados: alavancagem de 0,24 contra 0,235, alíquota efetiva mediana de 0,22 contra 0,21 e suavização de lucros mediana de 1,6 contra 1,4. O ponto de partida, portanto, é comparável.</w:t>
       </w:r>
     </w:p>
     <w:p>
@@ -513,7 +513,7 @@
     </w:p>
     <w:p>
       <w:r>
-        <w:t>A hipótese se confirma na amostra completa sempre que o sinal respeita o volume de fala de cada gestor, como mostram as duas últimas linhas, significativas em todas as janelas. Além disso, o enfraquecimento é gradual de baixo para cima, ou seja, quanto mais peso se dá ao ruído dos oradores marginais, mais o sinal se dilui, exatamente como antecipado na Seção 3. Por fim, as colunas se espelham: dois medidores que concordam entre si em apenas 38% chegam ao mesmo desenho, o que enfraquece bastante a explicação por artefato de instrumento.</w:t>
+        <w:t>A hipótese se confirma na amostra completa sempre que o sinal respeita o volume de fala de cada gestor, como mostram as duas últimas linhas: a ponderada é significativa em todas as janelas e nos dois medidores, e a agregada, na maior parte delas. Além disso, o enfraquecimento é gradual de baixo para cima, ou seja, quanto mais peso se dá ao ruído dos oradores marginais, mais o sinal se dilui, exatamente como antecipado na Seção 3. Por fim, as colunas se espelham: dois medidores que concordam entre si em apenas 38% chegam ao mesmo desenho, o que enfraquece bastante a explicação por artefato de instrumento.</w:t>
       </w:r>
     </w:p>
     <w:p>
